--- a/skripsi/bab-2-tinjauan-pustaka.docx
+++ b/skripsi/bab-2-tinjauan-pustaka.docx
@@ -139,7 +139,7 @@
           <w:sz w:val="24"/>
           <w:szCs w:val="24"/>
         </w:rPr>
-        <w:t xml:space="preserve">, serta padanannya dalam bahasa Indonesia yaitu otomasi konten pemasaran, kecerdasan buatan generatif, dan rancang bangun sistem informasi. Kriteria inklusi yang ditetapkan adalah publikasi terbitan tahun 2021 sampai 2026, berbahasa Indonesia atau Inggris, dan membahas penerapan model bahasa besar pada produksi konten atau pemasaran. Dari penelusuran tersebut diperoleh enam penelitian yang relevan sebagaimana disajikan pada Tabel 2.1.</w:t>
+        <w:t xml:space="preserve">, serta padanannya dalam bahasa Indonesia yaitu otomasi konten pemasaran, kecerdasan buatan generatif, dan rancang bangun sistem informasi. Kriteria inklusi yang ditetapkan adalah publikasi terbitan tahun 2021 sampai 2026, berbahasa Indonesia atau Inggris, dan membahas penerapan model bahasa besar pada produksi konten atau pemasaran. Kata kunci juga diperluas dengan metode Rapid Application Development karena metode tersebut dipakai pada penelitian ini. Dari penelusuran tersebut diperoleh delapan penelitian yang relevan sebagaimana disajikan pada Tabel 2.1.</w:t>
       </w:r>
     </w:p>
     <w:tbl>
@@ -841,7 +841,201 @@
                 <w:sz w:val="24"/>
                 <w:szCs w:val="24"/>
               </w:rPr>
-              <w:t xml:space="preserve">Tidak melibatkan kecerdasan buatan dan hanya menguji fungsionalitas, bukan mutu luaran</w:t>
+              <w:t xml:space="preserve">Memakai metode sekuensial dan tanpa kecerdasan buatan, serta hanya menguji fungsionalitas</w:t>
+            </w:r>
+          </w:p>
+        </w:tc>
+      </w:tr>
+      <w:tr>
+        <w:tc>
+          <w:tcPr>
+            <w:tcW w:w="1417" w:type="dxa"/>
+          </w:tcPr>
+          <w:p>
+            <w:pPr>
+              <w:jc w:val="left"/>
+              <w:spacing w:before="0" w:after="0" w:line="240" w:lineRule="auto"/>
+            </w:pPr>
+            <w:r>
+              <w:rPr>
+                <w:rFonts w:ascii="Times New Roman" w:hAnsi="Times New Roman" w:cs="Times New Roman"/>
+                <w:sz w:val="24"/>
+                <w:szCs w:val="24"/>
+              </w:rPr>
+              <w:t xml:space="preserve">Rasim dkk. (2025)</w:t>
+            </w:r>
+          </w:p>
+        </w:tc>
+        <w:tc>
+          <w:tcPr>
+            <w:tcW w:w="2268" w:type="dxa"/>
+          </w:tcPr>
+          <w:p>
+            <w:pPr>
+              <w:jc w:val="left"/>
+              <w:spacing w:before="0" w:after="0" w:line="240" w:lineRule="auto"/>
+            </w:pPr>
+            <w:r>
+              <w:rPr>
+                <w:rFonts w:ascii="Times New Roman" w:hAnsi="Times New Roman" w:cs="Times New Roman"/>
+                <w:sz w:val="24"/>
+                <w:szCs w:val="24"/>
+              </w:rPr>
+              <w:t xml:space="preserve">Rancang Bangun Sistem Informasi Monitoring dan Analisis Kinerja Penjualan Menggunakan Metode RAD</w:t>
+            </w:r>
+          </w:p>
+        </w:tc>
+        <w:tc>
+          <w:tcPr>
+            <w:tcW w:w="1417" w:type="dxa"/>
+          </w:tcPr>
+          <w:p>
+            <w:pPr>
+              <w:jc w:val="left"/>
+              <w:spacing w:before="0" w:after="0" w:line="240" w:lineRule="auto"/>
+            </w:pPr>
+            <w:r>
+              <w:rPr>
+                <w:rFonts w:ascii="Times New Roman" w:hAnsi="Times New Roman" w:cs="Times New Roman"/>
+                <w:sz w:val="24"/>
+                <w:szCs w:val="24"/>
+              </w:rPr>
+              <w:t xml:space="preserve">RAD, menekankan Requirements Planning dan Design Workshop</w:t>
+            </w:r>
+          </w:p>
+        </w:tc>
+        <w:tc>
+          <w:tcPr>
+            <w:tcW w:w="1701" w:type="dxa"/>
+          </w:tcPr>
+          <w:p>
+            <w:pPr>
+              <w:jc w:val="left"/>
+              <w:spacing w:before="0" w:after="0" w:line="240" w:lineRule="auto"/>
+            </w:pPr>
+            <w:r>
+              <w:rPr>
+                <w:rFonts w:ascii="Times New Roman" w:hAnsi="Times New Roman" w:cs="Times New Roman"/>
+                <w:sz w:val="24"/>
+                <w:szCs w:val="24"/>
+              </w:rPr>
+              <w:t xml:space="preserve">Sistem mengotomasi perhitungan dan pelaporan capaian penjualan serta menghapus duplikasi data</w:t>
+            </w:r>
+          </w:p>
+        </w:tc>
+        <w:tc>
+          <w:tcPr>
+            <w:tcW w:w="1134" w:type="dxa"/>
+          </w:tcPr>
+          <w:p>
+            <w:pPr>
+              <w:jc w:val="left"/>
+              <w:spacing w:before="0" w:after="0" w:line="240" w:lineRule="auto"/>
+            </w:pPr>
+            <w:r>
+              <w:rPr>
+                <w:rFonts w:ascii="Times New Roman" w:hAnsi="Times New Roman" w:cs="Times New Roman"/>
+                <w:sz w:val="24"/>
+                <w:szCs w:val="24"/>
+              </w:rPr>
+              <w:t xml:space="preserve">Mengotomasi pelaporan angka penjualan, bukan memproduksi materi konten</w:t>
+            </w:r>
+          </w:p>
+        </w:tc>
+      </w:tr>
+      <w:tr>
+        <w:tc>
+          <w:tcPr>
+            <w:tcW w:w="1417" w:type="dxa"/>
+          </w:tcPr>
+          <w:p>
+            <w:pPr>
+              <w:jc w:val="left"/>
+              <w:spacing w:before="0" w:after="0" w:line="240" w:lineRule="auto"/>
+            </w:pPr>
+            <w:r>
+              <w:rPr>
+                <w:rFonts w:ascii="Times New Roman" w:hAnsi="Times New Roman" w:cs="Times New Roman"/>
+                <w:sz w:val="24"/>
+                <w:szCs w:val="24"/>
+              </w:rPr>
+              <w:t xml:space="preserve">Yunus dkk. (2025)</w:t>
+            </w:r>
+          </w:p>
+        </w:tc>
+        <w:tc>
+          <w:tcPr>
+            <w:tcW w:w="2268" w:type="dxa"/>
+          </w:tcPr>
+          <w:p>
+            <w:pPr>
+              <w:jc w:val="left"/>
+              <w:spacing w:before="0" w:after="0" w:line="240" w:lineRule="auto"/>
+            </w:pPr>
+            <w:r>
+              <w:rPr>
+                <w:rFonts w:ascii="Times New Roman" w:hAnsi="Times New Roman" w:cs="Times New Roman"/>
+                <w:sz w:val="24"/>
+                <w:szCs w:val="24"/>
+              </w:rPr>
+              <w:t xml:space="preserve">Penerapan Metode RAD pada Rancang Bangun Sistem Informasi Barang Hilang dan Temuan Berbasis Website</w:t>
+            </w:r>
+          </w:p>
+        </w:tc>
+        <w:tc>
+          <w:tcPr>
+            <w:tcW w:w="1417" w:type="dxa"/>
+          </w:tcPr>
+          <w:p>
+            <w:pPr>
+              <w:jc w:val="left"/>
+              <w:spacing w:before="0" w:after="0" w:line="240" w:lineRule="auto"/>
+            </w:pPr>
+            <w:r>
+              <w:rPr>
+                <w:rFonts w:ascii="Times New Roman" w:hAnsi="Times New Roman" w:cs="Times New Roman"/>
+                <w:sz w:val="24"/>
+                <w:szCs w:val="24"/>
+              </w:rPr>
+              <w:t xml:space="preserve">RAD dengan pengujian black box dan System Usability Scale</w:t>
+            </w:r>
+          </w:p>
+        </w:tc>
+        <w:tc>
+          <w:tcPr>
+            <w:tcW w:w="1701" w:type="dxa"/>
+          </w:tcPr>
+          <w:p>
+            <w:pPr>
+              <w:jc w:val="left"/>
+              <w:spacing w:before="0" w:after="0" w:line="240" w:lineRule="auto"/>
+            </w:pPr>
+            <w:r>
+              <w:rPr>
+                <w:rFonts w:ascii="Times New Roman" w:hAnsi="Times New Roman" w:cs="Times New Roman"/>
+                <w:sz w:val="24"/>
+                <w:szCs w:val="24"/>
+              </w:rPr>
+              <w:t xml:space="preserve">Menghasilkan sistem informasi barang hilang dan temuan untuk keamanan kampus</w:t>
+            </w:r>
+          </w:p>
+        </w:tc>
+        <w:tc>
+          <w:tcPr>
+            <w:tcW w:w="1134" w:type="dxa"/>
+          </w:tcPr>
+          <w:p>
+            <w:pPr>
+              <w:jc w:val="left"/>
+              <w:spacing w:before="0" w:after="0" w:line="240" w:lineRule="auto"/>
+            </w:pPr>
+            <w:r>
+              <w:rPr>
+                <w:rFonts w:ascii="Times New Roman" w:hAnsi="Times New Roman" w:cs="Times New Roman"/>
+                <w:sz w:val="24"/>
+                <w:szCs w:val="24"/>
+              </w:rPr>
+              <w:t xml:space="preserve">Domain layanan kampus, dan mutu luaran sistem tidak dinilai dengan rubrik</w:t>
             </w:r>
           </w:p>
         </w:tc>
@@ -899,7 +1093,7 @@
           <w:sz w:val="24"/>
           <w:szCs w:val="24"/>
         </w:rPr>
-        <w:t xml:space="preserve"> ke ranah pemasaran, tetapi agen digunakan untuk mensimulasikan perilaku konsumen, bukan untuk memproduksi materi konten. Aghaei dkk. (2025) memetakan peluang penerapan model bahasa besar pada manajemen pemasaran secara luas tanpa membangun sistem maupun mengukur dampaknya. Pada konteks Indonesia, Rahman dkk. (2025) menyoroti risiko halusinasi dan bias pada luaran model bahasa besar serta menekankan perlunya kendali manusia, namun kajian tersebut berada pada domain jurnalisme. Sementara itu Yusna dkk. (2025) mewakili corak penelitian rancang bangun sistem informasi yang lazim di Indonesia, yang menguji sistem hanya sampai kesesuaian fungsi melalui </w:t>
+        <w:t xml:space="preserve"> ke ranah pemasaran, tetapi agen digunakan untuk mensimulasikan perilaku konsumen, bukan untuk memproduksi materi konten. Aghaei dkk. (2025) memetakan peluang penerapan model bahasa besar pada manajemen pemasaran secara luas tanpa membangun sistem maupun mengukur dampaknya. Pada konteks Indonesia, Rahman dkk. (2025) menyoroti risiko halusinasi dan bias pada luaran model bahasa besar serta menekankan perlunya kendali manusia, namun kajian tersebut berada pada domain jurnalisme. Sementara itu Yusna dkk. (2025), Rasim dkk. (2025), dan Yunus dkk. (2025) mewakili corak penelitian rancang bangun sistem informasi yang lazim di Indonesia. Ketiganya menguji sistem sampai kesesuaian fungsi melalui </w:t>
       </w:r>
       <w:r>
         <w:rPr>
@@ -916,7 +1110,24 @@
           <w:sz w:val="24"/>
           <w:szCs w:val="24"/>
         </w:rPr>
-        <w:t xml:space="preserve"> tanpa menilai mutu luaran yang dihasilkan.</w:t>
+        <w:t xml:space="preserve">, dan Yunus dkk. (2025) menambahkan pengukuran kebergunaan melalui </w:t>
+      </w:r>
+      <w:r>
+        <w:rPr>
+          <w:rFonts w:ascii="Times New Roman" w:hAnsi="Times New Roman" w:cs="Times New Roman"/>
+          <w:i/>
+          <w:sz w:val="24"/>
+          <w:szCs w:val="24"/>
+        </w:rPr>
+        <w:t xml:space="preserve">System Usability Scale</w:t>
+      </w:r>
+      <w:r>
+        <w:rPr>
+          <w:rFonts w:ascii="Times New Roman" w:hAnsi="Times New Roman" w:cs="Times New Roman"/>
+          <w:sz w:val="24"/>
+          <w:szCs w:val="24"/>
+        </w:rPr>
+        <w:t xml:space="preserve">, namun tidak satu pun menilai mutu materi yang dihasilkan sistem.</w:t>
       </w:r>
     </w:p>
     <w:p>
@@ -981,7 +1192,7 @@
           <w:sz w:val="24"/>
           <w:szCs w:val="24"/>
         </w:rPr>
-        <w:t xml:space="preserve">[CATATAN UNTUK PENULIS: enam sumber di atas sudah diverifikasi keberadaannya. Praktik lazim menuntut delapan sampai sepuluh penelitian terdahulu, sehingga masih dibutuhkan dua sampai empat sumber tambahan. Perluas penelusuran pada Garuda dan SINTA dengan kata kunci: evaluasi luaran model bahasa besar bahasa Indonesia, sistem informasi pemasaran berbasis kecerdasan buatan, dan konsistensi gaya bahasa merek.]</w:t>
+        <w:t xml:space="preserve">[CATATAN UNTUK PENULIS: delapan sumber di atas sudah diverifikasi keberadaannya langsung ke halaman penerbit. Jumlah ini sudah memenuhi praktik lazim delapan sampai sepuluh penelitian terdahulu. Bila pembimbing meminta tambahan, perluas penelusuran pada Garuda dan SINTA dengan kata kunci: evaluasi luaran model bahasa besar bahasa Indonesia, sistem informasi pemasaran berbasis kecerdasan buatan, dan konsistensi gaya bahasa merek.]</w:t>
       </w:r>
     </w:p>
     <w:p>
@@ -1390,38 +1601,180 @@
           <w:sz w:val="24"/>
           <w:szCs w:val="24"/>
         </w:rPr>
-        <w:t xml:space="preserve">2.2.7. Metode Pengembangan Sistem</w:t>
-      </w:r>
-    </w:p>
-    <w:p>
-      <w:pPr>
-        <w:jc w:val="both"/>
-        <w:spacing w:before="0" w:after="0" w:line="360" w:lineRule="auto"/>
-        <w:ind w:firstLine="567"/>
-      </w:pPr>
-      <w:r>
-        <w:rPr>
-          <w:rFonts w:ascii="Times New Roman" w:hAnsi="Times New Roman" w:cs="Times New Roman"/>
-          <w:b/>
-          <w:sz w:val="24"/>
-          <w:szCs w:val="24"/>
-        </w:rPr>
-        <w:t xml:space="preserve">[SITASI DIBUTUHKAN: definisi dan tahapan metode Waterfall, dari buku rekayasa perangkat lunak terbitan maksimal sepuluh tahun terakhir]</w:t>
-      </w:r>
-    </w:p>
-    <w:p>
-      <w:pPr>
-        <w:jc w:val="both"/>
-        <w:spacing w:before="0" w:after="0" w:line="360" w:lineRule="auto"/>
-        <w:ind w:firstLine="567"/>
-      </w:pPr>
-      <w:r>
-        <w:rPr>
-          <w:rFonts w:ascii="Times New Roman" w:hAnsi="Times New Roman" w:cs="Times New Roman"/>
-          <w:sz w:val="24"/>
-          <w:szCs w:val="24"/>
-        </w:rPr>
-        <w:t xml:space="preserve">Penerapan metode Waterfall pada pengembangan sistem informasi berbasis web telah banyak dilakukan. Yusna dkk. (2025) menerapkan metode tersebut melalui tahapan analisis kebutuhan, perancangan sistem, implementasi, pengujian, dan evaluasi pada pembangunan sistem informasi manajemen proyek berbasis web, dengan pengujian </w:t>
+        <w:t xml:space="preserve">2.2.7. Metode Pengembangan Sistem Rapid Application Development</w:t>
+      </w:r>
+    </w:p>
+    <w:p>
+      <w:pPr>
+        <w:jc w:val="both"/>
+        <w:spacing w:before="0" w:after="0" w:line="360" w:lineRule="auto"/>
+        <w:ind w:firstLine="567"/>
+      </w:pPr>
+      <w:r>
+        <w:rPr>
+          <w:rFonts w:ascii="Times New Roman" w:hAnsi="Times New Roman" w:cs="Times New Roman"/>
+          <w:i/>
+          <w:sz w:val="24"/>
+          <w:szCs w:val="24"/>
+        </w:rPr>
+        <w:t xml:space="preserve">Rapid Application Development</w:t>
+      </w:r>
+      <w:r>
+        <w:rPr>
+          <w:rFonts w:ascii="Times New Roman" w:hAnsi="Times New Roman" w:cs="Times New Roman"/>
+          <w:sz w:val="24"/>
+          <w:szCs w:val="24"/>
+        </w:rPr>
+        <w:t xml:space="preserve"> atau RAD adalah metode pengembangan sistem yang bersifat iteratif dan melibatkan pengguna pada setiap tahapannya (Yunus dkk., 2025). Berbeda dari metode sekuensial yang menuntut setiap tahap diselesaikan sepenuhnya sebelum tahap berikutnya dimulai, RAD memungkinkan hasil pada suatu tahap dievaluasi dan diperbaiki sebelum sistem dinyatakan selesai. Ciri lain yang melekat pada metode ini adalah siklus pengembangan yang pendek serta ukuran tim yang kecil.</w:t>
+      </w:r>
+    </w:p>
+    <w:p>
+      <w:pPr>
+        <w:jc w:val="both"/>
+        <w:spacing w:before="0" w:after="0" w:line="360" w:lineRule="auto"/>
+        <w:ind w:firstLine="567"/>
+      </w:pPr>
+      <w:r>
+        <w:rPr>
+          <w:rFonts w:ascii="Times New Roman" w:hAnsi="Times New Roman" w:cs="Times New Roman"/>
+          <w:sz w:val="24"/>
+          <w:szCs w:val="24"/>
+        </w:rPr>
+        <w:t xml:space="preserve">Tahapan RAD terdiri atas empat fase. </w:t>
+      </w:r>
+      <w:r>
+        <w:rPr>
+          <w:rFonts w:ascii="Times New Roman" w:hAnsi="Times New Roman" w:cs="Times New Roman"/>
+          <w:i/>
+          <w:sz w:val="24"/>
+          <w:szCs w:val="24"/>
+        </w:rPr>
+        <w:t xml:space="preserve">Requirements Planning</w:t>
+      </w:r>
+      <w:r>
+        <w:rPr>
+          <w:rFonts w:ascii="Times New Roman" w:hAnsi="Times New Roman" w:cs="Times New Roman"/>
+          <w:sz w:val="24"/>
+          <w:szCs w:val="24"/>
+        </w:rPr>
+        <w:t xml:space="preserve"> merupakan fase penetapan kebutuhan dan ruang lingkup sistem. </w:t>
+      </w:r>
+      <w:r>
+        <w:rPr>
+          <w:rFonts w:ascii="Times New Roman" w:hAnsi="Times New Roman" w:cs="Times New Roman"/>
+          <w:i/>
+          <w:sz w:val="24"/>
+          <w:szCs w:val="24"/>
+        </w:rPr>
+        <w:t xml:space="preserve">User Design</w:t>
+      </w:r>
+      <w:r>
+        <w:rPr>
+          <w:rFonts w:ascii="Times New Roman" w:hAnsi="Times New Roman" w:cs="Times New Roman"/>
+          <w:sz w:val="24"/>
+          <w:szCs w:val="24"/>
+        </w:rPr>
+        <w:t xml:space="preserve"> atau </w:t>
+      </w:r>
+      <w:r>
+        <w:rPr>
+          <w:rFonts w:ascii="Times New Roman" w:hAnsi="Times New Roman" w:cs="Times New Roman"/>
+          <w:i/>
+          <w:sz w:val="24"/>
+          <w:szCs w:val="24"/>
+        </w:rPr>
+        <w:t xml:space="preserve">Design Workshop</w:t>
+      </w:r>
+      <w:r>
+        <w:rPr>
+          <w:rFonts w:ascii="Times New Roman" w:hAnsi="Times New Roman" w:cs="Times New Roman"/>
+          <w:sz w:val="24"/>
+          <w:szCs w:val="24"/>
+        </w:rPr>
+        <w:t xml:space="preserve"> merupakan fase perancangan yang dijalankan bersama pengguna secara berulang. </w:t>
+      </w:r>
+      <w:r>
+        <w:rPr>
+          <w:rFonts w:ascii="Times New Roman" w:hAnsi="Times New Roman" w:cs="Times New Roman"/>
+          <w:i/>
+          <w:sz w:val="24"/>
+          <w:szCs w:val="24"/>
+        </w:rPr>
+        <w:t xml:space="preserve">Construction</w:t>
+      </w:r>
+      <w:r>
+        <w:rPr>
+          <w:rFonts w:ascii="Times New Roman" w:hAnsi="Times New Roman" w:cs="Times New Roman"/>
+          <w:sz w:val="24"/>
+          <w:szCs w:val="24"/>
+        </w:rPr>
+        <w:t xml:space="preserve"> merupakan fase pembangunan sistem berdasarkan rancangan yang telah disepakati. </w:t>
+      </w:r>
+      <w:r>
+        <w:rPr>
+          <w:rFonts w:ascii="Times New Roman" w:hAnsi="Times New Roman" w:cs="Times New Roman"/>
+          <w:i/>
+          <w:sz w:val="24"/>
+          <w:szCs w:val="24"/>
+        </w:rPr>
+        <w:t xml:space="preserve">Cutover</w:t>
+      </w:r>
+      <w:r>
+        <w:rPr>
+          <w:rFonts w:ascii="Times New Roman" w:hAnsi="Times New Roman" w:cs="Times New Roman"/>
+          <w:sz w:val="24"/>
+          <w:szCs w:val="24"/>
+        </w:rPr>
+        <w:t xml:space="preserve"> merupakan fase peralihan sistem ke lingkungan operasional.</w:t>
+      </w:r>
+    </w:p>
+    <w:p>
+      <w:pPr>
+        <w:jc w:val="both"/>
+        <w:spacing w:before="0" w:after="0" w:line="360" w:lineRule="auto"/>
+        <w:ind w:firstLine="567"/>
+      </w:pPr>
+      <w:r>
+        <w:rPr>
+          <w:rFonts w:ascii="Times New Roman" w:hAnsi="Times New Roman" w:cs="Times New Roman"/>
+          <w:sz w:val="24"/>
+          <w:szCs w:val="24"/>
+        </w:rPr>
+        <w:t xml:space="preserve">Penerapan RAD pada pengembangan sistem informasi berbasis web telah banyak dilakukan di Indonesia. Rasim dkk. (2025) menerapkan RAD pada pembangunan sistem informasi monitoring dan analisis kinerja penjualan dengan menitikberatkan fase </w:t>
+      </w:r>
+      <w:r>
+        <w:rPr>
+          <w:rFonts w:ascii="Times New Roman" w:hAnsi="Times New Roman" w:cs="Times New Roman"/>
+          <w:i/>
+          <w:sz w:val="24"/>
+          <w:szCs w:val="24"/>
+        </w:rPr>
+        <w:t xml:space="preserve">Requirements Planning</w:t>
+      </w:r>
+      <w:r>
+        <w:rPr>
+          <w:rFonts w:ascii="Times New Roman" w:hAnsi="Times New Roman" w:cs="Times New Roman"/>
+          <w:sz w:val="24"/>
+          <w:szCs w:val="24"/>
+        </w:rPr>
+        <w:t xml:space="preserve"> dan </w:t>
+      </w:r>
+      <w:r>
+        <w:rPr>
+          <w:rFonts w:ascii="Times New Roman" w:hAnsi="Times New Roman" w:cs="Times New Roman"/>
+          <w:i/>
+          <w:sz w:val="24"/>
+          <w:szCs w:val="24"/>
+        </w:rPr>
+        <w:t xml:space="preserve">Design Workshop</w:t>
+      </w:r>
+      <w:r>
+        <w:rPr>
+          <w:rFonts w:ascii="Times New Roman" w:hAnsi="Times New Roman" w:cs="Times New Roman"/>
+          <w:sz w:val="24"/>
+          <w:szCs w:val="24"/>
+        </w:rPr>
+        <w:t xml:space="preserve">, dan menghasilkan sistem yang mengotomasi perhitungan serta pelaporan capaian penjualan sekaligus menghapus duplikasi data. Yunus dkk. (2025) menerapkan RAD pada sistem informasi barang hilang dan temuan berbasis web, dengan pengujian </w:t>
       </w:r>
       <w:r>
         <w:rPr>
@@ -1438,7 +1791,39 @@
           <w:sz w:val="24"/>
           <w:szCs w:val="24"/>
         </w:rPr>
-        <w:t xml:space="preserve"> yang menyatakan seluruh fungsi sistem valid. Penelitian ini menggunakan tahapan serupa, dengan tambahan pengujian mutu luaran yang tidak dilakukan pada penelitian tersebut.</w:t>
+        <w:t xml:space="preserve"> yang dilengkapi pengukuran </w:t>
+      </w:r>
+      <w:r>
+        <w:rPr>
+          <w:rFonts w:ascii="Times New Roman" w:hAnsi="Times New Roman" w:cs="Times New Roman"/>
+          <w:i/>
+          <w:sz w:val="24"/>
+          <w:szCs w:val="24"/>
+        </w:rPr>
+        <w:t xml:space="preserve">System Usability Scale</w:t>
+      </w:r>
+      <w:r>
+        <w:rPr>
+          <w:rFonts w:ascii="Times New Roman" w:hAnsi="Times New Roman" w:cs="Times New Roman"/>
+          <w:sz w:val="24"/>
+          <w:szCs w:val="24"/>
+        </w:rPr>
+        <w:t xml:space="preserve">.</w:t>
+      </w:r>
+    </w:p>
+    <w:p>
+      <w:pPr>
+        <w:jc w:val="both"/>
+        <w:spacing w:before="0" w:after="0" w:line="360" w:lineRule="auto"/>
+        <w:ind w:firstLine="567"/>
+      </w:pPr>
+      <w:r>
+        <w:rPr>
+          <w:rFonts w:ascii="Times New Roman" w:hAnsi="Times New Roman" w:cs="Times New Roman"/>
+          <w:sz w:val="24"/>
+          <w:szCs w:val="24"/>
+        </w:rPr>
+        <w:t xml:space="preserve">Metode RAD dipilih pada penelitian ini karena sesuai dengan sifat pengembangan yang benar-benar berlangsung. Rancangan kemampuan agen dan penyusunan konteks merek beberapa kali disempurnakan setelah sistem berjalan, berdasarkan penilaian terhadap mutu materi yang dihasilkan. Sebagai pembanding, Yusna dkk. (2025) mengembangkan sistem sejenis menggunakan metode Waterfall yang bersifat sekuensial. Metode sekuensial tersebut tidak dipilih karena tidak menggambarkan adanya putaran umpan balik yang terjadi pada penelitian ini.</w:t>
       </w:r>
     </w:p>
     <w:p>

--- a/skripsi/bab-2-tinjauan-pustaka.docx
+++ b/skripsi/bab-2-tinjauan-pustaka.docx
@@ -71,7 +71,7 @@
           <w:sz w:val="24"/>
           <w:szCs w:val="24"/>
         </w:rPr>
-        <w:t xml:space="preserve">Penelusuran penelitian terdahulu dilakukan pada basis data Scopus, arXiv, Garuda, dan Google Scholar. Kata kunci yang digunakan meliputi </w:t>
+        <w:t xml:space="preserve">Penelusuran penelitian terdahulu dilakukan pada basis data Scopus, arXiv, ACL Anthology, Garuda, dan Google Scholar. Kata kunci yang digunakan meliputi </w:t>
       </w:r>
       <w:r>
         <w:rPr>
@@ -139,7 +139,323 @@
           <w:sz w:val="24"/>
           <w:szCs w:val="24"/>
         </w:rPr>
-        <w:t xml:space="preserve">, serta padanannya dalam bahasa Indonesia yaitu otomasi konten pemasaran, kecerdasan buatan generatif, dan rancang bangun sistem informasi. Kriteria inklusi yang ditetapkan adalah publikasi terbitan tahun 2021 sampai 2026, berbahasa Indonesia atau Inggris, dan membahas penerapan model bahasa besar pada produksi konten atau pemasaran. Kata kunci juga diperluas dengan metode Rapid Application Development karena metode tersebut dipakai pada penelitian ini. Dari penelusuran tersebut diperoleh delapan penelitian yang relevan sebagaimana disajikan pada Tabel 2.1.</w:t>
+        <w:t xml:space="preserve">, </w:t>
+      </w:r>
+      <w:r>
+        <w:rPr>
+          <w:rFonts w:ascii="Times New Roman" w:hAnsi="Times New Roman" w:cs="Times New Roman"/>
+          <w:i/>
+          <w:sz w:val="24"/>
+          <w:szCs w:val="24"/>
+        </w:rPr>
+        <w:t xml:space="preserve">rubric-based evaluation</w:t>
+      </w:r>
+      <w:r>
+        <w:rPr>
+          <w:rFonts w:ascii="Times New Roman" w:hAnsi="Times New Roman" w:cs="Times New Roman"/>
+          <w:sz w:val="24"/>
+          <w:szCs w:val="24"/>
+        </w:rPr>
+        <w:t xml:space="preserve">, serta padanannya dalam bahasa Indonesia yaitu otomasi konten pemasaran, kecerdasan buatan generatif, dan rancang bangun sistem informasi. Kriteria inklusi yang ditetapkan adalah publikasi terbitan tahun 2021 sampai 2026, berbahasa Indonesia atau Inggris, dan membahas penerapan model bahasa besar pada produksi konten, evaluasi luaran teks, atau pengembangan sistem informasi. Penelusuran menghasilkan dua puluh penelitian yang relevan.</w:t>
+      </w:r>
+    </w:p>
+    <w:p>
+      <w:pPr>
+        <w:jc w:val="both"/>
+        <w:spacing w:before="0" w:after="0" w:line="360" w:lineRule="auto"/>
+        <w:ind w:firstLine="567"/>
+      </w:pPr>
+      <w:r>
+        <w:rPr>
+          <w:rFonts w:ascii="Times New Roman" w:hAnsi="Times New Roman" w:cs="Times New Roman"/>
+          <w:sz w:val="24"/>
+          <w:szCs w:val="24"/>
+        </w:rPr>
+        <w:t xml:space="preserve">Kedua puluh penelitian tersebut disajikan dalam dua bentuk yang saling melengkapi. Sepuluh penelitian pertama diuraikan secara naratif pada bagian ini karena masing-masing membentuk satu mata rantai argumen yang menuntun pada celah riset. Sepuluh penelitian berikutnya disajikan dalam bentuk tabel pada Tabel 2.1 karena kedudukannya sebagai pembanding metode pengembangan dan pembanding konteks lokal, sehingga cukup dibandingkan pada dimensi yang sama tanpa perlu diuraikan satu per satu.</w:t>
+      </w:r>
+    </w:p>
+    <w:p>
+      <w:pPr>
+        <w:jc w:val="both"/>
+        <w:spacing w:before="0" w:after="0" w:line="360" w:lineRule="auto"/>
+        <w:ind w:firstLine="567"/>
+      </w:pPr>
+      <w:r>
+        <w:rPr>
+          <w:rFonts w:ascii="Times New Roman" w:hAnsi="Times New Roman" w:cs="Times New Roman"/>
+          <w:sz w:val="24"/>
+          <w:szCs w:val="24"/>
+        </w:rPr>
+        <w:t xml:space="preserve">Aghaei dkk. (2025) memetakan penerapan model bahasa besar pada manajemen pemasaran modern melalui kajian konseptual. Penelitian tersebut menemukan bahwa teknologi ini telah dipakai untuk keterlibatan pelanggan, optimasi kampanye, dan penghasilan konten, sekaligus mengangkat persoalan privasi data, transparansi, dan mitigasi bias. Kontribusinya terletak pada pemetaan peluang yang luas beserta rambu penerapannya. Namun penelitian tersebut tidak membangun maupun menguji sistem, sehingga tidak menghasilkan bukti mengenai besarnya perubahan yang terjadi ketika teknologi itu benar-benar dipasang pada proses kerja yang berjalan.</w:t>
+      </w:r>
+    </w:p>
+    <w:p>
+      <w:pPr>
+        <w:jc w:val="both"/>
+        <w:spacing w:before="0" w:after="0" w:line="360" w:lineRule="auto"/>
+        <w:ind w:firstLine="567"/>
+      </w:pPr>
+      <w:r>
+        <w:rPr>
+          <w:rFonts w:ascii="Times New Roman" w:hAnsi="Times New Roman" w:cs="Times New Roman"/>
+          <w:sz w:val="24"/>
+          <w:szCs w:val="24"/>
+        </w:rPr>
+        <w:t xml:space="preserve">Rahman dkk. (2025) menelaah penggunaan model bahasa besar pada penulisan artikel berita melalui kajian pustaka sistematis berprotokol PRISMA terhadap delapan artikel terpilih dari 339 dokumen awal. Temuannya menunjukkan ketegangan mendasar antara tuntutan efisiensi produksi dan kewajiban menjaga integritas, dengan risiko berupa halusinasi dan bias algoritmik. Penelitian ini penting karena berlatar Indonesia dan menegaskan perlunya keseimbangan peran manusia dan mesin. Perbedaannya, domain yang dibahas adalah jurnalisme yang tunduk pada kaidah pemberitaan, bukan konten pemasaran yang tunduk pada identitas merek, dan kajian tersebut tidak menghasilkan artefak sistem.</w:t>
+      </w:r>
+    </w:p>
+    <w:p>
+      <w:pPr>
+        <w:jc w:val="both"/>
+        <w:spacing w:before="0" w:after="0" w:line="360" w:lineRule="auto"/>
+        <w:ind w:firstLine="567"/>
+      </w:pPr>
+      <w:r>
+        <w:rPr>
+          <w:rFonts w:ascii="Times New Roman" w:hAnsi="Times New Roman" w:cs="Times New Roman"/>
+          <w:sz w:val="24"/>
+          <w:szCs w:val="24"/>
+        </w:rPr>
+        <w:t xml:space="preserve">Kirkby dkk. (2023) menguji secara eksperimental bagaimana konsumen menanggapi </w:t>
+      </w:r>
+      <w:r>
+        <w:rPr>
+          <w:rFonts w:ascii="Times New Roman" w:hAnsi="Times New Roman" w:cs="Times New Roman"/>
+          <w:i/>
+          <w:sz w:val="24"/>
+          <w:szCs w:val="24"/>
+        </w:rPr>
+        <w:t xml:space="preserve">brand voice</w:t>
+      </w:r>
+      <w:r>
+        <w:rPr>
+          <w:rFonts w:ascii="Times New Roman" w:hAnsi="Times New Roman" w:cs="Times New Roman"/>
+          <w:sz w:val="24"/>
+          <w:szCs w:val="24"/>
+        </w:rPr>
+        <w:t xml:space="preserve"> yang sumbernya didisklosur sebagai kecerdasan buatan. Melalui rancangan 3x3 terhadap 624 responden dengan materi pemasaran Adidas dan analisis </w:t>
+      </w:r>
+      <w:r>
+        <w:rPr>
+          <w:rFonts w:ascii="Times New Roman" w:hAnsi="Times New Roman" w:cs="Times New Roman"/>
+          <w:i/>
+          <w:sz w:val="24"/>
+          <w:szCs w:val="24"/>
+        </w:rPr>
+        <w:t xml:space="preserve">structural equation modeling</w:t>
+      </w:r>
+      <w:r>
+        <w:rPr>
+          <w:rFonts w:ascii="Times New Roman" w:hAnsi="Times New Roman" w:cs="Times New Roman"/>
+          <w:sz w:val="24"/>
+          <w:szCs w:val="24"/>
+        </w:rPr>
+        <w:t xml:space="preserve">, penelitian tersebut menemukan bahwa teks yang dinyatakan dihasilkan kecerdasan buatan tidak dipersepsikan kurang autentik dibanding teks yang dinyatakan ditulis manusia. Temuan ini melemahkan kekhawatiran bahwa penggunaan kecerdasan buatan otomatis merusak persepsi merek. Meskipun demikian, penelitian tersebut menguji persepsi konsumen terhadap sumber teks, bukan menguji apakah teks yang dihasilkan benar-benar konsisten dengan gaya bahasa merek yang telah ditetapkan.</w:t>
+      </w:r>
+    </w:p>
+    <w:p>
+      <w:pPr>
+        <w:jc w:val="both"/>
+        <w:spacing w:before="0" w:after="0" w:line="360" w:lineRule="auto"/>
+        <w:ind w:firstLine="567"/>
+      </w:pPr>
+      <w:r>
+        <w:rPr>
+          <w:rFonts w:ascii="Times New Roman" w:hAnsi="Times New Roman" w:cs="Times New Roman"/>
+          <w:sz w:val="24"/>
+          <w:szCs w:val="24"/>
+        </w:rPr>
+        <w:t xml:space="preserve">Wang dkk. (2025) menguji kemampuan model bahasa besar meniru gaya menulis penulis nyata melalui lebih dari 40.000 luaran model pada lebih dari 400 penulis di ranah berita, surel, forum, dan blog. Hasilnya menunjukkan model berhasil meniru konvensi penulisan pada format yang terstruktur, tetapi gagal menangkap gaya informal yang khas pada blog dan forum. Temuan ini menjadi landasan penting bagi penelitian ini karena menunjukkan bahwa memberi contoh naskah saja tidak cukup untuk memindahkan gaya bahasa ke luaran model. Konsekuensinya, gaya merek perlu dinyatakan secara eksplisit dan terstruktur, bukan sekadar dititipkan lewat contoh.</w:t>
+      </w:r>
+    </w:p>
+    <w:p>
+      <w:pPr>
+        <w:jc w:val="both"/>
+        <w:spacing w:before="0" w:after="0" w:line="360" w:lineRule="auto"/>
+        <w:ind w:firstLine="567"/>
+      </w:pPr>
+      <w:r>
+        <w:rPr>
+          <w:rFonts w:ascii="Times New Roman" w:hAnsi="Times New Roman" w:cs="Times New Roman"/>
+          <w:sz w:val="24"/>
+          <w:szCs w:val="24"/>
+        </w:rPr>
+        <w:t xml:space="preserve">Tran dkk. (2025) menyusun kerangka yang mencirikan mekanisme kolaborasi pada sistem </w:t>
+      </w:r>
+      <w:r>
+        <w:rPr>
+          <w:rFonts w:ascii="Times New Roman" w:hAnsi="Times New Roman" w:cs="Times New Roman"/>
+          <w:i/>
+          <w:sz w:val="24"/>
+          <w:szCs w:val="24"/>
+        </w:rPr>
+        <w:t xml:space="preserve">multi-agent</w:t>
+      </w:r>
+      <w:r>
+        <w:rPr>
+          <w:rFonts w:ascii="Times New Roman" w:hAnsi="Times New Roman" w:cs="Times New Roman"/>
+          <w:sz w:val="24"/>
+          <w:szCs w:val="24"/>
+        </w:rPr>
+        <w:t xml:space="preserve"> berbasis model bahasa besar berdasarkan aktor yang terlibat, jenis interaksi, struktur organisasi, strategi, dan protokol koordinasi. Kerangka tersebut menjadi acuan yang berguna dalam merancang pembagian tugas antar-agen. Kontribusinya bersifat menata bidang kajian agar dapat dikembangkan lebih lanjut. Perbedaannya dengan penelitian ini terletak pada tataran pembahasan, karena kerangka tersebut tidak diuji pada satu proses bisnis tertentu dan tidak disertai pengukuran dampak penerapannya.</w:t>
+      </w:r>
+    </w:p>
+    <w:p>
+      <w:pPr>
+        <w:jc w:val="both"/>
+        <w:spacing w:before="0" w:after="0" w:line="360" w:lineRule="auto"/>
+        <w:ind w:firstLine="567"/>
+      </w:pPr>
+      <w:r>
+        <w:rPr>
+          <w:rFonts w:ascii="Times New Roman" w:hAnsi="Times New Roman" w:cs="Times New Roman"/>
+          <w:sz w:val="24"/>
+          <w:szCs w:val="24"/>
+        </w:rPr>
+        <w:t xml:space="preserve">Lin dkk. (2025) memetakan kreativitas pada sistem </w:t>
+      </w:r>
+      <w:r>
+        <w:rPr>
+          <w:rFonts w:ascii="Times New Roman" w:hAnsi="Times New Roman" w:cs="Times New Roman"/>
+          <w:i/>
+          <w:sz w:val="24"/>
+          <w:szCs w:val="24"/>
+        </w:rPr>
+        <w:t xml:space="preserve">multi-agent</w:t>
+      </w:r>
+      <w:r>
+        <w:rPr>
+          <w:rFonts w:ascii="Times New Roman" w:hAnsi="Times New Roman" w:cs="Times New Roman"/>
+          <w:sz w:val="24"/>
+          <w:szCs w:val="24"/>
+        </w:rPr>
+        <w:t xml:space="preserve"> berbasis model bahasa besar dan menyusun taksonomi proaktivitas agen serta desain persona, dilengkapi teknik eksplorasi divergen, penyempurnaan iteratif, dan sintesis kolaboratif. Gagasan desain persona pada penelitian tersebut sejalan dengan penggunaan profil merek sebagai konteks pada penelitian ini, karena keduanya berupaya mengarahkan perilaku agen melalui identitas yang ditetapkan sebelumnya. Bedanya, penelitian tersebut menilai kreativitas luaran sebagai tujuan, sedangkan penelitian ini justru menilai kepatuhan luaran pada identitas merek yang telah ditentukan.</w:t>
+      </w:r>
+    </w:p>
+    <w:p>
+      <w:pPr>
+        <w:jc w:val="both"/>
+        <w:spacing w:before="0" w:after="0" w:line="360" w:lineRule="auto"/>
+        <w:ind w:firstLine="567"/>
+      </w:pPr>
+      <w:r>
+        <w:rPr>
+          <w:rFonts w:ascii="Times New Roman" w:hAnsi="Times New Roman" w:cs="Times New Roman"/>
+          <w:sz w:val="24"/>
+          <w:szCs w:val="24"/>
+        </w:rPr>
+        <w:t xml:space="preserve">Chu dkk. (2025) membangun kerangka simulasi berbasis </w:t>
+      </w:r>
+      <w:r>
+        <w:rPr>
+          <w:rFonts w:ascii="Times New Roman" w:hAnsi="Times New Roman" w:cs="Times New Roman"/>
+          <w:i/>
+          <w:sz w:val="24"/>
+          <w:szCs w:val="24"/>
+        </w:rPr>
+        <w:t xml:space="preserve">multi-agent</w:t>
+      </w:r>
+      <w:r>
+        <w:rPr>
+          <w:rFonts w:ascii="Times New Roman" w:hAnsi="Times New Roman" w:cs="Times New Roman"/>
+          <w:sz w:val="24"/>
+          <w:szCs w:val="24"/>
+        </w:rPr>
+        <w:t xml:space="preserve"> agar agen generatif dapat berinteraksi, menyatakan penalaran internal, membentuk kebiasaan, dan mengambil keputusan pembelian, sehingga strategi pemasaran seperti potongan harga dapat diuji sebelum diterapkan. Penelitian ini membuktikan bahwa pendekatan </w:t>
+      </w:r>
+      <w:r>
+        <w:rPr>
+          <w:rFonts w:ascii="Times New Roman" w:hAnsi="Times New Roman" w:cs="Times New Roman"/>
+          <w:i/>
+          <w:sz w:val="24"/>
+          <w:szCs w:val="24"/>
+        </w:rPr>
+        <w:t xml:space="preserve">multi-agent</w:t>
+      </w:r>
+      <w:r>
+        <w:rPr>
+          <w:rFonts w:ascii="Times New Roman" w:hAnsi="Times New Roman" w:cs="Times New Roman"/>
+          <w:sz w:val="24"/>
+          <w:szCs w:val="24"/>
+        </w:rPr>
+        <w:t xml:space="preserve"> dapat dibawa ke ranah pemasaran secara nyata. Namun peran agen di sana adalah menirukan sisi konsumen untuk keperluan pengujian strategi, bukan memproduksi materi konten yang akan diterbitkan merek. Dengan kata lain, agen ditempatkan pada sisi permintaan, bukan pada sisi produksi.</w:t>
+      </w:r>
+    </w:p>
+    <w:p>
+      <w:pPr>
+        <w:jc w:val="both"/>
+        <w:spacing w:before="0" w:after="0" w:line="360" w:lineRule="auto"/>
+        <w:ind w:firstLine="567"/>
+      </w:pPr>
+      <w:r>
+        <w:rPr>
+          <w:rFonts w:ascii="Times New Roman" w:hAnsi="Times New Roman" w:cs="Times New Roman"/>
+          <w:sz w:val="24"/>
+          <w:szCs w:val="24"/>
+        </w:rPr>
+        <w:t xml:space="preserve">Purpura dkk. (2025) merancang alur kerja bertahap yang memanfaatkan model bahasa besar dengan kemampuan penalaran untuk menelaah apakah materi pemasaran memenuhi kriteria kepatuhan tertentu, serta membandingkan beberapa pendekatan pelatihan model. Penelitian ini paling dekat dengan penelitian sekarang karena sama-sama menempatkan model bahasa besar pada alur kerja bertahap di ranah konten pemasaran. Perbedaan mendasarnya terletak pada arah kerja: alur tersebut menelaah materi yang sudah ada untuk mendeteksi pelanggaran kepatuhan, sedangkan penelitian ini menghasilkan materi baru dan menilai kesesuaiannya dengan identitas merek.</w:t>
+      </w:r>
+    </w:p>
+    <w:p>
+      <w:pPr>
+        <w:jc w:val="both"/>
+        <w:spacing w:before="0" w:after="0" w:line="360" w:lineRule="auto"/>
+        <w:ind w:firstLine="567"/>
+      </w:pPr>
+      <w:r>
+        <w:rPr>
+          <w:rFonts w:ascii="Times New Roman" w:hAnsi="Times New Roman" w:cs="Times New Roman"/>
+          <w:sz w:val="24"/>
+          <w:szCs w:val="24"/>
+        </w:rPr>
+        <w:t xml:space="preserve">Hashemi dkk. (2024) mengembangkan pendekatan penilaian teks secara otomatis dan terkalibrasi menggunakan rubrik berdimensi banyak, dengan melatih jaringan saraf yang menggabungkan parameter khusus penilai dan parameter umum untuk memperkirakan penilaian manusia. Penelitian tersebut menunjukkan bahwa mutu teks dapat dinilai secara terstruktur melalui dimensi yang dirumuskan terlebih dahulu, dan gagasan itulah yang diadopsi pada penyusunan rubrik penilaian di penelitian ini. Perbedaannya, penelitian tersebut berupaya menggantikan penilai manusia dengan model, sedangkan penelitian ini tetap menempatkan manusia sebagai penilai dan justru melaporkan kesepakatan antar-penilai sebagai bagian dari hasil.</w:t>
+      </w:r>
+    </w:p>
+    <w:p>
+      <w:pPr>
+        <w:jc w:val="both"/>
+        <w:spacing w:before="0" w:after="0" w:line="360" w:lineRule="auto"/>
+        <w:ind w:firstLine="567"/>
+      </w:pPr>
+      <w:r>
+        <w:rPr>
+          <w:rFonts w:ascii="Times New Roman" w:hAnsi="Times New Roman" w:cs="Times New Roman"/>
+          <w:sz w:val="24"/>
+          <w:szCs w:val="24"/>
+        </w:rPr>
+        <w:t xml:space="preserve">Yusna dkk. (2025) membangun sistem informasi manajemen proyek berbasis web menggunakan metode Waterfall dengan tahapan analisis kebutuhan, perancangan, implementasi, pengujian, dan evaluasi, lalu menyatakan seluruh fungsi sistem valid melalui pengujian </w:t>
+      </w:r>
+      <w:r>
+        <w:rPr>
+          <w:rFonts w:ascii="Times New Roman" w:hAnsi="Times New Roman" w:cs="Times New Roman"/>
+          <w:i/>
+          <w:sz w:val="24"/>
+          <w:szCs w:val="24"/>
+        </w:rPr>
+        <w:t xml:space="preserve">black box</w:t>
+      </w:r>
+      <w:r>
+        <w:rPr>
+          <w:rFonts w:ascii="Times New Roman" w:hAnsi="Times New Roman" w:cs="Times New Roman"/>
+          <w:sz w:val="24"/>
+          <w:szCs w:val="24"/>
+        </w:rPr>
+        <w:t xml:space="preserve">. Penelitian ini mewakili corak penelitian rancang bangun sistem informasi yang lazim di Indonesia dan menjadi pembanding langsung bagi pilihan metode pada penelitian sekarang. Perbedaannya ada pada dua hal: metode sekuensial yang dipakai tidak menampung putaran umpan balik, dan pengujian berhenti pada kesesuaian fungsi tanpa menilai mutu materi yang dihasilkan sistem.</w:t>
+      </w:r>
+    </w:p>
+    <w:p>
+      <w:pPr>
+        <w:jc w:val="both"/>
+        <w:spacing w:before="0" w:after="0" w:line="360" w:lineRule="auto"/>
+        <w:ind w:firstLine="567"/>
+      </w:pPr>
+      <w:r>
+        <w:rPr>
+          <w:rFonts w:ascii="Times New Roman" w:hAnsi="Times New Roman" w:cs="Times New Roman"/>
+          <w:sz w:val="24"/>
+          <w:szCs w:val="24"/>
+        </w:rPr>
+        <w:t xml:space="preserve">Sepuluh penelitian berikutnya berkedudukan sebagai pembanding metode pengembangan dan pembanding konteks lokal. Ringkasannya disajikan pada Tabel 2.1.</w:t>
       </w:r>
     </w:p>
     <w:tbl>
@@ -280,7 +596,7 @@
                 <w:sz w:val="24"/>
                 <w:szCs w:val="24"/>
               </w:rPr>
-              <w:t xml:space="preserve">Tran dkk. (2025)</w:t>
+              <w:t xml:space="preserve">Yan dkk. (2025)</w:t>
             </w:r>
           </w:p>
         </w:tc>
@@ -299,7 +615,7 @@
                 <w:sz w:val="24"/>
                 <w:szCs w:val="24"/>
               </w:rPr>
-              <w:t xml:space="preserve">Multi-Agent Collaboration Mechanisms: A Survey of LLMs</w:t>
+              <w:t xml:space="preserve">Beyond Self-Talk: A Communication-Centric Survey of LLM-Based Multi-Agent Systems</w:t>
             </w:r>
           </w:p>
         </w:tc>
@@ -337,7 +653,7 @@
                 <w:sz w:val="24"/>
                 <w:szCs w:val="24"/>
               </w:rPr>
-              <w:t xml:space="preserve">Menyusun kerangka dimensi kolaborasi antar-agen: aktor, jenis interaksi, struktur, strategi, dan protokol koordinasi</w:t>
+              <w:t xml:space="preserve">Menyusun kerangka komunikasi antar-agen pada tataran sistem dan internal, serta menandai persoalan efisiensi dan keamanan</w:t>
             </w:r>
           </w:p>
         </w:tc>
@@ -356,7 +672,7 @@
                 <w:sz w:val="24"/>
                 <w:szCs w:val="24"/>
               </w:rPr>
-              <w:t xml:space="preserve">Bersifat konseptual dan tidak membangun sistem pada kasus bisnis nyata</w:t>
+              <w:t xml:space="preserve">Membahas komunikasi antar-agen secara umum, tidak diterapkan pada produksi konten</w:t>
             </w:r>
           </w:p>
         </w:tc>
@@ -377,7 +693,7 @@
                 <w:sz w:val="24"/>
                 <w:szCs w:val="24"/>
               </w:rPr>
-              <w:t xml:space="preserve">Lin dkk. (2025)</w:t>
+              <w:t xml:space="preserve">Truong dkk. (2025)</w:t>
             </w:r>
           </w:p>
         </w:tc>
@@ -396,7 +712,7 @@
                 <w:sz w:val="24"/>
                 <w:szCs w:val="24"/>
               </w:rPr>
-              <w:t xml:space="preserve">Creativity in LLM-based Multi-Agent Systems: A Survey</w:t>
+              <w:t xml:space="preserve">Persona-Augmented Benchmarking: Evaluating LLMs Across Diverse Writing Styles</w:t>
             </w:r>
           </w:p>
         </w:tc>
@@ -415,7 +731,7 @@
                 <w:sz w:val="24"/>
                 <w:szCs w:val="24"/>
               </w:rPr>
-              <w:t xml:space="preserve">Kajian pustaka</w:t>
+              <w:t xml:space="preserve">Eksperimen tolok ukur berbasis persona</w:t>
             </w:r>
           </w:p>
         </w:tc>
@@ -434,7 +750,7 @@
                 <w:sz w:val="24"/>
                 <w:szCs w:val="24"/>
               </w:rPr>
-              <w:t xml:space="preserve">Menyusun taksonomi proaktivitas agen dan desain persona serta teknik penghasilan luaran kreatif</w:t>
+              <w:t xml:space="preserve">Ragam gaya menulis dan format perintah berpengaruh nyata pada penilaian kinerja model</w:t>
             </w:r>
           </w:p>
         </w:tc>
@@ -453,7 +769,7 @@
                 <w:sz w:val="24"/>
                 <w:szCs w:val="24"/>
               </w:rPr>
-              <w:t xml:space="preserve">Fokus pada kreativitas luaran, tidak mengukur konsistensi identitas merek</w:t>
+              <w:t xml:space="preserve">Persona dipakai untuk menguji model, bukan untuk menjaga identitas merek pada luaran</w:t>
             </w:r>
           </w:p>
         </w:tc>
@@ -474,7 +790,7 @@
                 <w:sz w:val="24"/>
                 <w:szCs w:val="24"/>
               </w:rPr>
-              <w:t xml:space="preserve">Chu dkk. (2025)</w:t>
+              <w:t xml:space="preserve">Borse dkk. (2025)</w:t>
             </w:r>
           </w:p>
         </w:tc>
@@ -493,7 +809,7 @@
                 <w:sz w:val="24"/>
                 <w:szCs w:val="24"/>
               </w:rPr>
-              <w:t xml:space="preserve">LLM-Based Multi-Agent System for Simulating and Analyzing Marketing and Consumer Behavior</w:t>
+              <w:t xml:space="preserve">Investigation of the Inter-Rater Reliability between LLMs and Human Raters in Qualitative Analysis</w:t>
             </w:r>
           </w:p>
         </w:tc>
@@ -512,7 +828,7 @@
                 <w:sz w:val="24"/>
                 <w:szCs w:val="24"/>
               </w:rPr>
-              <w:t xml:space="preserve">Simulasi berbasis agen</w:t>
+              <w:t xml:space="preserve">Eksperimen penilaian transkrip</w:t>
             </w:r>
           </w:p>
         </w:tc>
@@ -531,7 +847,7 @@
                 <w:sz w:val="24"/>
                 <w:szCs w:val="24"/>
               </w:rPr>
-              <w:t xml:space="preserve">Agen generatif mampu berinteraksi dan mengambil keputusan pembelian untuk menguji strategi pemasaran</w:t>
+              <w:t xml:space="preserve">Kesepakatan substansial pada tiga tema dan moderat pada satu tema</w:t>
             </w:r>
           </w:p>
         </w:tc>
@@ -550,7 +866,7 @@
                 <w:sz w:val="24"/>
                 <w:szCs w:val="24"/>
               </w:rPr>
-              <w:t xml:space="preserve">Mensimulasikan perilaku konsumen, bukan memproduksi materi konten</w:t>
+              <w:t xml:space="preserve">Menguji model sebagai pengganti penilai, sedangkan penelitian ini memakai penilai manusia</w:t>
             </w:r>
           </w:p>
         </w:tc>
@@ -571,7 +887,7 @@
                 <w:sz w:val="24"/>
                 <w:szCs w:val="24"/>
               </w:rPr>
-              <w:t xml:space="preserve">Aghaei dkk. (2025)</w:t>
+              <w:t xml:space="preserve">Djaini dkk. (2025)</w:t>
             </w:r>
           </w:p>
         </w:tc>
@@ -590,7 +906,7 @@
                 <w:sz w:val="24"/>
                 <w:szCs w:val="24"/>
               </w:rPr>
-              <w:t xml:space="preserve">Harnessing the Potential of Large Language Models in Modern Marketing Management</w:t>
+              <w:t xml:space="preserve">Analisis Strategi Adaptif UMKM terhadap Integrasi Teknologi ChatGPT</w:t>
             </w:r>
           </w:p>
         </w:tc>
@@ -609,7 +925,7 @@
                 <w:sz w:val="24"/>
                 <w:szCs w:val="24"/>
               </w:rPr>
-              <w:t xml:space="preserve">Kajian konseptual</w:t>
+              <w:t xml:space="preserve">Kajian pustaka atas 31 artikel</w:t>
             </w:r>
           </w:p>
         </w:tc>
@@ -628,7 +944,7 @@
                 <w:sz w:val="24"/>
                 <w:szCs w:val="24"/>
               </w:rPr>
-              <w:t xml:space="preserve">Memetakan penerapan model bahasa besar pada keterlibatan pelanggan, optimasi kampanye, dan penghasilan konten</w:t>
+              <w:t xml:space="preserve">Integrasi menuntut kapabilitas dinamis, kesiapan organisasi, dan penerimaan teknologi</w:t>
             </w:r>
           </w:p>
         </w:tc>
@@ -647,7 +963,7 @@
                 <w:sz w:val="24"/>
                 <w:szCs w:val="24"/>
               </w:rPr>
-              <w:t xml:space="preserve">Tidak membangun maupun menguji sistem, dan tidak mengukur efisiensi</w:t>
+              <w:t xml:space="preserve">Bersifat kajian strategi, tidak membangun sistem maupun mengukur luaran</w:t>
             </w:r>
           </w:p>
         </w:tc>
@@ -668,7 +984,7 @@
                 <w:sz w:val="24"/>
                 <w:szCs w:val="24"/>
               </w:rPr>
-              <w:t xml:space="preserve">Rahman dkk. (2025)</w:t>
+              <w:t xml:space="preserve">Hanum dkk. (2026)</w:t>
             </w:r>
           </w:p>
         </w:tc>
@@ -687,7 +1003,7 @@
                 <w:sz w:val="24"/>
                 <w:szCs w:val="24"/>
               </w:rPr>
-              <w:t xml:space="preserve">Penggunaan Large Language Models dalam Penulisan Artikel Berita</w:t>
+              <w:t xml:space="preserve">Rancang Bangun Sistem Informasi UMKM Berbasis Web untuk Promosi Digital Menggunakan Metode RAD</w:t>
             </w:r>
           </w:p>
         </w:tc>
@@ -706,7 +1022,7 @@
                 <w:sz w:val="24"/>
                 <w:szCs w:val="24"/>
               </w:rPr>
-              <w:t xml:space="preserve">Systematic Literature Review dengan protokol PRISMA</w:t>
+              <w:t xml:space="preserve">RAD dengan pengujian black box dan UAT</w:t>
             </w:r>
           </w:p>
         </w:tc>
@@ -725,7 +1041,7 @@
                 <w:sz w:val="24"/>
                 <w:szCs w:val="24"/>
               </w:rPr>
-              <w:t xml:space="preserve">Menemukan risiko halusinasi dan bias algoritmik, serta perlunya keseimbangan peran manusia dan mesin</w:t>
+              <w:t xml:space="preserve">Seluruh fungsi berjalan sesuai kebutuhan dengan penerimaan pengguna sangat baik</w:t>
             </w:r>
           </w:p>
         </w:tc>
@@ -744,7 +1060,7 @@
                 <w:sz w:val="24"/>
                 <w:szCs w:val="24"/>
               </w:rPr>
-              <w:t xml:space="preserve">Konteks jurnalisme, bukan konten pemasaran, dan tidak menghasilkan artefak sistem</w:t>
+              <w:t xml:space="preserve">Sistem mengelola data promosi, tidak menghasilkan materi konten</w:t>
             </w:r>
           </w:p>
         </w:tc>
@@ -765,7 +1081,7 @@
                 <w:sz w:val="24"/>
                 <w:szCs w:val="24"/>
               </w:rPr>
-              <w:t xml:space="preserve">Yusna dkk. (2025)</w:t>
+              <w:t xml:space="preserve">Rasim dkk. (2025)</w:t>
             </w:r>
           </w:p>
         </w:tc>
@@ -784,7 +1100,7 @@
                 <w:sz w:val="24"/>
                 <w:szCs w:val="24"/>
               </w:rPr>
-              <w:t xml:space="preserve">Rancang Bangun Sistem Informasi Manajemen Proyek Berbasis Web pada Apada Studio Menggunakan Metode Waterfall</w:t>
+              <w:t xml:space="preserve">Rancang Bangun Sistem Informasi Monitoring dan Analisis Kinerja Penjualan Menggunakan Metode RAD</w:t>
             </w:r>
           </w:p>
         </w:tc>
@@ -803,7 +1119,7 @@
                 <w:sz w:val="24"/>
                 <w:szCs w:val="24"/>
               </w:rPr>
-              <w:t xml:space="preserve">Waterfall dengan pengujian black box</w:t>
+              <w:t xml:space="preserve">RAD, menekankan Requirements Planning dan Design Workshop</w:t>
             </w:r>
           </w:p>
         </w:tc>
@@ -822,7 +1138,7 @@
                 <w:sz w:val="24"/>
                 <w:szCs w:val="24"/>
               </w:rPr>
-              <w:t xml:space="preserve">Seluruh fungsi sistem dinyatakan valid melalui pengujian black box</w:t>
+              <w:t xml:space="preserve">Mengotomasi perhitungan dan pelaporan capaian penjualan serta menghapus duplikasi data</w:t>
             </w:r>
           </w:p>
         </w:tc>
@@ -841,7 +1157,7 @@
                 <w:sz w:val="24"/>
                 <w:szCs w:val="24"/>
               </w:rPr>
-              <w:t xml:space="preserve">Memakai metode sekuensial dan tanpa kecerdasan buatan, serta hanya menguji fungsionalitas</w:t>
+              <w:t xml:space="preserve">Mengotomasi pelaporan angka, bukan produksi materi konten</w:t>
             </w:r>
           </w:p>
         </w:tc>
@@ -862,7 +1178,7 @@
                 <w:sz w:val="24"/>
                 <w:szCs w:val="24"/>
               </w:rPr>
-              <w:t xml:space="preserve">Rasim dkk. (2025)</w:t>
+              <w:t xml:space="preserve">Yunus dkk. (2025)</w:t>
             </w:r>
           </w:p>
         </w:tc>
@@ -881,7 +1197,7 @@
                 <w:sz w:val="24"/>
                 <w:szCs w:val="24"/>
               </w:rPr>
-              <w:t xml:space="preserve">Rancang Bangun Sistem Informasi Monitoring dan Analisis Kinerja Penjualan Menggunakan Metode RAD</w:t>
+              <w:t xml:space="preserve">Penerapan Metode RAD pada Rancang Bangun Sistem Informasi Barang Hilang dan Temuan Berbasis Website</w:t>
             </w:r>
           </w:p>
         </w:tc>
@@ -900,7 +1216,7 @@
                 <w:sz w:val="24"/>
                 <w:szCs w:val="24"/>
               </w:rPr>
-              <w:t xml:space="preserve">RAD, menekankan Requirements Planning dan Design Workshop</w:t>
+              <w:t xml:space="preserve">RAD dengan black box dan System Usability Scale</w:t>
             </w:r>
           </w:p>
         </w:tc>
@@ -919,7 +1235,7 @@
                 <w:sz w:val="24"/>
                 <w:szCs w:val="24"/>
               </w:rPr>
-              <w:t xml:space="preserve">Sistem mengotomasi perhitungan dan pelaporan capaian penjualan serta menghapus duplikasi data</w:t>
+              <w:t xml:space="preserve">Menghasilkan sistem informasi barang hilang dan temuan untuk keamanan kampus</w:t>
             </w:r>
           </w:p>
         </w:tc>
@@ -938,7 +1254,7 @@
                 <w:sz w:val="24"/>
                 <w:szCs w:val="24"/>
               </w:rPr>
-              <w:t xml:space="preserve">Mengotomasi pelaporan angka penjualan, bukan memproduksi materi konten</w:t>
+              <w:t xml:space="preserve">Domain layanan kampus, mutu luaran sistem tidak dinilai dengan rubrik</w:t>
             </w:r>
           </w:p>
         </w:tc>
@@ -959,7 +1275,7 @@
                 <w:sz w:val="24"/>
                 <w:szCs w:val="24"/>
               </w:rPr>
-              <w:t xml:space="preserve">Yunus dkk. (2025)</w:t>
+              <w:t xml:space="preserve">Nugroho dkk. (2024)</w:t>
             </w:r>
           </w:p>
         </w:tc>
@@ -978,7 +1294,7 @@
                 <w:sz w:val="24"/>
                 <w:szCs w:val="24"/>
               </w:rPr>
-              <w:t xml:space="preserve">Penerapan Metode RAD pada Rancang Bangun Sistem Informasi Barang Hilang dan Temuan Berbasis Website</w:t>
+              <w:t xml:space="preserve">Rancang Bangun Sistem Informasi Pusat Data Berbasis Website Menggunakan Metode Prototype</w:t>
             </w:r>
           </w:p>
         </w:tc>
@@ -997,7 +1313,7 @@
                 <w:sz w:val="24"/>
                 <w:szCs w:val="24"/>
               </w:rPr>
-              <w:t xml:space="preserve">RAD dengan pengujian black box dan System Usability Scale</w:t>
+              <w:t xml:space="preserve">Prototype dengan pengujian black box</w:t>
             </w:r>
           </w:p>
         </w:tc>
@@ -1016,7 +1332,7 @@
                 <w:sz w:val="24"/>
                 <w:szCs w:val="24"/>
               </w:rPr>
-              <w:t xml:space="preserve">Menghasilkan sistem informasi barang hilang dan temuan untuk keamanan kampus</w:t>
+              <w:t xml:space="preserve">Seluruh fitur berjalan dengan baik</w:t>
             </w:r>
           </w:p>
         </w:tc>
@@ -1035,7 +1351,201 @@
                 <w:sz w:val="24"/>
                 <w:szCs w:val="24"/>
               </w:rPr>
-              <w:t xml:space="preserve">Domain layanan kampus, dan mutu luaran sistem tidak dinilai dengan rubrik</w:t>
+              <w:t xml:space="preserve">Metode iteratif dipakai tanpa melibatkan kecerdasan buatan</w:t>
+            </w:r>
+          </w:p>
+        </w:tc>
+      </w:tr>
+      <w:tr>
+        <w:tc>
+          <w:tcPr>
+            <w:tcW w:w="1417" w:type="dxa"/>
+          </w:tcPr>
+          <w:p>
+            <w:pPr>
+              <w:jc w:val="left"/>
+              <w:spacing w:before="0" w:after="0" w:line="240" w:lineRule="auto"/>
+            </w:pPr>
+            <w:r>
+              <w:rPr>
+                <w:rFonts w:ascii="Times New Roman" w:hAnsi="Times New Roman" w:cs="Times New Roman"/>
+                <w:sz w:val="24"/>
+                <w:szCs w:val="24"/>
+              </w:rPr>
+              <w:t xml:space="preserve">Priyono dkk. (2025)</w:t>
+            </w:r>
+          </w:p>
+        </w:tc>
+        <w:tc>
+          <w:tcPr>
+            <w:tcW w:w="2268" w:type="dxa"/>
+          </w:tcPr>
+          <w:p>
+            <w:pPr>
+              <w:jc w:val="left"/>
+              <w:spacing w:before="0" w:after="0" w:line="240" w:lineRule="auto"/>
+            </w:pPr>
+            <w:r>
+              <w:rPr>
+                <w:rFonts w:ascii="Times New Roman" w:hAnsi="Times New Roman" w:cs="Times New Roman"/>
+                <w:sz w:val="24"/>
+                <w:szCs w:val="24"/>
+              </w:rPr>
+              <w:t xml:space="preserve">Penerapan Metode Prototype pada Pengembangan Sistem Informasi Penjualan Jasa Instalasi Internet</w:t>
+            </w:r>
+          </w:p>
+        </w:tc>
+        <w:tc>
+          <w:tcPr>
+            <w:tcW w:w="1417" w:type="dxa"/>
+          </w:tcPr>
+          <w:p>
+            <w:pPr>
+              <w:jc w:val="left"/>
+              <w:spacing w:before="0" w:after="0" w:line="240" w:lineRule="auto"/>
+            </w:pPr>
+            <w:r>
+              <w:rPr>
+                <w:rFonts w:ascii="Times New Roman" w:hAnsi="Times New Roman" w:cs="Times New Roman"/>
+                <w:sz w:val="24"/>
+                <w:szCs w:val="24"/>
+              </w:rPr>
+              <w:t xml:space="preserve">Prototype dengan black box terhadap lima pengguna</w:t>
+            </w:r>
+          </w:p>
+        </w:tc>
+        <w:tc>
+          <w:tcPr>
+            <w:tcW w:w="1701" w:type="dxa"/>
+          </w:tcPr>
+          <w:p>
+            <w:pPr>
+              <w:jc w:val="left"/>
+              <w:spacing w:before="0" w:after="0" w:line="240" w:lineRule="auto"/>
+            </w:pPr>
+            <w:r>
+              <w:rPr>
+                <w:rFonts w:ascii="Times New Roman" w:hAnsi="Times New Roman" w:cs="Times New Roman"/>
+                <w:sz w:val="24"/>
+                <w:szCs w:val="24"/>
+              </w:rPr>
+              <w:t xml:space="preserve">Seluruh fungsi berjalan baik, efisiensi penjualan meningkat dan kesalahan masukan berkurang</w:t>
+            </w:r>
+          </w:p>
+        </w:tc>
+        <w:tc>
+          <w:tcPr>
+            <w:tcW w:w="1134" w:type="dxa"/>
+          </w:tcPr>
+          <w:p>
+            <w:pPr>
+              <w:jc w:val="left"/>
+              <w:spacing w:before="0" w:after="0" w:line="240" w:lineRule="auto"/>
+            </w:pPr>
+            <w:r>
+              <w:rPr>
+                <w:rFonts w:ascii="Times New Roman" w:hAnsi="Times New Roman" w:cs="Times New Roman"/>
+                <w:sz w:val="24"/>
+                <w:szCs w:val="24"/>
+              </w:rPr>
+              <w:t xml:space="preserve">Efisiensi diukur pada proses transaksi, bukan pada produksi materi konten</w:t>
+            </w:r>
+          </w:p>
+        </w:tc>
+      </w:tr>
+      <w:tr>
+        <w:tc>
+          <w:tcPr>
+            <w:tcW w:w="1417" w:type="dxa"/>
+          </w:tcPr>
+          <w:p>
+            <w:pPr>
+              <w:jc w:val="left"/>
+              <w:spacing w:before="0" w:after="0" w:line="240" w:lineRule="auto"/>
+            </w:pPr>
+            <w:r>
+              <w:rPr>
+                <w:rFonts w:ascii="Times New Roman" w:hAnsi="Times New Roman" w:cs="Times New Roman"/>
+                <w:sz w:val="24"/>
+                <w:szCs w:val="24"/>
+              </w:rPr>
+              <w:t xml:space="preserve">Pawana dkk. (2024)</w:t>
+            </w:r>
+          </w:p>
+        </w:tc>
+        <w:tc>
+          <w:tcPr>
+            <w:tcW w:w="2268" w:type="dxa"/>
+          </w:tcPr>
+          <w:p>
+            <w:pPr>
+              <w:jc w:val="left"/>
+              <w:spacing w:before="0" w:after="0" w:line="240" w:lineRule="auto"/>
+            </w:pPr>
+            <w:r>
+              <w:rPr>
+                <w:rFonts w:ascii="Times New Roman" w:hAnsi="Times New Roman" w:cs="Times New Roman"/>
+                <w:sz w:val="24"/>
+                <w:szCs w:val="24"/>
+              </w:rPr>
+              <w:t xml:space="preserve">Rancang Bangun Sistem Informasi Pengelolaan Surat Berbasis Web di Fakultas Vokasi Universitas Warmadewa</w:t>
+            </w:r>
+          </w:p>
+        </w:tc>
+        <w:tc>
+          <w:tcPr>
+            <w:tcW w:w="1417" w:type="dxa"/>
+          </w:tcPr>
+          <w:p>
+            <w:pPr>
+              <w:jc w:val="left"/>
+              <w:spacing w:before="0" w:after="0" w:line="240" w:lineRule="auto"/>
+            </w:pPr>
+            <w:r>
+              <w:rPr>
+                <w:rFonts w:ascii="Times New Roman" w:hAnsi="Times New Roman" w:cs="Times New Roman"/>
+                <w:sz w:val="24"/>
+                <w:szCs w:val="24"/>
+              </w:rPr>
+              <w:t xml:space="preserve">Research and Development dengan black box</w:t>
+            </w:r>
+          </w:p>
+        </w:tc>
+        <w:tc>
+          <w:tcPr>
+            <w:tcW w:w="1701" w:type="dxa"/>
+          </w:tcPr>
+          <w:p>
+            <w:pPr>
+              <w:jc w:val="left"/>
+              <w:spacing w:before="0" w:after="0" w:line="240" w:lineRule="auto"/>
+            </w:pPr>
+            <w:r>
+              <w:rPr>
+                <w:rFonts w:ascii="Times New Roman" w:hAnsi="Times New Roman" w:cs="Times New Roman"/>
+                <w:sz w:val="24"/>
+                <w:szCs w:val="24"/>
+              </w:rPr>
+              <w:t xml:space="preserve">Efisiensi pengelolaan surat meningkat lebih dari 70 persen dibanding cara manual</w:t>
+            </w:r>
+          </w:p>
+        </w:tc>
+        <w:tc>
+          <w:tcPr>
+            <w:tcW w:w="1134" w:type="dxa"/>
+          </w:tcPr>
+          <w:p>
+            <w:pPr>
+              <w:jc w:val="left"/>
+              <w:spacing w:before="0" w:after="0" w:line="240" w:lineRule="auto"/>
+            </w:pPr>
+            <w:r>
+              <w:rPr>
+                <w:rFonts w:ascii="Times New Roman" w:hAnsi="Times New Roman" w:cs="Times New Roman"/>
+                <w:sz w:val="24"/>
+                <w:szCs w:val="24"/>
+              </w:rPr>
+              <w:t xml:space="preserve">Efisiensi diukur pada proses administratif dan tanpa penilaian mutu luaran</w:t>
             </w:r>
           </w:p>
         </w:tc>
@@ -1059,7 +1569,7 @@
           <w:sz w:val="24"/>
           <w:szCs w:val="24"/>
         </w:rPr>
-        <w:t xml:space="preserve">Berdasarkan Tabel 2.1 dapat disimpulkan beberapa hal. Penelitian Tran dkk. (2025) dan Lin dkk. (2025) telah memetakan mekanisme kolaborasi serta kreativitas pada sistem </w:t>
+        <w:t xml:space="preserve">Berdasarkan uraian naratif dan Tabel 2.1 dapat ditarik beberapa simpulan. Pada kelompok kajian teknologi, mekanisme kolaborasi </w:t>
       </w:r>
       <w:r>
         <w:rPr>
@@ -1076,7 +1586,69 @@
           <w:sz w:val="24"/>
           <w:szCs w:val="24"/>
         </w:rPr>
-        <w:t xml:space="preserve"> berbasis model bahasa besar, namun keduanya berhenti pada tataran konseptual dan tidak menerapkannya pada proses bisnis yang berjalan. Chu dkk. (2025) telah membawa pendekatan </w:t>
+        <w:t xml:space="preserve"> telah dipetakan dengan baik oleh Tran dkk. (2025), Lin dkk. (2025), dan Yan dkk. (2025), namun seluruhnya berhenti pada tataran konseptual. Ketika pendekatan tersebut dibawa ke ranah pemasaran, Chu dkk. (2025) menempatkannya pada sisi konsumen dan Purpura dkk. (2025) menempatkannya pada penelaahan materi yang sudah ada, sehingga sisi produksi materi belum tergarap.</w:t>
+      </w:r>
+    </w:p>
+    <w:p>
+      <w:pPr>
+        <w:jc w:val="both"/>
+        <w:spacing w:before="0" w:after="0" w:line="360" w:lineRule="auto"/>
+        <w:ind w:firstLine="567"/>
+      </w:pPr>
+      <w:r>
+        <w:rPr>
+          <w:rFonts w:ascii="Times New Roman" w:hAnsi="Times New Roman" w:cs="Times New Roman"/>
+          <w:sz w:val="24"/>
+          <w:szCs w:val="24"/>
+        </w:rPr>
+        <w:t xml:space="preserve">Pada kelompok identitas merek, Kirkby dkk. (2023) menunjukkan bahwa pengungkapan sumber kecerdasan buatan tidak merusak persepsi keaslian merek, sementara Wang dkk. (2025) justru menunjukkan bahwa model kesulitan meniru gaya menulis yang tidak dinyatakan secara eksplisit. Kedua temuan ini bila digabungkan mengarah pada satu kesimpulan: persoalannya bukan pada penggunaan kecerdasan buatan itu sendiri, melainkan pada cara gaya bahasa merek disampaikan kepada model.</w:t>
+      </w:r>
+    </w:p>
+    <w:p>
+      <w:pPr>
+        <w:jc w:val="both"/>
+        <w:spacing w:before="0" w:after="0" w:line="360" w:lineRule="auto"/>
+        <w:ind w:firstLine="567"/>
+      </w:pPr>
+      <w:r>
+        <w:rPr>
+          <w:rFonts w:ascii="Times New Roman" w:hAnsi="Times New Roman" w:cs="Times New Roman"/>
+          <w:sz w:val="24"/>
+          <w:szCs w:val="24"/>
+        </w:rPr>
+        <w:t xml:space="preserve">Pada kelompok rancang bangun sistem informasi di Indonesia, Yusna dkk. (2025), Rasim dkk. (2025), Yunus dkk. (2025), Hanum dkk. (2026), Nugroho dkk. (2024), Priyono dkk. (2025), dan Pawana dkk. (2024) menunjukkan pola yang seragam. Pengujian umumnya berhenti pada kesesuaian fungsi melalui </w:t>
+      </w:r>
+      <w:r>
+        <w:rPr>
+          <w:rFonts w:ascii="Times New Roman" w:hAnsi="Times New Roman" w:cs="Times New Roman"/>
+          <w:i/>
+          <w:sz w:val="24"/>
+          <w:szCs w:val="24"/>
+        </w:rPr>
+        <w:t xml:space="preserve">black box</w:t>
+      </w:r>
+      <w:r>
+        <w:rPr>
+          <w:rFonts w:ascii="Times New Roman" w:hAnsi="Times New Roman" w:cs="Times New Roman"/>
+          <w:sz w:val="24"/>
+          <w:szCs w:val="24"/>
+        </w:rPr>
+        <w:t xml:space="preserve">, sebagian menambahkan pengukuran kebergunaan atau efisiensi proses, tetapi tidak satu pun menilai mutu materi yang dihasilkan sistem. Sementara itu Hashemi dkk. (2024) dan Borse dkk. (2025) telah menyediakan cara menilai mutu teks secara terstruktur, namun keduanya berupaya menggantikan penilai manusia, bukan mendampinginya.</w:t>
+      </w:r>
+    </w:p>
+    <w:p>
+      <w:pPr>
+        <w:jc w:val="both"/>
+        <w:spacing w:before="0" w:after="0" w:line="360" w:lineRule="auto"/>
+        <w:ind w:firstLine="567"/>
+      </w:pPr>
+      <w:r>
+        <w:rPr>
+          <w:rFonts w:ascii="Times New Roman" w:hAnsi="Times New Roman" w:cs="Times New Roman"/>
+          <w:sz w:val="24"/>
+          <w:szCs w:val="24"/>
+        </w:rPr>
+        <w:t xml:space="preserve">Dengan demikian terdapat celah riset yang belum terisi. Belum ditemukan penelitian yang sekaligus membangun sistem produksi konten pemasaran yang benar-benar dioperasikan, menerapkan arsitektur </w:t>
       </w:r>
       <w:r>
         <w:rPr>
@@ -1093,56 +1665,186 @@
           <w:sz w:val="24"/>
           <w:szCs w:val="24"/>
         </w:rPr>
-        <w:t xml:space="preserve"> ke ranah pemasaran, tetapi agen digunakan untuk mensimulasikan perilaku konsumen, bukan untuk memproduksi materi konten. Aghaei dkk. (2025) memetakan peluang penerapan model bahasa besar pada manajemen pemasaran secara luas tanpa membangun sistem maupun mengukur dampaknya. Pada konteks Indonesia, Rahman dkk. (2025) menyoroti risiko halusinasi dan bias pada luaran model bahasa besar serta menekankan perlunya kendali manusia, namun kajian tersebut berada pada domain jurnalisme. Sementara itu Yusna dkk. (2025), Rasim dkk. (2025), dan Yunus dkk. (2025) mewakili corak penelitian rancang bangun sistem informasi yang lazim di Indonesia. Ketiganya menguji sistem sampai kesesuaian fungsi melalui </w:t>
-      </w:r>
-      <w:r>
-        <w:rPr>
-          <w:rFonts w:ascii="Times New Roman" w:hAnsi="Times New Roman" w:cs="Times New Roman"/>
-          <w:i/>
-          <w:sz w:val="24"/>
-          <w:szCs w:val="24"/>
-        </w:rPr>
-        <w:t xml:space="preserve">black box</w:t>
-      </w:r>
-      <w:r>
-        <w:rPr>
-          <w:rFonts w:ascii="Times New Roman" w:hAnsi="Times New Roman" w:cs="Times New Roman"/>
-          <w:sz w:val="24"/>
-          <w:szCs w:val="24"/>
-        </w:rPr>
-        <w:t xml:space="preserve">, dan Yunus dkk. (2025) menambahkan pengukuran kebergunaan melalui </w:t>
-      </w:r>
-      <w:r>
-        <w:rPr>
-          <w:rFonts w:ascii="Times New Roman" w:hAnsi="Times New Roman" w:cs="Times New Roman"/>
-          <w:i/>
-          <w:sz w:val="24"/>
-          <w:szCs w:val="24"/>
-        </w:rPr>
-        <w:t xml:space="preserve">System Usability Scale</w:t>
-      </w:r>
-      <w:r>
-        <w:rPr>
-          <w:rFonts w:ascii="Times New Roman" w:hAnsi="Times New Roman" w:cs="Times New Roman"/>
-          <w:sz w:val="24"/>
-          <w:szCs w:val="24"/>
-        </w:rPr>
-        <w:t xml:space="preserve">, namun tidak satu pun menilai mutu materi yang dihasilkan sistem.</w:t>
-      </w:r>
-    </w:p>
-    <w:p>
-      <w:pPr>
-        <w:jc w:val="both"/>
-        <w:spacing w:before="0" w:after="0" w:line="360" w:lineRule="auto"/>
-        <w:ind w:firstLine="567"/>
-      </w:pPr>
-      <w:r>
-        <w:rPr>
-          <w:rFonts w:ascii="Times New Roman" w:hAnsi="Times New Roman" w:cs="Times New Roman"/>
-          <w:sz w:val="24"/>
-          <w:szCs w:val="24"/>
-        </w:rPr>
-        <w:t xml:space="preserve">Dengan demikian terdapat celah riset yang belum terisi. Belum ditemukan penelitian yang sekaligus membangun sistem produksi konten pemasaran yang benar-benar dioperasikan, menerapkan arsitektur </w:t>
+        <w:t xml:space="preserve"> dengan pembagian tugas per modul, menggunakan profil merek terstruktur sebagai konteks untuk menjawab keterbatasan peniruan gaya yang ditemukan Wang dkk. (2025), serta mengukur dampaknya pada dua sisi sekaligus yaitu efisiensi waktu dan konsistensi </w:t>
+      </w:r>
+      <w:r>
+        <w:rPr>
+          <w:rFonts w:ascii="Times New Roman" w:hAnsi="Times New Roman" w:cs="Times New Roman"/>
+          <w:i/>
+          <w:sz w:val="24"/>
+          <w:szCs w:val="24"/>
+        </w:rPr>
+        <w:t xml:space="preserve">brand voice</w:t>
+      </w:r>
+      <w:r>
+        <w:rPr>
+          <w:rFonts w:ascii="Times New Roman" w:hAnsi="Times New Roman" w:cs="Times New Roman"/>
+          <w:sz w:val="24"/>
+          <w:szCs w:val="24"/>
+        </w:rPr>
+        <w:t xml:space="preserve"> dalam konteks ritel berbahasa Indonesia. Celah inilah yang hendak diisi oleh penelitian ini.</w:t>
+      </w:r>
+    </w:p>
+    <w:p>
+      <w:pPr>
+        <w:jc w:val="both"/>
+        <w:spacing w:before="0" w:after="0" w:line="360" w:lineRule="auto"/>
+      </w:pPr>
+    </w:p>
+    <w:p>
+      <w:pPr>
+        <w:jc w:val="left"/>
+        <w:spacing w:before="0" w:after="0" w:line="360" w:lineRule="auto"/>
+      </w:pPr>
+      <w:r>
+        <w:rPr>
+          <w:rFonts w:ascii="Times New Roman" w:hAnsi="Times New Roman" w:cs="Times New Roman"/>
+          <w:b/>
+          <w:sz w:val="24"/>
+          <w:szCs w:val="24"/>
+        </w:rPr>
+        <w:t xml:space="preserve">2.2 Landasan Teori</w:t>
+      </w:r>
+    </w:p>
+    <w:p>
+      <w:pPr>
+        <w:jc w:val="both"/>
+        <w:spacing w:before="0" w:after="0" w:line="360" w:lineRule="auto"/>
+      </w:pPr>
+    </w:p>
+    <w:p>
+      <w:pPr>
+        <w:jc w:val="left"/>
+        <w:spacing w:before="0" w:after="0" w:line="360" w:lineRule="auto"/>
+      </w:pPr>
+      <w:r>
+        <w:rPr>
+          <w:rFonts w:ascii="Times New Roman" w:hAnsi="Times New Roman" w:cs="Times New Roman"/>
+          <w:b/>
+          <w:sz w:val="24"/>
+          <w:szCs w:val="24"/>
+        </w:rPr>
+        <w:t xml:space="preserve">2.2.1. Produksi Konten Pemasaran Digital</w:t>
+      </w:r>
+    </w:p>
+    <w:p>
+      <w:pPr>
+        <w:jc w:val="both"/>
+        <w:spacing w:before="0" w:after="0" w:line="360" w:lineRule="auto"/>
+        <w:ind w:firstLine="567"/>
+      </w:pPr>
+      <w:r>
+        <w:rPr>
+          <w:rFonts w:ascii="Times New Roman" w:hAnsi="Times New Roman" w:cs="Times New Roman"/>
+          <w:b/>
+          <w:sz w:val="24"/>
+          <w:szCs w:val="24"/>
+        </w:rPr>
+        <w:t xml:space="preserve">[SITASI DIBUTUHKAN: definisi pemasaran konten digital dan tahapan produksinya, dari buku terbitan maksimal sepuluh tahun terakhir atau jurnal maksimal lima tahun terakhir]</w:t>
+      </w:r>
+    </w:p>
+    <w:p>
+      <w:pPr>
+        <w:jc w:val="both"/>
+        <w:spacing w:before="0" w:after="0" w:line="360" w:lineRule="auto"/>
+      </w:pPr>
+    </w:p>
+    <w:p>
+      <w:pPr>
+        <w:jc w:val="left"/>
+        <w:spacing w:before="0" w:after="0" w:line="360" w:lineRule="auto"/>
+      </w:pPr>
+      <w:r>
+        <w:rPr>
+          <w:rFonts w:ascii="Times New Roman" w:hAnsi="Times New Roman" w:cs="Times New Roman"/>
+          <w:b/>
+          <w:sz w:val="24"/>
+          <w:szCs w:val="24"/>
+        </w:rPr>
+        <w:t xml:space="preserve">2.2.2. Kecerdasan Buatan Generatif dan Model Bahasa Besar</w:t>
+      </w:r>
+    </w:p>
+    <w:p>
+      <w:pPr>
+        <w:jc w:val="both"/>
+        <w:spacing w:before="0" w:after="0" w:line="360" w:lineRule="auto"/>
+        <w:ind w:firstLine="567"/>
+      </w:pPr>
+      <w:r>
+        <w:rPr>
+          <w:rFonts w:ascii="Times New Roman" w:hAnsi="Times New Roman" w:cs="Times New Roman"/>
+          <w:sz w:val="24"/>
+          <w:szCs w:val="24"/>
+        </w:rPr>
+        <w:t xml:space="preserve">Model bahasa besar atau </w:t>
+      </w:r>
+      <w:r>
+        <w:rPr>
+          <w:rFonts w:ascii="Times New Roman" w:hAnsi="Times New Roman" w:cs="Times New Roman"/>
+          <w:i/>
+          <w:sz w:val="24"/>
+          <w:szCs w:val="24"/>
+        </w:rPr>
+        <w:t xml:space="preserve">large language model</w:t>
+      </w:r>
+      <w:r>
+        <w:rPr>
+          <w:rFonts w:ascii="Times New Roman" w:hAnsi="Times New Roman" w:cs="Times New Roman"/>
+          <w:sz w:val="24"/>
+          <w:szCs w:val="24"/>
+        </w:rPr>
+        <w:t xml:space="preserve"> merupakan model kecerdasan buatan generatif yang dilatih pada korpus teks berskala besar sehingga mampu menghasilkan teks baru menyerupai tulisan manusia. Aghaei dkk. (2025) memetakan penerapan model bahasa besar pada manajemen pemasaran modern, mencakup keterlibatan pelanggan, optimasi kampanye, dan penghasilan konten, sekaligus menyoroti persoalan privasi data, transparansi, dan mitigasi bias.</w:t>
+      </w:r>
+    </w:p>
+    <w:p>
+      <w:pPr>
+        <w:jc w:val="both"/>
+        <w:spacing w:before="0" w:after="0" w:line="360" w:lineRule="auto"/>
+        <w:ind w:firstLine="567"/>
+      </w:pPr>
+      <w:r>
+        <w:rPr>
+          <w:rFonts w:ascii="Times New Roman" w:hAnsi="Times New Roman" w:cs="Times New Roman"/>
+          <w:sz w:val="24"/>
+          <w:szCs w:val="24"/>
+        </w:rPr>
+        <w:t xml:space="preserve">Penerapan model bahasa besar pada penulisan tidak lepas dari risiko. Rahman dkk. (2025), melalui kajian pustaka sistematis berprotokol PRISMA terhadap delapan artikel terpilih dari 339 dokumen awal, menemukan bahwa penggunaan model bahasa besar pada penulisan artikel berita menghadirkan ketegangan mendasar antara tuntutan efisiensi produksi dan kewajiban menjaga integritas, dengan risiko utama berupa halusinasi kecerdasan buatan dan bias algoritmik. Temuan tersebut menjadi dasar bagi penelitian ini untuk tetap menempatkan manusia sebagai pemeriksa akhir dan mencatat setiap luaran yang dihasilkan sistem.</w:t>
+      </w:r>
+    </w:p>
+    <w:p>
+      <w:pPr>
+        <w:jc w:val="both"/>
+        <w:spacing w:before="0" w:after="0" w:line="360" w:lineRule="auto"/>
+      </w:pPr>
+    </w:p>
+    <w:p>
+      <w:pPr>
+        <w:jc w:val="left"/>
+        <w:spacing w:before="0" w:after="0" w:line="360" w:lineRule="auto"/>
+      </w:pPr>
+      <w:r>
+        <w:rPr>
+          <w:rFonts w:ascii="Times New Roman" w:hAnsi="Times New Roman" w:cs="Times New Roman"/>
+          <w:b/>
+          <w:sz w:val="24"/>
+          <w:szCs w:val="24"/>
+        </w:rPr>
+        <w:t xml:space="preserve">2.2.3. Agen Cerdas dan Sistem Multi-Agent</w:t>
+      </w:r>
+    </w:p>
+    <w:p>
+      <w:pPr>
+        <w:jc w:val="both"/>
+        <w:spacing w:before="0" w:after="0" w:line="360" w:lineRule="auto"/>
+        <w:ind w:firstLine="567"/>
+      </w:pPr>
+      <w:r>
+        <w:rPr>
+          <w:rFonts w:ascii="Times New Roman" w:hAnsi="Times New Roman" w:cs="Times New Roman"/>
+          <w:sz w:val="24"/>
+          <w:szCs w:val="24"/>
+        </w:rPr>
+        <w:t xml:space="preserve">Sistem </w:t>
       </w:r>
       <w:r>
         <w:rPr>
@@ -1159,7 +1861,99 @@
           <w:sz w:val="24"/>
           <w:szCs w:val="24"/>
         </w:rPr>
-        <w:t xml:space="preserve"> dengan pembagian tugas per modul, menggunakan profil merek terstruktur sebagai konteks untuk menjaga konsistensi </w:t>
+        <w:t xml:space="preserve"> berbasis model bahasa besar adalah sistem yang menempatkan beberapa agen kecerdasan buatan untuk berkoordinasi menyelesaikan tugas yang kompleks secara kolektif. Tran dkk. (2025) menyusun kerangka yang mencirikan mekanisme kolaborasi tersebut berdasarkan sejumlah dimensi, yaitu aktor yang terlibat, jenis interaksi, struktur organisasi, strategi, dan protokol koordinasi. Kerangka ini menjadi acuan dalam merancang pembagian tugas antar-agen pada penelitian ini.</w:t>
+      </w:r>
+    </w:p>
+    <w:p>
+      <w:pPr>
+        <w:jc w:val="both"/>
+        <w:spacing w:before="0" w:after="0" w:line="360" w:lineRule="auto"/>
+        <w:ind w:firstLine="567"/>
+      </w:pPr>
+      <w:r>
+        <w:rPr>
+          <w:rFonts w:ascii="Times New Roman" w:hAnsi="Times New Roman" w:cs="Times New Roman"/>
+          <w:sz w:val="24"/>
+          <w:szCs w:val="24"/>
+        </w:rPr>
+        <w:t xml:space="preserve">Pada ranah penghasilan luaran kreatif, Lin dkk. (2025) menyusun taksonomi proaktivitas agen dan desain persona, serta memetakan teknik penghasilan luaran melalui eksplorasi divergen, penyempurnaan iteratif, dan sintesis kolaboratif. Konsep desain persona tersebut sejalan dengan penggunaan profil merek sebagai konteks pada penelitian ini.</w:t>
+      </w:r>
+    </w:p>
+    <w:p>
+      <w:pPr>
+        <w:jc w:val="both"/>
+        <w:spacing w:before="0" w:after="0" w:line="360" w:lineRule="auto"/>
+        <w:ind w:firstLine="567"/>
+      </w:pPr>
+      <w:r>
+        <w:rPr>
+          <w:rFonts w:ascii="Times New Roman" w:hAnsi="Times New Roman" w:cs="Times New Roman"/>
+          <w:sz w:val="24"/>
+          <w:szCs w:val="24"/>
+        </w:rPr>
+        <w:t xml:space="preserve">Penerapan pendekatan </w:t>
+      </w:r>
+      <w:r>
+        <w:rPr>
+          <w:rFonts w:ascii="Times New Roman" w:hAnsi="Times New Roman" w:cs="Times New Roman"/>
+          <w:i/>
+          <w:sz w:val="24"/>
+          <w:szCs w:val="24"/>
+        </w:rPr>
+        <w:t xml:space="preserve">multi-agent</w:t>
+      </w:r>
+      <w:r>
+        <w:rPr>
+          <w:rFonts w:ascii="Times New Roman" w:hAnsi="Times New Roman" w:cs="Times New Roman"/>
+          <w:sz w:val="24"/>
+          <w:szCs w:val="24"/>
+        </w:rPr>
+        <w:t xml:space="preserve"> pada ranah pemasaran telah ditunjukkan Chu dkk. (2025) yang membangun kerangka simulasi agar agen generatif dapat berinteraksi, menyatakan penalaran internal, membentuk kebiasaan, dan mengambil keputusan pembelian, sehingga strategi pemasaran dapat diuji sebelum diterapkan. Perbedaannya, penelitian ini menggunakan agen untuk memproduksi materi konten, bukan untuk mensimulasikan konsumen.</w:t>
+      </w:r>
+    </w:p>
+    <w:p>
+      <w:pPr>
+        <w:jc w:val="both"/>
+        <w:spacing w:before="0" w:after="0" w:line="360" w:lineRule="auto"/>
+      </w:pPr>
+    </w:p>
+    <w:p>
+      <w:pPr>
+        <w:jc w:val="left"/>
+        <w:spacing w:before="0" w:after="0" w:line="360" w:lineRule="auto"/>
+      </w:pPr>
+      <w:r>
+        <w:rPr>
+          <w:rFonts w:ascii="Times New Roman" w:hAnsi="Times New Roman" w:cs="Times New Roman"/>
+          <w:b/>
+          <w:sz w:val="24"/>
+          <w:szCs w:val="24"/>
+        </w:rPr>
+        <w:t xml:space="preserve">2.2.4. Brand Voice dan Konsistensi Identitas Merek</w:t>
+      </w:r>
+    </w:p>
+    <w:p>
+      <w:pPr>
+        <w:jc w:val="both"/>
+        <w:spacing w:before="0" w:after="0" w:line="360" w:lineRule="auto"/>
+        <w:ind w:firstLine="567"/>
+      </w:pPr>
+      <w:r>
+        <w:rPr>
+          <w:rFonts w:ascii="Times New Roman" w:hAnsi="Times New Roman" w:cs="Times New Roman"/>
+          <w:i/>
+          <w:sz w:val="24"/>
+          <w:szCs w:val="24"/>
+        </w:rPr>
+        <w:t xml:space="preserve">Brand voice</w:t>
+      </w:r>
+      <w:r>
+        <w:rPr>
+          <w:rFonts w:ascii="Times New Roman" w:hAnsi="Times New Roman" w:cs="Times New Roman"/>
+          <w:sz w:val="24"/>
+          <w:szCs w:val="24"/>
+        </w:rPr>
+        <w:t xml:space="preserve"> adalah cara sebuah merek berbicara kepada audiensnya, yang tercermin pada nada, pilihan kata, dan tingkat formalitas yang digunakan secara konsisten di seluruh titik sentuh. Kirkby dkk. (2023) meneliti keaslian </w:t>
       </w:r>
       <w:r>
         <w:rPr>
@@ -1176,7 +1970,39 @@
           <w:sz w:val="24"/>
           <w:szCs w:val="24"/>
         </w:rPr>
-        <w:t xml:space="preserve">, serta mengukur dampaknya pada dua sisi sekaligus yaitu efisiensi waktu dan konsistensi identitas merek dalam konteks ritel berbahasa Indonesia. Celah inilah yang hendak diisi oleh penelitian ini.</w:t>
+        <w:t xml:space="preserve"> dalam kaitannya dengan keaslian merek dan sikap terhadap merek, dan menemukan melalui eksperimen 3x3 terhadap 624 responden bahwa teks yang dinyatakan dihasilkan kecerdasan buatan tidak dipersepsikan kurang autentik dibanding teks yang dinyatakan ditulis manusia. Temuan tersebut menunjukkan bahwa yang menentukan persepsi bukan sumber teksnya, melainkan kesesuaian teks dengan suara merek yang telah dikenal audiens.</w:t>
+      </w:r>
+    </w:p>
+    <w:p>
+      <w:pPr>
+        <w:jc w:val="both"/>
+        <w:spacing w:before="0" w:after="0" w:line="360" w:lineRule="auto"/>
+        <w:ind w:firstLine="567"/>
+      </w:pPr>
+      <w:r>
+        <w:rPr>
+          <w:rFonts w:ascii="Times New Roman" w:hAnsi="Times New Roman" w:cs="Times New Roman"/>
+          <w:sz w:val="24"/>
+          <w:szCs w:val="24"/>
+        </w:rPr>
+        <w:t xml:space="preserve">Kesesuaian tersebut tidak terbentuk dengan sendirinya. Wang dkk. (2025) menemukan bahwa model bahasa besar kesulitan meniru gaya menulis yang tidak dinyatakan secara eksplisit, terutama gaya informal. Oleh karena itu penelitian ini memperlakukan </w:t>
+      </w:r>
+      <w:r>
+        <w:rPr>
+          <w:rFonts w:ascii="Times New Roman" w:hAnsi="Times New Roman" w:cs="Times New Roman"/>
+          <w:i/>
+          <w:sz w:val="24"/>
+          <w:szCs w:val="24"/>
+        </w:rPr>
+        <w:t xml:space="preserve">brand voice</w:t>
+      </w:r>
+      <w:r>
+        <w:rPr>
+          <w:rFonts w:ascii="Times New Roman" w:hAnsi="Times New Roman" w:cs="Times New Roman"/>
+          <w:sz w:val="24"/>
+          <w:szCs w:val="24"/>
+        </w:rPr>
+        <w:t xml:space="preserve"> sebagai sekumpulan ketentuan tertulis dan terstruktur yang disertakan sebagai konteks, bukan sebagai gaya yang diharapkan tertangkap sendiri oleh model dari contoh naskah.</w:t>
       </w:r>
     </w:p>
     <w:p>
@@ -1192,270 +2018,7 @@
           <w:sz w:val="24"/>
           <w:szCs w:val="24"/>
         </w:rPr>
-        <w:t xml:space="preserve">[CATATAN UNTUK PENULIS: delapan sumber di atas sudah diverifikasi keberadaannya langsung ke halaman penerbit. Jumlah ini sudah memenuhi praktik lazim delapan sampai sepuluh penelitian terdahulu. Bila pembimbing meminta tambahan, perluas penelusuran pada Garuda dan SINTA dengan kata kunci: evaluasi luaran model bahasa besar bahasa Indonesia, sistem informasi pemasaran berbasis kecerdasan buatan, dan konsistensi gaya bahasa merek.]</w:t>
-      </w:r>
-    </w:p>
-    <w:p>
-      <w:pPr>
-        <w:jc w:val="both"/>
-        <w:spacing w:before="0" w:after="0" w:line="360" w:lineRule="auto"/>
-      </w:pPr>
-    </w:p>
-    <w:p>
-      <w:pPr>
-        <w:jc w:val="left"/>
-        <w:spacing w:before="0" w:after="0" w:line="360" w:lineRule="auto"/>
-      </w:pPr>
-      <w:r>
-        <w:rPr>
-          <w:rFonts w:ascii="Times New Roman" w:hAnsi="Times New Roman" w:cs="Times New Roman"/>
-          <w:b/>
-          <w:sz w:val="24"/>
-          <w:szCs w:val="24"/>
-        </w:rPr>
-        <w:t xml:space="preserve">2.2 Landasan Teori</w:t>
-      </w:r>
-    </w:p>
-    <w:p>
-      <w:pPr>
-        <w:jc w:val="both"/>
-        <w:spacing w:before="0" w:after="0" w:line="360" w:lineRule="auto"/>
-      </w:pPr>
-    </w:p>
-    <w:p>
-      <w:pPr>
-        <w:jc w:val="left"/>
-        <w:spacing w:before="0" w:after="0" w:line="360" w:lineRule="auto"/>
-      </w:pPr>
-      <w:r>
-        <w:rPr>
-          <w:rFonts w:ascii="Times New Roman" w:hAnsi="Times New Roman" w:cs="Times New Roman"/>
-          <w:b/>
-          <w:sz w:val="24"/>
-          <w:szCs w:val="24"/>
-        </w:rPr>
-        <w:t xml:space="preserve">2.2.1. Produksi Konten Pemasaran Digital</w:t>
-      </w:r>
-    </w:p>
-    <w:p>
-      <w:pPr>
-        <w:jc w:val="both"/>
-        <w:spacing w:before="0" w:after="0" w:line="360" w:lineRule="auto"/>
-        <w:ind w:firstLine="567"/>
-      </w:pPr>
-      <w:r>
-        <w:rPr>
-          <w:rFonts w:ascii="Times New Roman" w:hAnsi="Times New Roman" w:cs="Times New Roman"/>
-          <w:b/>
-          <w:sz w:val="24"/>
-          <w:szCs w:val="24"/>
-        </w:rPr>
-        <w:t xml:space="preserve">[SITASI DIBUTUHKAN: definisi pemasaran konten digital dan tahapan produksinya, dari buku terbitan maksimal sepuluh tahun terakhir atau jurnal maksimal lima tahun terakhir]</w:t>
-      </w:r>
-    </w:p>
-    <w:p>
-      <w:pPr>
-        <w:jc w:val="both"/>
-        <w:spacing w:before="0" w:after="0" w:line="360" w:lineRule="auto"/>
-      </w:pPr>
-    </w:p>
-    <w:p>
-      <w:pPr>
-        <w:jc w:val="left"/>
-        <w:spacing w:before="0" w:after="0" w:line="360" w:lineRule="auto"/>
-      </w:pPr>
-      <w:r>
-        <w:rPr>
-          <w:rFonts w:ascii="Times New Roman" w:hAnsi="Times New Roman" w:cs="Times New Roman"/>
-          <w:b/>
-          <w:sz w:val="24"/>
-          <w:szCs w:val="24"/>
-        </w:rPr>
-        <w:t xml:space="preserve">2.2.2. Kecerdasan Buatan Generatif dan Model Bahasa Besar</w:t>
-      </w:r>
-    </w:p>
-    <w:p>
-      <w:pPr>
-        <w:jc w:val="both"/>
-        <w:spacing w:before="0" w:after="0" w:line="360" w:lineRule="auto"/>
-        <w:ind w:firstLine="567"/>
-      </w:pPr>
-      <w:r>
-        <w:rPr>
-          <w:rFonts w:ascii="Times New Roman" w:hAnsi="Times New Roman" w:cs="Times New Roman"/>
-          <w:sz w:val="24"/>
-          <w:szCs w:val="24"/>
-        </w:rPr>
-        <w:t xml:space="preserve">Model bahasa besar atau </w:t>
-      </w:r>
-      <w:r>
-        <w:rPr>
-          <w:rFonts w:ascii="Times New Roman" w:hAnsi="Times New Roman" w:cs="Times New Roman"/>
-          <w:i/>
-          <w:sz w:val="24"/>
-          <w:szCs w:val="24"/>
-        </w:rPr>
-        <w:t xml:space="preserve">large language model</w:t>
-      </w:r>
-      <w:r>
-        <w:rPr>
-          <w:rFonts w:ascii="Times New Roman" w:hAnsi="Times New Roman" w:cs="Times New Roman"/>
-          <w:sz w:val="24"/>
-          <w:szCs w:val="24"/>
-        </w:rPr>
-        <w:t xml:space="preserve"> merupakan model kecerdasan buatan generatif yang dilatih pada korpus teks berskala besar sehingga mampu menghasilkan teks baru menyerupai tulisan manusia. Aghaei dkk. (2025) memetakan penerapan model bahasa besar pada manajemen pemasaran modern, mencakup keterlibatan pelanggan, optimasi kampanye, dan penghasilan konten, sekaligus menyoroti persoalan privasi data, transparansi, dan mitigasi bias.</w:t>
-      </w:r>
-    </w:p>
-    <w:p>
-      <w:pPr>
-        <w:jc w:val="both"/>
-        <w:spacing w:before="0" w:after="0" w:line="360" w:lineRule="auto"/>
-        <w:ind w:firstLine="567"/>
-      </w:pPr>
-      <w:r>
-        <w:rPr>
-          <w:rFonts w:ascii="Times New Roman" w:hAnsi="Times New Roman" w:cs="Times New Roman"/>
-          <w:sz w:val="24"/>
-          <w:szCs w:val="24"/>
-        </w:rPr>
-        <w:t xml:space="preserve">Penerapan model bahasa besar pada penulisan tidak lepas dari risiko. Rahman dkk. (2025), melalui kajian pustaka sistematis berprotokol PRISMA terhadap delapan artikel terpilih dari 339 dokumen awal, menemukan bahwa penggunaan model bahasa besar pada penulisan artikel berita menghadirkan ketegangan mendasar antara tuntutan efisiensi produksi dan kewajiban menjaga integritas, dengan risiko utama berupa halusinasi kecerdasan buatan dan bias algoritmik. Temuan tersebut menjadi dasar bagi penelitian ini untuk tetap menempatkan manusia sebagai pemeriksa akhir dan mencatat setiap luaran yang dihasilkan sistem.</w:t>
-      </w:r>
-    </w:p>
-    <w:p>
-      <w:pPr>
-        <w:jc w:val="both"/>
-        <w:spacing w:before="0" w:after="0" w:line="360" w:lineRule="auto"/>
-      </w:pPr>
-    </w:p>
-    <w:p>
-      <w:pPr>
-        <w:jc w:val="left"/>
-        <w:spacing w:before="0" w:after="0" w:line="360" w:lineRule="auto"/>
-      </w:pPr>
-      <w:r>
-        <w:rPr>
-          <w:rFonts w:ascii="Times New Roman" w:hAnsi="Times New Roman" w:cs="Times New Roman"/>
-          <w:b/>
-          <w:sz w:val="24"/>
-          <w:szCs w:val="24"/>
-        </w:rPr>
-        <w:t xml:space="preserve">2.2.3. Agen Cerdas dan Sistem Multi-Agent</w:t>
-      </w:r>
-    </w:p>
-    <w:p>
-      <w:pPr>
-        <w:jc w:val="both"/>
-        <w:spacing w:before="0" w:after="0" w:line="360" w:lineRule="auto"/>
-        <w:ind w:firstLine="567"/>
-      </w:pPr>
-      <w:r>
-        <w:rPr>
-          <w:rFonts w:ascii="Times New Roman" w:hAnsi="Times New Roman" w:cs="Times New Roman"/>
-          <w:sz w:val="24"/>
-          <w:szCs w:val="24"/>
-        </w:rPr>
-        <w:t xml:space="preserve">Sistem </w:t>
-      </w:r>
-      <w:r>
-        <w:rPr>
-          <w:rFonts w:ascii="Times New Roman" w:hAnsi="Times New Roman" w:cs="Times New Roman"/>
-          <w:i/>
-          <w:sz w:val="24"/>
-          <w:szCs w:val="24"/>
-        </w:rPr>
-        <w:t xml:space="preserve">multi-agent</w:t>
-      </w:r>
-      <w:r>
-        <w:rPr>
-          <w:rFonts w:ascii="Times New Roman" w:hAnsi="Times New Roman" w:cs="Times New Roman"/>
-          <w:sz w:val="24"/>
-          <w:szCs w:val="24"/>
-        </w:rPr>
-        <w:t xml:space="preserve"> berbasis model bahasa besar adalah sistem yang menempatkan beberapa agen kecerdasan buatan untuk berkoordinasi menyelesaikan tugas yang kompleks secara kolektif. Tran dkk. (2025) menyusun kerangka yang mencirikan mekanisme kolaborasi tersebut berdasarkan sejumlah dimensi, yaitu aktor yang terlibat, jenis interaksi, struktur organisasi, strategi, dan protokol koordinasi. Kerangka ini menjadi acuan dalam merancang pembagian tugas antar-agen pada penelitian ini.</w:t>
-      </w:r>
-    </w:p>
-    <w:p>
-      <w:pPr>
-        <w:jc w:val="both"/>
-        <w:spacing w:before="0" w:after="0" w:line="360" w:lineRule="auto"/>
-        <w:ind w:firstLine="567"/>
-      </w:pPr>
-      <w:r>
-        <w:rPr>
-          <w:rFonts w:ascii="Times New Roman" w:hAnsi="Times New Roman" w:cs="Times New Roman"/>
-          <w:sz w:val="24"/>
-          <w:szCs w:val="24"/>
-        </w:rPr>
-        <w:t xml:space="preserve">Pada ranah penghasilan luaran kreatif, Lin dkk. (2025) menyusun taksonomi proaktivitas agen dan desain persona, serta memetakan teknik penghasilan luaran melalui eksplorasi divergen, penyempurnaan iteratif, dan sintesis kolaboratif. Konsep desain persona tersebut sejalan dengan penggunaan profil merek sebagai konteks pada penelitian ini.</w:t>
-      </w:r>
-    </w:p>
-    <w:p>
-      <w:pPr>
-        <w:jc w:val="both"/>
-        <w:spacing w:before="0" w:after="0" w:line="360" w:lineRule="auto"/>
-        <w:ind w:firstLine="567"/>
-      </w:pPr>
-      <w:r>
-        <w:rPr>
-          <w:rFonts w:ascii="Times New Roman" w:hAnsi="Times New Roman" w:cs="Times New Roman"/>
-          <w:sz w:val="24"/>
-          <w:szCs w:val="24"/>
-        </w:rPr>
-        <w:t xml:space="preserve">Penerapan pendekatan </w:t>
-      </w:r>
-      <w:r>
-        <w:rPr>
-          <w:rFonts w:ascii="Times New Roman" w:hAnsi="Times New Roman" w:cs="Times New Roman"/>
-          <w:i/>
-          <w:sz w:val="24"/>
-          <w:szCs w:val="24"/>
-        </w:rPr>
-        <w:t xml:space="preserve">multi-agent</w:t>
-      </w:r>
-      <w:r>
-        <w:rPr>
-          <w:rFonts w:ascii="Times New Roman" w:hAnsi="Times New Roman" w:cs="Times New Roman"/>
-          <w:sz w:val="24"/>
-          <w:szCs w:val="24"/>
-        </w:rPr>
-        <w:t xml:space="preserve"> pada ranah pemasaran telah ditunjukkan Chu dkk. (2025) yang membangun kerangka simulasi agar agen generatif dapat berinteraksi, menyatakan penalaran internal, membentuk kebiasaan, dan mengambil keputusan pembelian, sehingga strategi pemasaran dapat diuji sebelum diterapkan. Perbedaannya, penelitian ini menggunakan agen untuk memproduksi materi konten, bukan untuk mensimulasikan konsumen.</w:t>
-      </w:r>
-    </w:p>
-    <w:p>
-      <w:pPr>
-        <w:jc w:val="both"/>
-        <w:spacing w:before="0" w:after="0" w:line="360" w:lineRule="auto"/>
-      </w:pPr>
-    </w:p>
-    <w:p>
-      <w:pPr>
-        <w:jc w:val="left"/>
-        <w:spacing w:before="0" w:after="0" w:line="360" w:lineRule="auto"/>
-      </w:pPr>
-      <w:r>
-        <w:rPr>
-          <w:rFonts w:ascii="Times New Roman" w:hAnsi="Times New Roman" w:cs="Times New Roman"/>
-          <w:b/>
-          <w:sz w:val="24"/>
-          <w:szCs w:val="24"/>
-        </w:rPr>
-        <w:t xml:space="preserve">2.2.4. Brand Voice dan Konsistensi Identitas Merek</w:t>
-      </w:r>
-    </w:p>
-    <w:p>
-      <w:pPr>
-        <w:jc w:val="both"/>
-        <w:spacing w:before="0" w:after="0" w:line="360" w:lineRule="auto"/>
-        <w:ind w:firstLine="567"/>
-      </w:pPr>
-      <w:r>
-        <w:rPr>
-          <w:rFonts w:ascii="Times New Roman" w:hAnsi="Times New Roman" w:cs="Times New Roman"/>
-          <w:b/>
-          <w:sz w:val="24"/>
-          <w:szCs w:val="24"/>
-        </w:rPr>
-        <w:t xml:space="preserve">[SITASI DIBUTUHKAN: definisi </w:t>
+        <w:t xml:space="preserve">[SITASI DIBUTUHKAN: satu definisi baku </w:t>
       </w:r>
       <w:r>
         <w:rPr>
@@ -1472,7 +2035,7 @@
           <w:sz w:val="24"/>
           <w:szCs w:val="24"/>
         </w:rPr>
-        <w:t xml:space="preserve"> serta dimensi pengukurannya. Penelusuran pada tahap ini belum menemukan sumber akademik yang layak; hasil pencarian didominasi tulisan pemasaran komersial yang tidak melalui telaah sejawat sehingga tidak dapat dipakai. Cari pada jurnal manajemen pemasaran atau buku </w:t>
+        <w:t xml:space="preserve"> dari buku </w:t>
       </w:r>
       <w:r>
         <w:rPr>
@@ -1489,7 +2052,7 @@
           <w:sz w:val="24"/>
           <w:szCs w:val="24"/>
         </w:rPr>
-        <w:t xml:space="preserve"> terbitan maksimal sepuluh tahun terakhir]</w:t>
+        <w:t xml:space="preserve"> atau jurnal manajemen pemasaran, terbitan maksimal sepuluh tahun terakhir, untuk memperkuat paragraf pembuka]</w:t>
       </w:r>
     </w:p>
     <w:p>

--- a/skripsi/bab-2-tinjauan-pustaka.docx
+++ b/skripsi/bab-2-tinjauan-pustaka.docx
@@ -1736,11 +1736,110 @@
       <w:r>
         <w:rPr>
           <w:rFonts w:ascii="Times New Roman" w:hAnsi="Times New Roman" w:cs="Times New Roman"/>
+          <w:sz w:val="24"/>
+          <w:szCs w:val="24"/>
+        </w:rPr>
+        <w:t xml:space="preserve">Pemasaran konten digital adalah pendekatan pemasaran yang menempatkan materi konten sebagai sarana utama untuk menarik dan mempertahankan perhatian audiens pada kanal digital. Putra dkk. (2025), melalui survei terhadap 100 responden, menemukan bahwa strategi </w:t>
+      </w:r>
+      <w:r>
+        <w:rPr>
+          <w:rFonts w:ascii="Times New Roman" w:hAnsi="Times New Roman" w:cs="Times New Roman"/>
+          <w:i/>
+          <w:sz w:val="24"/>
+          <w:szCs w:val="24"/>
+        </w:rPr>
+        <w:t xml:space="preserve">content marketing</w:t>
+      </w:r>
+      <w:r>
+        <w:rPr>
+          <w:rFonts w:ascii="Times New Roman" w:hAnsi="Times New Roman" w:cs="Times New Roman"/>
+          <w:sz w:val="24"/>
+          <w:szCs w:val="24"/>
+        </w:rPr>
+        <w:t xml:space="preserve"> berpengaruh signifikan terhadap kinerja pemasaran.</w:t>
+      </w:r>
+    </w:p>
+    <w:p>
+      <w:pPr>
+        <w:jc w:val="both"/>
+        <w:spacing w:before="0" w:after="0" w:line="360" w:lineRule="auto"/>
+        <w:ind w:firstLine="567"/>
+      </w:pPr>
+      <w:r>
+        <w:rPr>
+          <w:rFonts w:ascii="Times New Roman" w:hAnsi="Times New Roman" w:cs="Times New Roman"/>
+          <w:sz w:val="24"/>
+          <w:szCs w:val="24"/>
+        </w:rPr>
+        <w:t xml:space="preserve">Pada ranah ritel sepatu olahraga, Ibrahim dan Abdurrahman (2025) menemukan bahwa promosi dan citra merek melalui media sosial berpengaruh signifikan terhadap keputusan pembelian, serta menganjurkan agar pesan merek dijaga konsisten di seluruh platform. Kedua temuan tersebut menegaskan bahwa yang menentukan bukan semata keberadaan konten, melainkan juga keajekan cara konten itu disampaikan.</w:t>
+      </w:r>
+    </w:p>
+    <w:p>
+      <w:pPr>
+        <w:jc w:val="both"/>
+        <w:spacing w:before="0" w:after="0" w:line="360" w:lineRule="auto"/>
+      </w:pPr>
+    </w:p>
+    <w:p>
+      <w:pPr>
+        <w:jc w:val="left"/>
+        <w:spacing w:before="0" w:after="0" w:line="360" w:lineRule="auto"/>
+      </w:pPr>
+      <w:r>
+        <w:rPr>
+          <w:rFonts w:ascii="Times New Roman" w:hAnsi="Times New Roman" w:cs="Times New Roman"/>
           <w:b/>
           <w:sz w:val="24"/>
           <w:szCs w:val="24"/>
         </w:rPr>
-        <w:t xml:space="preserve">[SITASI DIBUTUHKAN: definisi pemasaran konten digital dan tahapan produksinya, dari buku terbitan maksimal sepuluh tahun terakhir atau jurnal maksimal lima tahun terakhir]</w:t>
+        <w:t xml:space="preserve">2.2.2. Kecerdasan Buatan Generatif dan Model Bahasa Besar</w:t>
+      </w:r>
+    </w:p>
+    <w:p>
+      <w:pPr>
+        <w:jc w:val="both"/>
+        <w:spacing w:before="0" w:after="0" w:line="360" w:lineRule="auto"/>
+        <w:ind w:firstLine="567"/>
+      </w:pPr>
+      <w:r>
+        <w:rPr>
+          <w:rFonts w:ascii="Times New Roman" w:hAnsi="Times New Roman" w:cs="Times New Roman"/>
+          <w:sz w:val="24"/>
+          <w:szCs w:val="24"/>
+        </w:rPr>
+        <w:t xml:space="preserve">Model bahasa besar atau </w:t>
+      </w:r>
+      <w:r>
+        <w:rPr>
+          <w:rFonts w:ascii="Times New Roman" w:hAnsi="Times New Roman" w:cs="Times New Roman"/>
+          <w:i/>
+          <w:sz w:val="24"/>
+          <w:szCs w:val="24"/>
+        </w:rPr>
+        <w:t xml:space="preserve">large language model</w:t>
+      </w:r>
+      <w:r>
+        <w:rPr>
+          <w:rFonts w:ascii="Times New Roman" w:hAnsi="Times New Roman" w:cs="Times New Roman"/>
+          <w:sz w:val="24"/>
+          <w:szCs w:val="24"/>
+        </w:rPr>
+        <w:t xml:space="preserve"> merupakan model kecerdasan buatan generatif yang dilatih pada korpus teks berskala besar sehingga mampu menghasilkan teks baru menyerupai tulisan manusia. Aghaei dkk. (2025) memetakan penerapan model bahasa besar pada manajemen pemasaran modern, mencakup keterlibatan pelanggan, optimasi kampanye, dan penghasilan konten, sekaligus menyoroti persoalan privasi data, transparansi, dan mitigasi bias.</w:t>
+      </w:r>
+    </w:p>
+    <w:p>
+      <w:pPr>
+        <w:jc w:val="both"/>
+        <w:spacing w:before="0" w:after="0" w:line="360" w:lineRule="auto"/>
+        <w:ind w:firstLine="567"/>
+      </w:pPr>
+      <w:r>
+        <w:rPr>
+          <w:rFonts w:ascii="Times New Roman" w:hAnsi="Times New Roman" w:cs="Times New Roman"/>
+          <w:sz w:val="24"/>
+          <w:szCs w:val="24"/>
+        </w:rPr>
+        <w:t xml:space="preserve">Penerapan model bahasa besar pada penulisan tidak lepas dari risiko. Rahman dkk. (2025), melalui kajian pustaka sistematis berprotokol PRISMA terhadap delapan artikel terpilih dari 339 dokumen awal, menemukan bahwa penggunaan model bahasa besar pada penulisan artikel berita menghadirkan ketegangan mendasar antara tuntutan efisiensi produksi dan kewajiban menjaga integritas, dengan risiko utama berupa halusinasi kecerdasan buatan dan bias algoritmik. Temuan tersebut menjadi dasar bagi penelitian ini untuk tetap menempatkan manusia sebagai pemeriksa akhir dan mencatat setiap luaran yang dihasilkan sistem.</w:t>
       </w:r>
     </w:p>
     <w:p>
@@ -1761,54 +1860,86 @@
           <w:sz w:val="24"/>
           <w:szCs w:val="24"/>
         </w:rPr>
-        <w:t xml:space="preserve">2.2.2. Kecerdasan Buatan Generatif dan Model Bahasa Besar</w:t>
-      </w:r>
-    </w:p>
-    <w:p>
-      <w:pPr>
-        <w:jc w:val="both"/>
-        <w:spacing w:before="0" w:after="0" w:line="360" w:lineRule="auto"/>
-        <w:ind w:firstLine="567"/>
-      </w:pPr>
-      <w:r>
-        <w:rPr>
-          <w:rFonts w:ascii="Times New Roman" w:hAnsi="Times New Roman" w:cs="Times New Roman"/>
-          <w:sz w:val="24"/>
-          <w:szCs w:val="24"/>
-        </w:rPr>
-        <w:t xml:space="preserve">Model bahasa besar atau </w:t>
-      </w:r>
-      <w:r>
-        <w:rPr>
-          <w:rFonts w:ascii="Times New Roman" w:hAnsi="Times New Roman" w:cs="Times New Roman"/>
-          <w:i/>
-          <w:sz w:val="24"/>
-          <w:szCs w:val="24"/>
-        </w:rPr>
-        <w:t xml:space="preserve">large language model</w:t>
-      </w:r>
-      <w:r>
-        <w:rPr>
-          <w:rFonts w:ascii="Times New Roman" w:hAnsi="Times New Roman" w:cs="Times New Roman"/>
-          <w:sz w:val="24"/>
-          <w:szCs w:val="24"/>
-        </w:rPr>
-        <w:t xml:space="preserve"> merupakan model kecerdasan buatan generatif yang dilatih pada korpus teks berskala besar sehingga mampu menghasilkan teks baru menyerupai tulisan manusia. Aghaei dkk. (2025) memetakan penerapan model bahasa besar pada manajemen pemasaran modern, mencakup keterlibatan pelanggan, optimasi kampanye, dan penghasilan konten, sekaligus menyoroti persoalan privasi data, transparansi, dan mitigasi bias.</w:t>
-      </w:r>
-    </w:p>
-    <w:p>
-      <w:pPr>
-        <w:jc w:val="both"/>
-        <w:spacing w:before="0" w:after="0" w:line="360" w:lineRule="auto"/>
-        <w:ind w:firstLine="567"/>
-      </w:pPr>
-      <w:r>
-        <w:rPr>
-          <w:rFonts w:ascii="Times New Roman" w:hAnsi="Times New Roman" w:cs="Times New Roman"/>
-          <w:sz w:val="24"/>
-          <w:szCs w:val="24"/>
-        </w:rPr>
-        <w:t xml:space="preserve">Penerapan model bahasa besar pada penulisan tidak lepas dari risiko. Rahman dkk. (2025), melalui kajian pustaka sistematis berprotokol PRISMA terhadap delapan artikel terpilih dari 339 dokumen awal, menemukan bahwa penggunaan model bahasa besar pada penulisan artikel berita menghadirkan ketegangan mendasar antara tuntutan efisiensi produksi dan kewajiban menjaga integritas, dengan risiko utama berupa halusinasi kecerdasan buatan dan bias algoritmik. Temuan tersebut menjadi dasar bagi penelitian ini untuk tetap menempatkan manusia sebagai pemeriksa akhir dan mencatat setiap luaran yang dihasilkan sistem.</w:t>
+        <w:t xml:space="preserve">2.2.3. Agen Cerdas dan Sistem Multi-Agent</w:t>
+      </w:r>
+    </w:p>
+    <w:p>
+      <w:pPr>
+        <w:jc w:val="both"/>
+        <w:spacing w:before="0" w:after="0" w:line="360" w:lineRule="auto"/>
+        <w:ind w:firstLine="567"/>
+      </w:pPr>
+      <w:r>
+        <w:rPr>
+          <w:rFonts w:ascii="Times New Roman" w:hAnsi="Times New Roman" w:cs="Times New Roman"/>
+          <w:sz w:val="24"/>
+          <w:szCs w:val="24"/>
+        </w:rPr>
+        <w:t xml:space="preserve">Sistem </w:t>
+      </w:r>
+      <w:r>
+        <w:rPr>
+          <w:rFonts w:ascii="Times New Roman" w:hAnsi="Times New Roman" w:cs="Times New Roman"/>
+          <w:i/>
+          <w:sz w:val="24"/>
+          <w:szCs w:val="24"/>
+        </w:rPr>
+        <w:t xml:space="preserve">multi-agent</w:t>
+      </w:r>
+      <w:r>
+        <w:rPr>
+          <w:rFonts w:ascii="Times New Roman" w:hAnsi="Times New Roman" w:cs="Times New Roman"/>
+          <w:sz w:val="24"/>
+          <w:szCs w:val="24"/>
+        </w:rPr>
+        <w:t xml:space="preserve"> berbasis model bahasa besar adalah sistem yang menempatkan beberapa agen kecerdasan buatan untuk berkoordinasi menyelesaikan tugas yang kompleks secara kolektif. Tran dkk. (2025) menyusun kerangka yang mencirikan mekanisme kolaborasi tersebut berdasarkan sejumlah dimensi, yaitu aktor yang terlibat, jenis interaksi, struktur organisasi, strategi, dan protokol koordinasi. Kerangka ini menjadi acuan dalam merancang pembagian tugas antar-agen pada penelitian ini.</w:t>
+      </w:r>
+    </w:p>
+    <w:p>
+      <w:pPr>
+        <w:jc w:val="both"/>
+        <w:spacing w:before="0" w:after="0" w:line="360" w:lineRule="auto"/>
+        <w:ind w:firstLine="567"/>
+      </w:pPr>
+      <w:r>
+        <w:rPr>
+          <w:rFonts w:ascii="Times New Roman" w:hAnsi="Times New Roman" w:cs="Times New Roman"/>
+          <w:sz w:val="24"/>
+          <w:szCs w:val="24"/>
+        </w:rPr>
+        <w:t xml:space="preserve">Pada ranah penghasilan luaran kreatif, Lin dkk. (2025) menyusun taksonomi proaktivitas agen dan desain persona, serta memetakan teknik penghasilan luaran melalui eksplorasi divergen, penyempurnaan iteratif, dan sintesis kolaboratif. Konsep desain persona tersebut sejalan dengan penggunaan profil merek sebagai konteks pada penelitian ini.</w:t>
+      </w:r>
+    </w:p>
+    <w:p>
+      <w:pPr>
+        <w:jc w:val="both"/>
+        <w:spacing w:before="0" w:after="0" w:line="360" w:lineRule="auto"/>
+        <w:ind w:firstLine="567"/>
+      </w:pPr>
+      <w:r>
+        <w:rPr>
+          <w:rFonts w:ascii="Times New Roman" w:hAnsi="Times New Roman" w:cs="Times New Roman"/>
+          <w:sz w:val="24"/>
+          <w:szCs w:val="24"/>
+        </w:rPr>
+        <w:t xml:space="preserve">Penerapan pendekatan </w:t>
+      </w:r>
+      <w:r>
+        <w:rPr>
+          <w:rFonts w:ascii="Times New Roman" w:hAnsi="Times New Roman" w:cs="Times New Roman"/>
+          <w:i/>
+          <w:sz w:val="24"/>
+          <w:szCs w:val="24"/>
+        </w:rPr>
+        <w:t xml:space="preserve">multi-agent</w:t>
+      </w:r>
+      <w:r>
+        <w:rPr>
+          <w:rFonts w:ascii="Times New Roman" w:hAnsi="Times New Roman" w:cs="Times New Roman"/>
+          <w:sz w:val="24"/>
+          <w:szCs w:val="24"/>
+        </w:rPr>
+        <w:t xml:space="preserve"> pada ranah pemasaran telah ditunjukkan Chu dkk. (2025) yang membangun kerangka simulasi agar agen generatif dapat berinteraksi, menyatakan penalaran internal, membentuk kebiasaan, dan mengambil keputusan pembelian, sehingga strategi pemasaran dapat diuji sebelum diterapkan. Perbedaannya, penelitian ini menggunakan agen untuk memproduksi materi konten, bukan untuk mensimulasikan konsumen.</w:t>
       </w:r>
     </w:p>
     <w:p>
@@ -1829,86 +1960,130 @@
           <w:sz w:val="24"/>
           <w:szCs w:val="24"/>
         </w:rPr>
-        <w:t xml:space="preserve">2.2.3. Agen Cerdas dan Sistem Multi-Agent</w:t>
-      </w:r>
-    </w:p>
-    <w:p>
-      <w:pPr>
-        <w:jc w:val="both"/>
-        <w:spacing w:before="0" w:after="0" w:line="360" w:lineRule="auto"/>
-        <w:ind w:firstLine="567"/>
-      </w:pPr>
-      <w:r>
-        <w:rPr>
-          <w:rFonts w:ascii="Times New Roman" w:hAnsi="Times New Roman" w:cs="Times New Roman"/>
-          <w:sz w:val="24"/>
-          <w:szCs w:val="24"/>
-        </w:rPr>
-        <w:t xml:space="preserve">Sistem </w:t>
-      </w:r>
-      <w:r>
-        <w:rPr>
-          <w:rFonts w:ascii="Times New Roman" w:hAnsi="Times New Roman" w:cs="Times New Roman"/>
-          <w:i/>
-          <w:sz w:val="24"/>
-          <w:szCs w:val="24"/>
-        </w:rPr>
-        <w:t xml:space="preserve">multi-agent</w:t>
-      </w:r>
-      <w:r>
-        <w:rPr>
-          <w:rFonts w:ascii="Times New Roman" w:hAnsi="Times New Roman" w:cs="Times New Roman"/>
-          <w:sz w:val="24"/>
-          <w:szCs w:val="24"/>
-        </w:rPr>
-        <w:t xml:space="preserve"> berbasis model bahasa besar adalah sistem yang menempatkan beberapa agen kecerdasan buatan untuk berkoordinasi menyelesaikan tugas yang kompleks secara kolektif. Tran dkk. (2025) menyusun kerangka yang mencirikan mekanisme kolaborasi tersebut berdasarkan sejumlah dimensi, yaitu aktor yang terlibat, jenis interaksi, struktur organisasi, strategi, dan protokol koordinasi. Kerangka ini menjadi acuan dalam merancang pembagian tugas antar-agen pada penelitian ini.</w:t>
-      </w:r>
-    </w:p>
-    <w:p>
-      <w:pPr>
-        <w:jc w:val="both"/>
-        <w:spacing w:before="0" w:after="0" w:line="360" w:lineRule="auto"/>
-        <w:ind w:firstLine="567"/>
-      </w:pPr>
-      <w:r>
-        <w:rPr>
-          <w:rFonts w:ascii="Times New Roman" w:hAnsi="Times New Roman" w:cs="Times New Roman"/>
-          <w:sz w:val="24"/>
-          <w:szCs w:val="24"/>
-        </w:rPr>
-        <w:t xml:space="preserve">Pada ranah penghasilan luaran kreatif, Lin dkk. (2025) menyusun taksonomi proaktivitas agen dan desain persona, serta memetakan teknik penghasilan luaran melalui eksplorasi divergen, penyempurnaan iteratif, dan sintesis kolaboratif. Konsep desain persona tersebut sejalan dengan penggunaan profil merek sebagai konteks pada penelitian ini.</w:t>
-      </w:r>
-    </w:p>
-    <w:p>
-      <w:pPr>
-        <w:jc w:val="both"/>
-        <w:spacing w:before="0" w:after="0" w:line="360" w:lineRule="auto"/>
-        <w:ind w:firstLine="567"/>
-      </w:pPr>
-      <w:r>
-        <w:rPr>
-          <w:rFonts w:ascii="Times New Roman" w:hAnsi="Times New Roman" w:cs="Times New Roman"/>
-          <w:sz w:val="24"/>
-          <w:szCs w:val="24"/>
-        </w:rPr>
-        <w:t xml:space="preserve">Penerapan pendekatan </w:t>
-      </w:r>
-      <w:r>
-        <w:rPr>
-          <w:rFonts w:ascii="Times New Roman" w:hAnsi="Times New Roman" w:cs="Times New Roman"/>
-          <w:i/>
-          <w:sz w:val="24"/>
-          <w:szCs w:val="24"/>
-        </w:rPr>
-        <w:t xml:space="preserve">multi-agent</w:t>
-      </w:r>
-      <w:r>
-        <w:rPr>
-          <w:rFonts w:ascii="Times New Roman" w:hAnsi="Times New Roman" w:cs="Times New Roman"/>
-          <w:sz w:val="24"/>
-          <w:szCs w:val="24"/>
-        </w:rPr>
-        <w:t xml:space="preserve"> pada ranah pemasaran telah ditunjukkan Chu dkk. (2025) yang membangun kerangka simulasi agar agen generatif dapat berinteraksi, menyatakan penalaran internal, membentuk kebiasaan, dan mengambil keputusan pembelian, sehingga strategi pemasaran dapat diuji sebelum diterapkan. Perbedaannya, penelitian ini menggunakan agen untuk memproduksi materi konten, bukan untuk mensimulasikan konsumen.</w:t>
+        <w:t xml:space="preserve">2.2.4. Brand Voice dan Konsistensi Identitas Merek</w:t>
+      </w:r>
+    </w:p>
+    <w:p>
+      <w:pPr>
+        <w:jc w:val="both"/>
+        <w:spacing w:before="0" w:after="0" w:line="360" w:lineRule="auto"/>
+        <w:ind w:firstLine="567"/>
+      </w:pPr>
+      <w:r>
+        <w:rPr>
+          <w:rFonts w:ascii="Times New Roman" w:hAnsi="Times New Roman" w:cs="Times New Roman"/>
+          <w:i/>
+          <w:sz w:val="24"/>
+          <w:szCs w:val="24"/>
+        </w:rPr>
+        <w:t xml:space="preserve">Brand voice</w:t>
+      </w:r>
+      <w:r>
+        <w:rPr>
+          <w:rFonts w:ascii="Times New Roman" w:hAnsi="Times New Roman" w:cs="Times New Roman"/>
+          <w:sz w:val="24"/>
+          <w:szCs w:val="24"/>
+        </w:rPr>
+        <w:t xml:space="preserve"> adalah cara sebuah merek berbicara kepada audiensnya, yang tercermin pada nada, pilihan kata, dan tingkat formalitas yang digunakan secara konsisten di seluruh titik sentuh. Kirkby dkk. (2023) meneliti keaslian </w:t>
+      </w:r>
+      <w:r>
+        <w:rPr>
+          <w:rFonts w:ascii="Times New Roman" w:hAnsi="Times New Roman" w:cs="Times New Roman"/>
+          <w:i/>
+          <w:sz w:val="24"/>
+          <w:szCs w:val="24"/>
+        </w:rPr>
+        <w:t xml:space="preserve">brand voice</w:t>
+      </w:r>
+      <w:r>
+        <w:rPr>
+          <w:rFonts w:ascii="Times New Roman" w:hAnsi="Times New Roman" w:cs="Times New Roman"/>
+          <w:sz w:val="24"/>
+          <w:szCs w:val="24"/>
+        </w:rPr>
+        <w:t xml:space="preserve"> dalam kaitannya dengan keaslian merek dan sikap terhadap merek, dan menemukan melalui eksperimen 3x3 terhadap 624 responden bahwa teks yang dinyatakan dihasilkan kecerdasan buatan tidak dipersepsikan kurang autentik dibanding teks yang dinyatakan ditulis manusia. Temuan tersebut menunjukkan bahwa yang menentukan persepsi bukan sumber teksnya, melainkan kesesuaian teks dengan suara merek yang telah dikenal audiens.</w:t>
+      </w:r>
+    </w:p>
+    <w:p>
+      <w:pPr>
+        <w:jc w:val="both"/>
+        <w:spacing w:before="0" w:after="0" w:line="360" w:lineRule="auto"/>
+        <w:ind w:firstLine="567"/>
+      </w:pPr>
+      <w:r>
+        <w:rPr>
+          <w:rFonts w:ascii="Times New Roman" w:hAnsi="Times New Roman" w:cs="Times New Roman"/>
+          <w:sz w:val="24"/>
+          <w:szCs w:val="24"/>
+        </w:rPr>
+        <w:t xml:space="preserve">Kesesuaian tersebut tidak terbentuk dengan sendirinya. Wang dkk. (2025) menemukan bahwa model bahasa besar kesulitan meniru gaya menulis yang tidak dinyatakan secara eksplisit, terutama gaya informal. Oleh karena itu penelitian ini memperlakukan </w:t>
+      </w:r>
+      <w:r>
+        <w:rPr>
+          <w:rFonts w:ascii="Times New Roman" w:hAnsi="Times New Roman" w:cs="Times New Roman"/>
+          <w:i/>
+          <w:sz w:val="24"/>
+          <w:szCs w:val="24"/>
+        </w:rPr>
+        <w:t xml:space="preserve">brand voice</w:t>
+      </w:r>
+      <w:r>
+        <w:rPr>
+          <w:rFonts w:ascii="Times New Roman" w:hAnsi="Times New Roman" w:cs="Times New Roman"/>
+          <w:sz w:val="24"/>
+          <w:szCs w:val="24"/>
+        </w:rPr>
+        <w:t xml:space="preserve"> sebagai sekumpulan ketentuan tertulis dan terstruktur yang disertakan sebagai konteks, bukan sebagai gaya yang diharapkan tertangkap sendiri oleh model dari contoh naskah.</w:t>
+      </w:r>
+    </w:p>
+    <w:p>
+      <w:pPr>
+        <w:jc w:val="both"/>
+        <w:spacing w:before="0" w:after="0" w:line="360" w:lineRule="auto"/>
+        <w:ind w:firstLine="567"/>
+      </w:pPr>
+      <w:r>
+        <w:rPr>
+          <w:rFonts w:ascii="Times New Roman" w:hAnsi="Times New Roman" w:cs="Times New Roman"/>
+          <w:b/>
+          <w:sz w:val="24"/>
+          <w:szCs w:val="24"/>
+        </w:rPr>
+        <w:t xml:space="preserve">[SITASI DIBUTUHKAN: satu definisi baku </w:t>
+      </w:r>
+      <w:r>
+        <w:rPr>
+          <w:rFonts w:ascii="Times New Roman" w:hAnsi="Times New Roman" w:cs="Times New Roman"/>
+          <w:i/>
+          <w:sz w:val="24"/>
+          <w:szCs w:val="24"/>
+        </w:rPr>
+        <w:t xml:space="preserve">brand voice</w:t>
+      </w:r>
+      <w:r>
+        <w:rPr>
+          <w:rFonts w:ascii="Times New Roman" w:hAnsi="Times New Roman" w:cs="Times New Roman"/>
+          <w:sz w:val="24"/>
+          <w:szCs w:val="24"/>
+        </w:rPr>
+        <w:t xml:space="preserve"> dari buku </w:t>
+      </w:r>
+      <w:r>
+        <w:rPr>
+          <w:rFonts w:ascii="Times New Roman" w:hAnsi="Times New Roman" w:cs="Times New Roman"/>
+          <w:i/>
+          <w:sz w:val="24"/>
+          <w:szCs w:val="24"/>
+        </w:rPr>
+        <w:t xml:space="preserve">branding</w:t>
+      </w:r>
+      <w:r>
+        <w:rPr>
+          <w:rFonts w:ascii="Times New Roman" w:hAnsi="Times New Roman" w:cs="Times New Roman"/>
+          <w:sz w:val="24"/>
+          <w:szCs w:val="24"/>
+        </w:rPr>
+        <w:t xml:space="preserve"> atau jurnal manajemen pemasaran untuk memperkuat kalimat pembuka. Sisi pengujiannya sudah ditopang Kirkby dkk. (2023); yang belum ada hanya definisi formalnya.]</w:t>
       </w:r>
     </w:p>
     <w:p>
@@ -1929,80 +2104,7 @@
           <w:sz w:val="24"/>
           <w:szCs w:val="24"/>
         </w:rPr>
-        <w:t xml:space="preserve">2.2.4. Brand Voice dan Konsistensi Identitas Merek</w:t>
-      </w:r>
-    </w:p>
-    <w:p>
-      <w:pPr>
-        <w:jc w:val="both"/>
-        <w:spacing w:before="0" w:after="0" w:line="360" w:lineRule="auto"/>
-        <w:ind w:firstLine="567"/>
-      </w:pPr>
-      <w:r>
-        <w:rPr>
-          <w:rFonts w:ascii="Times New Roman" w:hAnsi="Times New Roman" w:cs="Times New Roman"/>
-          <w:i/>
-          <w:sz w:val="24"/>
-          <w:szCs w:val="24"/>
-        </w:rPr>
-        <w:t xml:space="preserve">Brand voice</w:t>
-      </w:r>
-      <w:r>
-        <w:rPr>
-          <w:rFonts w:ascii="Times New Roman" w:hAnsi="Times New Roman" w:cs="Times New Roman"/>
-          <w:sz w:val="24"/>
-          <w:szCs w:val="24"/>
-        </w:rPr>
-        <w:t xml:space="preserve"> adalah cara sebuah merek berbicara kepada audiensnya, yang tercermin pada nada, pilihan kata, dan tingkat formalitas yang digunakan secara konsisten di seluruh titik sentuh. Kirkby dkk. (2023) meneliti keaslian </w:t>
-      </w:r>
-      <w:r>
-        <w:rPr>
-          <w:rFonts w:ascii="Times New Roman" w:hAnsi="Times New Roman" w:cs="Times New Roman"/>
-          <w:i/>
-          <w:sz w:val="24"/>
-          <w:szCs w:val="24"/>
-        </w:rPr>
-        <w:t xml:space="preserve">brand voice</w:t>
-      </w:r>
-      <w:r>
-        <w:rPr>
-          <w:rFonts w:ascii="Times New Roman" w:hAnsi="Times New Roman" w:cs="Times New Roman"/>
-          <w:sz w:val="24"/>
-          <w:szCs w:val="24"/>
-        </w:rPr>
-        <w:t xml:space="preserve"> dalam kaitannya dengan keaslian merek dan sikap terhadap merek, dan menemukan melalui eksperimen 3x3 terhadap 624 responden bahwa teks yang dinyatakan dihasilkan kecerdasan buatan tidak dipersepsikan kurang autentik dibanding teks yang dinyatakan ditulis manusia. Temuan tersebut menunjukkan bahwa yang menentukan persepsi bukan sumber teksnya, melainkan kesesuaian teks dengan suara merek yang telah dikenal audiens.</w:t>
-      </w:r>
-    </w:p>
-    <w:p>
-      <w:pPr>
-        <w:jc w:val="both"/>
-        <w:spacing w:before="0" w:after="0" w:line="360" w:lineRule="auto"/>
-        <w:ind w:firstLine="567"/>
-      </w:pPr>
-      <w:r>
-        <w:rPr>
-          <w:rFonts w:ascii="Times New Roman" w:hAnsi="Times New Roman" w:cs="Times New Roman"/>
-          <w:sz w:val="24"/>
-          <w:szCs w:val="24"/>
-        </w:rPr>
-        <w:t xml:space="preserve">Kesesuaian tersebut tidak terbentuk dengan sendirinya. Wang dkk. (2025) menemukan bahwa model bahasa besar kesulitan meniru gaya menulis yang tidak dinyatakan secara eksplisit, terutama gaya informal. Oleh karena itu penelitian ini memperlakukan </w:t>
-      </w:r>
-      <w:r>
-        <w:rPr>
-          <w:rFonts w:ascii="Times New Roman" w:hAnsi="Times New Roman" w:cs="Times New Roman"/>
-          <w:i/>
-          <w:sz w:val="24"/>
-          <w:szCs w:val="24"/>
-        </w:rPr>
-        <w:t xml:space="preserve">brand voice</w:t>
-      </w:r>
-      <w:r>
-        <w:rPr>
-          <w:rFonts w:ascii="Times New Roman" w:hAnsi="Times New Roman" w:cs="Times New Roman"/>
-          <w:sz w:val="24"/>
-          <w:szCs w:val="24"/>
-        </w:rPr>
-        <w:t xml:space="preserve"> sebagai sekumpulan ketentuan tertulis dan terstruktur yang disertakan sebagai konteks, bukan sebagai gaya yang diharapkan tertangkap sendiri oleh model dari contoh naskah.</w:t>
+        <w:t xml:space="preserve">2.2.5. Otomasi Alur Kerja dan Antrian Tugas</w:t>
       </w:r>
     </w:p>
     <w:p>
@@ -2018,41 +2120,75 @@
           <w:sz w:val="24"/>
           <w:szCs w:val="24"/>
         </w:rPr>
-        <w:t xml:space="preserve">[SITASI DIBUTUHKAN: satu definisi baku </w:t>
-      </w:r>
-      <w:r>
-        <w:rPr>
-          <w:rFonts w:ascii="Times New Roman" w:hAnsi="Times New Roman" w:cs="Times New Roman"/>
-          <w:i/>
-          <w:sz w:val="24"/>
-          <w:szCs w:val="24"/>
-        </w:rPr>
-        <w:t xml:space="preserve">brand voice</w:t>
-      </w:r>
-      <w:r>
-        <w:rPr>
-          <w:rFonts w:ascii="Times New Roman" w:hAnsi="Times New Roman" w:cs="Times New Roman"/>
-          <w:sz w:val="24"/>
-          <w:szCs w:val="24"/>
-        </w:rPr>
-        <w:t xml:space="preserve"> dari buku </w:t>
-      </w:r>
-      <w:r>
-        <w:rPr>
-          <w:rFonts w:ascii="Times New Roman" w:hAnsi="Times New Roman" w:cs="Times New Roman"/>
-          <w:i/>
-          <w:sz w:val="24"/>
-          <w:szCs w:val="24"/>
-        </w:rPr>
-        <w:t xml:space="preserve">branding</w:t>
-      </w:r>
-      <w:r>
-        <w:rPr>
-          <w:rFonts w:ascii="Times New Roman" w:hAnsi="Times New Roman" w:cs="Times New Roman"/>
-          <w:sz w:val="24"/>
-          <w:szCs w:val="24"/>
-        </w:rPr>
-        <w:t xml:space="preserve"> atau jurnal manajemen pemasaran, terbitan maksimal sepuluh tahun terakhir, untuk memperkuat paragraf pembuka]</w:t>
+        <w:t xml:space="preserve">[SITASI DIBUTUHKAN: konsep </w:t>
+      </w:r>
+      <w:r>
+        <w:rPr>
+          <w:rFonts w:ascii="Times New Roman" w:hAnsi="Times New Roman" w:cs="Times New Roman"/>
+          <w:i/>
+          <w:sz w:val="24"/>
+          <w:szCs w:val="24"/>
+        </w:rPr>
+        <w:t xml:space="preserve">workflow automation</w:t>
+      </w:r>
+      <w:r>
+        <w:rPr>
+          <w:rFonts w:ascii="Times New Roman" w:hAnsi="Times New Roman" w:cs="Times New Roman"/>
+          <w:sz w:val="24"/>
+          <w:szCs w:val="24"/>
+        </w:rPr>
+        <w:t xml:space="preserve"> dan antrian tugas asinkron. Penelusuran belum menemukan sumber akademik yang dapat diverifikasi; kandidat yang muncul berupa tulisan teknis tanpa telaah sejawat dan satu jurnal yang menolak diakses. Coba istilah </w:t>
+      </w:r>
+      <w:r>
+        <w:rPr>
+          <w:rFonts w:ascii="Times New Roman" w:hAnsi="Times New Roman" w:cs="Times New Roman"/>
+          <w:i/>
+          <w:sz w:val="24"/>
+          <w:szCs w:val="24"/>
+        </w:rPr>
+        <w:t xml:space="preserve">message queue</w:t>
+      </w:r>
+      <w:r>
+        <w:rPr>
+          <w:rFonts w:ascii="Times New Roman" w:hAnsi="Times New Roman" w:cs="Times New Roman"/>
+          <w:sz w:val="24"/>
+          <w:szCs w:val="24"/>
+        </w:rPr>
+        <w:t xml:space="preserve">, </w:t>
+      </w:r>
+      <w:r>
+        <w:rPr>
+          <w:rFonts w:ascii="Times New Roman" w:hAnsi="Times New Roman" w:cs="Times New Roman"/>
+          <w:i/>
+          <w:sz w:val="24"/>
+          <w:szCs w:val="24"/>
+        </w:rPr>
+        <w:t xml:space="preserve">asynchronous task processing</w:t>
+      </w:r>
+      <w:r>
+        <w:rPr>
+          <w:rFonts w:ascii="Times New Roman" w:hAnsi="Times New Roman" w:cs="Times New Roman"/>
+          <w:sz w:val="24"/>
+          <w:szCs w:val="24"/>
+        </w:rPr>
+        <w:t xml:space="preserve">, atau </w:t>
+      </w:r>
+      <w:r>
+        <w:rPr>
+          <w:rFonts w:ascii="Times New Roman" w:hAnsi="Times New Roman" w:cs="Times New Roman"/>
+          <w:i/>
+          <w:sz w:val="24"/>
+          <w:szCs w:val="24"/>
+        </w:rPr>
+        <w:t xml:space="preserve">background job</w:t>
+      </w:r>
+      <w:r>
+        <w:rPr>
+          <w:rFonts w:ascii="Times New Roman" w:hAnsi="Times New Roman" w:cs="Times New Roman"/>
+          <w:sz w:val="24"/>
+          <w:szCs w:val="24"/>
+        </w:rPr>
+        <w:t xml:space="preserve"> pada jurnal rekayasa perangkat lunak.]</w:t>
       </w:r>
     </w:p>
     <w:p>
@@ -2073,14 +2209,66 @@
           <w:sz w:val="24"/>
           <w:szCs w:val="24"/>
         </w:rPr>
-        <w:t xml:space="preserve">2.2.5. Otomasi Alur Kerja dan Antrian Tugas</w:t>
-      </w:r>
-    </w:p>
-    <w:p>
-      <w:pPr>
-        <w:jc w:val="both"/>
-        <w:spacing w:before="0" w:after="0" w:line="360" w:lineRule="auto"/>
-        <w:ind w:firstLine="567"/>
+        <w:t xml:space="preserve">2.2.6. Arsitektur Aplikasi Web dan REST API</w:t>
+      </w:r>
+    </w:p>
+    <w:p>
+      <w:pPr>
+        <w:jc w:val="both"/>
+        <w:spacing w:before="0" w:after="0" w:line="360" w:lineRule="auto"/>
+        <w:ind w:firstLine="567"/>
+      </w:pPr>
+      <w:r>
+        <w:rPr>
+          <w:rFonts w:ascii="Times New Roman" w:hAnsi="Times New Roman" w:cs="Times New Roman"/>
+          <w:sz w:val="24"/>
+          <w:szCs w:val="24"/>
+        </w:rPr>
+        <w:t xml:space="preserve">Aplikasi web modern umumnya disusun dengan memisahkan antarmuka pengguna dari layanan yang mengolah data, dan keduanya berkomunikasi melalui antarmuka pemrograman aplikasi. Bramantyo dkk. (2025) menerapkan arsitektur REST API untuk memvalidasi, memproses, dan memformat data yang kemudian dikirimkan ke pusat basis data melalui protokol HTTP standar seperti GET dan POST.</w:t>
+      </w:r>
+    </w:p>
+    <w:p>
+      <w:pPr>
+        <w:jc w:val="both"/>
+        <w:spacing w:before="0" w:after="0" w:line="360" w:lineRule="auto"/>
+        <w:ind w:firstLine="567"/>
+      </w:pPr>
+      <w:r>
+        <w:rPr>
+          <w:rFonts w:ascii="Times New Roman" w:hAnsi="Times New Roman" w:cs="Times New Roman"/>
+          <w:sz w:val="24"/>
+          <w:szCs w:val="24"/>
+        </w:rPr>
+        <w:t xml:space="preserve">Pola tersebut dipakai pada penelitian ini. Antarmuka pengguna hanya berhubungan dengan layanan </w:t>
+      </w:r>
+      <w:r>
+        <w:rPr>
+          <w:rFonts w:ascii="Times New Roman" w:hAnsi="Times New Roman" w:cs="Times New Roman"/>
+          <w:i/>
+          <w:sz w:val="24"/>
+          <w:szCs w:val="24"/>
+        </w:rPr>
+        <w:t xml:space="preserve">backend</w:t>
+      </w:r>
+      <w:r>
+        <w:rPr>
+          <w:rFonts w:ascii="Times New Roman" w:hAnsi="Times New Roman" w:cs="Times New Roman"/>
+          <w:sz w:val="24"/>
+          <w:szCs w:val="24"/>
+        </w:rPr>
+        <w:t xml:space="preserve"> melalui REST API, dan tidak pernah mengakses basis data maupun gerbang agen secara langsung.</w:t>
+      </w:r>
+    </w:p>
+    <w:p>
+      <w:pPr>
+        <w:jc w:val="both"/>
+        <w:spacing w:before="0" w:after="0" w:line="360" w:lineRule="auto"/>
+      </w:pPr>
+    </w:p>
+    <w:p>
+      <w:pPr>
+        <w:jc w:val="left"/>
+        <w:spacing w:before="0" w:after="0" w:line="360" w:lineRule="auto"/>
       </w:pPr>
       <w:r>
         <w:rPr>
@@ -2089,24 +2277,229 @@
           <w:sz w:val="24"/>
           <w:szCs w:val="24"/>
         </w:rPr>
-        <w:t xml:space="preserve">[SITASI DIBUTUHKAN: konsep </w:t>
-      </w:r>
-      <w:r>
-        <w:rPr>
-          <w:rFonts w:ascii="Times New Roman" w:hAnsi="Times New Roman" w:cs="Times New Roman"/>
-          <w:i/>
-          <w:sz w:val="24"/>
-          <w:szCs w:val="24"/>
-        </w:rPr>
-        <w:t xml:space="preserve">workflow automation</w:t>
-      </w:r>
-      <w:r>
-        <w:rPr>
-          <w:rFonts w:ascii="Times New Roman" w:hAnsi="Times New Roman" w:cs="Times New Roman"/>
-          <w:sz w:val="24"/>
-          <w:szCs w:val="24"/>
-        </w:rPr>
-        <w:t xml:space="preserve"> dan antrian tugas asinkron pada aplikasi web]</w:t>
+        <w:t xml:space="preserve">2.2.7. Metode Pengembangan Sistem Rapid Application Development</w:t>
+      </w:r>
+    </w:p>
+    <w:p>
+      <w:pPr>
+        <w:jc w:val="both"/>
+        <w:spacing w:before="0" w:after="0" w:line="360" w:lineRule="auto"/>
+        <w:ind w:firstLine="567"/>
+      </w:pPr>
+      <w:r>
+        <w:rPr>
+          <w:rFonts w:ascii="Times New Roman" w:hAnsi="Times New Roman" w:cs="Times New Roman"/>
+          <w:i/>
+          <w:sz w:val="24"/>
+          <w:szCs w:val="24"/>
+        </w:rPr>
+        <w:t xml:space="preserve">Rapid Application Development</w:t>
+      </w:r>
+      <w:r>
+        <w:rPr>
+          <w:rFonts w:ascii="Times New Roman" w:hAnsi="Times New Roman" w:cs="Times New Roman"/>
+          <w:sz w:val="24"/>
+          <w:szCs w:val="24"/>
+        </w:rPr>
+        <w:t xml:space="preserve"> atau RAD adalah metode pengembangan sistem yang bersifat iteratif dan melibatkan pengguna pada setiap tahapannya (Yunus dkk., 2025). Berbeda dari metode sekuensial yang menuntut setiap tahap diselesaikan sepenuhnya sebelum tahap berikutnya dimulai, RAD memungkinkan hasil pada suatu tahap dievaluasi dan diperbaiki sebelum sistem dinyatakan selesai. Ciri lain yang melekat pada metode ini adalah siklus pengembangan yang pendek serta ukuran tim yang kecil.</w:t>
+      </w:r>
+    </w:p>
+    <w:p>
+      <w:pPr>
+        <w:jc w:val="both"/>
+        <w:spacing w:before="0" w:after="0" w:line="360" w:lineRule="auto"/>
+        <w:ind w:firstLine="567"/>
+      </w:pPr>
+      <w:r>
+        <w:rPr>
+          <w:rFonts w:ascii="Times New Roman" w:hAnsi="Times New Roman" w:cs="Times New Roman"/>
+          <w:sz w:val="24"/>
+          <w:szCs w:val="24"/>
+        </w:rPr>
+        <w:t xml:space="preserve">Tahapan RAD terdiri atas empat fase. </w:t>
+      </w:r>
+      <w:r>
+        <w:rPr>
+          <w:rFonts w:ascii="Times New Roman" w:hAnsi="Times New Roman" w:cs="Times New Roman"/>
+          <w:i/>
+          <w:sz w:val="24"/>
+          <w:szCs w:val="24"/>
+        </w:rPr>
+        <w:t xml:space="preserve">Requirements Planning</w:t>
+      </w:r>
+      <w:r>
+        <w:rPr>
+          <w:rFonts w:ascii="Times New Roman" w:hAnsi="Times New Roman" w:cs="Times New Roman"/>
+          <w:sz w:val="24"/>
+          <w:szCs w:val="24"/>
+        </w:rPr>
+        <w:t xml:space="preserve"> merupakan fase penetapan kebutuhan dan ruang lingkup sistem. </w:t>
+      </w:r>
+      <w:r>
+        <w:rPr>
+          <w:rFonts w:ascii="Times New Roman" w:hAnsi="Times New Roman" w:cs="Times New Roman"/>
+          <w:i/>
+          <w:sz w:val="24"/>
+          <w:szCs w:val="24"/>
+        </w:rPr>
+        <w:t xml:space="preserve">User Design</w:t>
+      </w:r>
+      <w:r>
+        <w:rPr>
+          <w:rFonts w:ascii="Times New Roman" w:hAnsi="Times New Roman" w:cs="Times New Roman"/>
+          <w:sz w:val="24"/>
+          <w:szCs w:val="24"/>
+        </w:rPr>
+        <w:t xml:space="preserve"> atau </w:t>
+      </w:r>
+      <w:r>
+        <w:rPr>
+          <w:rFonts w:ascii="Times New Roman" w:hAnsi="Times New Roman" w:cs="Times New Roman"/>
+          <w:i/>
+          <w:sz w:val="24"/>
+          <w:szCs w:val="24"/>
+        </w:rPr>
+        <w:t xml:space="preserve">Design Workshop</w:t>
+      </w:r>
+      <w:r>
+        <w:rPr>
+          <w:rFonts w:ascii="Times New Roman" w:hAnsi="Times New Roman" w:cs="Times New Roman"/>
+          <w:sz w:val="24"/>
+          <w:szCs w:val="24"/>
+        </w:rPr>
+        <w:t xml:space="preserve"> merupakan fase perancangan yang dijalankan bersama pengguna secara berulang. </w:t>
+      </w:r>
+      <w:r>
+        <w:rPr>
+          <w:rFonts w:ascii="Times New Roman" w:hAnsi="Times New Roman" w:cs="Times New Roman"/>
+          <w:i/>
+          <w:sz w:val="24"/>
+          <w:szCs w:val="24"/>
+        </w:rPr>
+        <w:t xml:space="preserve">Construction</w:t>
+      </w:r>
+      <w:r>
+        <w:rPr>
+          <w:rFonts w:ascii="Times New Roman" w:hAnsi="Times New Roman" w:cs="Times New Roman"/>
+          <w:sz w:val="24"/>
+          <w:szCs w:val="24"/>
+        </w:rPr>
+        <w:t xml:space="preserve"> merupakan fase pembangunan sistem berdasarkan rancangan yang telah disepakati. </w:t>
+      </w:r>
+      <w:r>
+        <w:rPr>
+          <w:rFonts w:ascii="Times New Roman" w:hAnsi="Times New Roman" w:cs="Times New Roman"/>
+          <w:i/>
+          <w:sz w:val="24"/>
+          <w:szCs w:val="24"/>
+        </w:rPr>
+        <w:t xml:space="preserve">Cutover</w:t>
+      </w:r>
+      <w:r>
+        <w:rPr>
+          <w:rFonts w:ascii="Times New Roman" w:hAnsi="Times New Roman" w:cs="Times New Roman"/>
+          <w:sz w:val="24"/>
+          <w:szCs w:val="24"/>
+        </w:rPr>
+        <w:t xml:space="preserve"> merupakan fase peralihan sistem ke lingkungan operasional.</w:t>
+      </w:r>
+    </w:p>
+    <w:p>
+      <w:pPr>
+        <w:jc w:val="both"/>
+        <w:spacing w:before="0" w:after="0" w:line="360" w:lineRule="auto"/>
+        <w:ind w:firstLine="567"/>
+      </w:pPr>
+      <w:r>
+        <w:rPr>
+          <w:rFonts w:ascii="Times New Roman" w:hAnsi="Times New Roman" w:cs="Times New Roman"/>
+          <w:sz w:val="24"/>
+          <w:szCs w:val="24"/>
+        </w:rPr>
+        <w:t xml:space="preserve">Penerapan RAD pada pengembangan sistem informasi berbasis web telah banyak dilakukan di Indonesia. Rasim dkk. (2025) menerapkan RAD pada pembangunan sistem informasi monitoring dan analisis kinerja penjualan dengan menitikberatkan fase </w:t>
+      </w:r>
+      <w:r>
+        <w:rPr>
+          <w:rFonts w:ascii="Times New Roman" w:hAnsi="Times New Roman" w:cs="Times New Roman"/>
+          <w:i/>
+          <w:sz w:val="24"/>
+          <w:szCs w:val="24"/>
+        </w:rPr>
+        <w:t xml:space="preserve">Requirements Planning</w:t>
+      </w:r>
+      <w:r>
+        <w:rPr>
+          <w:rFonts w:ascii="Times New Roman" w:hAnsi="Times New Roman" w:cs="Times New Roman"/>
+          <w:sz w:val="24"/>
+          <w:szCs w:val="24"/>
+        </w:rPr>
+        <w:t xml:space="preserve"> dan </w:t>
+      </w:r>
+      <w:r>
+        <w:rPr>
+          <w:rFonts w:ascii="Times New Roman" w:hAnsi="Times New Roman" w:cs="Times New Roman"/>
+          <w:i/>
+          <w:sz w:val="24"/>
+          <w:szCs w:val="24"/>
+        </w:rPr>
+        <w:t xml:space="preserve">Design Workshop</w:t>
+      </w:r>
+      <w:r>
+        <w:rPr>
+          <w:rFonts w:ascii="Times New Roman" w:hAnsi="Times New Roman" w:cs="Times New Roman"/>
+          <w:sz w:val="24"/>
+          <w:szCs w:val="24"/>
+        </w:rPr>
+        <w:t xml:space="preserve">, dan menghasilkan sistem yang mengotomasi perhitungan serta pelaporan capaian penjualan sekaligus menghapus duplikasi data. Yunus dkk. (2025) menerapkan RAD pada sistem informasi barang hilang dan temuan berbasis web, dengan pengujian </w:t>
+      </w:r>
+      <w:r>
+        <w:rPr>
+          <w:rFonts w:ascii="Times New Roman" w:hAnsi="Times New Roman" w:cs="Times New Roman"/>
+          <w:i/>
+          <w:sz w:val="24"/>
+          <w:szCs w:val="24"/>
+        </w:rPr>
+        <w:t xml:space="preserve">black box</w:t>
+      </w:r>
+      <w:r>
+        <w:rPr>
+          <w:rFonts w:ascii="Times New Roman" w:hAnsi="Times New Roman" w:cs="Times New Roman"/>
+          <w:sz w:val="24"/>
+          <w:szCs w:val="24"/>
+        </w:rPr>
+        <w:t xml:space="preserve"> yang dilengkapi pengukuran </w:t>
+      </w:r>
+      <w:r>
+        <w:rPr>
+          <w:rFonts w:ascii="Times New Roman" w:hAnsi="Times New Roman" w:cs="Times New Roman"/>
+          <w:i/>
+          <w:sz w:val="24"/>
+          <w:szCs w:val="24"/>
+        </w:rPr>
+        <w:t xml:space="preserve">System Usability Scale</w:t>
+      </w:r>
+      <w:r>
+        <w:rPr>
+          <w:rFonts w:ascii="Times New Roman" w:hAnsi="Times New Roman" w:cs="Times New Roman"/>
+          <w:sz w:val="24"/>
+          <w:szCs w:val="24"/>
+        </w:rPr>
+        <w:t xml:space="preserve">.</w:t>
+      </w:r>
+    </w:p>
+    <w:p>
+      <w:pPr>
+        <w:jc w:val="both"/>
+        <w:spacing w:before="0" w:after="0" w:line="360" w:lineRule="auto"/>
+        <w:ind w:firstLine="567"/>
+      </w:pPr>
+      <w:r>
+        <w:rPr>
+          <w:rFonts w:ascii="Times New Roman" w:hAnsi="Times New Roman" w:cs="Times New Roman"/>
+          <w:sz w:val="24"/>
+          <w:szCs w:val="24"/>
+        </w:rPr>
+        <w:t xml:space="preserve">Metode RAD dipilih pada penelitian ini karena sesuai dengan sifat pengembangan yang benar-benar berlangsung. Rancangan kemampuan agen dan penyusunan konteks merek beberapa kali disempurnakan setelah sistem berjalan, berdasarkan penilaian terhadap mutu materi yang dihasilkan. Sebagai pembanding, Yusna dkk. (2025) mengembangkan sistem sejenis menggunakan metode Waterfall yang bersifat sekuensial. Metode sekuensial tersebut tidak dipilih karena tidak menggambarkan adanya putaran umpan balik yang terjadi pada penelitian ini.</w:t>
       </w:r>
     </w:p>
     <w:p>
@@ -2127,14 +2520,49 @@
           <w:sz w:val="24"/>
           <w:szCs w:val="24"/>
         </w:rPr>
-        <w:t xml:space="preserve">2.2.6. Arsitektur Aplikasi Web dan REST API</w:t>
-      </w:r>
-    </w:p>
-    <w:p>
-      <w:pPr>
-        <w:jc w:val="both"/>
-        <w:spacing w:before="0" w:after="0" w:line="360" w:lineRule="auto"/>
-        <w:ind w:firstLine="567"/>
+        <w:t xml:space="preserve">2.2.8. Rubrik Penilaian dan Kesepakatan Antar-Penilai</w:t>
+      </w:r>
+    </w:p>
+    <w:p>
+      <w:pPr>
+        <w:jc w:val="both"/>
+        <w:spacing w:before="0" w:after="0" w:line="360" w:lineRule="auto"/>
+        <w:ind w:firstLine="567"/>
+      </w:pPr>
+      <w:r>
+        <w:rPr>
+          <w:rFonts w:ascii="Times New Roman" w:hAnsi="Times New Roman" w:cs="Times New Roman"/>
+          <w:sz w:val="24"/>
+          <w:szCs w:val="24"/>
+        </w:rPr>
+        <w:t xml:space="preserve">Rubrik penilaian adalah instrumen yang menguraikan dimensi penilaian beserta ukuran pada setiap tingkat skor. Hashemi dkk. (2024) menunjukkan bahwa mutu teks dapat dinilai secara terstruktur melalui rubrik berdimensi banyak yang dirumuskan terlebih dahulu, dan pendekatan itulah yang diadopsi pada penyusunan matriks penilaian di penelitian ini.</w:t>
+      </w:r>
+    </w:p>
+    <w:p>
+      <w:pPr>
+        <w:jc w:val="both"/>
+        <w:spacing w:before="0" w:after="0" w:line="360" w:lineRule="auto"/>
+        <w:ind w:firstLine="567"/>
+      </w:pPr>
+      <w:r>
+        <w:rPr>
+          <w:rFonts w:ascii="Times New Roman" w:hAnsi="Times New Roman" w:cs="Times New Roman"/>
+          <w:sz w:val="24"/>
+          <w:szCs w:val="24"/>
+        </w:rPr>
+        <w:t xml:space="preserve">Ketika penilaian dilakukan oleh lebih dari satu orang, tingkat kesepakatan antar-penilai perlu dilaporkan agar hasil penilaian dapat dipercaya. Borse dkk. (2025) mengukur kesepakatan tersebut menggunakan koefisien Kappa dan melaporkan kesepakatan substansial pada tiga tema serta moderat pada satu tema. Penelitian ini menempuh cara yang sama, yaitu melaporkan koefisien kesepakatan antar-penilai sebagai bagian dari hasil.</w:t>
+      </w:r>
+    </w:p>
+    <w:p>
+      <w:pPr>
+        <w:jc w:val="both"/>
+        <w:spacing w:before="0" w:after="0" w:line="360" w:lineRule="auto"/>
+      </w:pPr>
+    </w:p>
+    <w:p>
+      <w:pPr>
+        <w:jc w:val="left"/>
+        <w:spacing w:before="0" w:after="0" w:line="360" w:lineRule="auto"/>
       </w:pPr>
       <w:r>
         <w:rPr>
@@ -2143,19 +2571,112 @@
           <w:sz w:val="24"/>
           <w:szCs w:val="24"/>
         </w:rPr>
-        <w:t xml:space="preserve">[SITASI DIBUTUHKAN: arsitektur klien-server dan prinsip REST API]</w:t>
-      </w:r>
-    </w:p>
-    <w:p>
-      <w:pPr>
-        <w:jc w:val="both"/>
-        <w:spacing w:before="0" w:after="0" w:line="360" w:lineRule="auto"/>
-      </w:pPr>
-    </w:p>
-    <w:p>
-      <w:pPr>
-        <w:jc w:val="left"/>
-        <w:spacing w:before="0" w:after="0" w:line="360" w:lineRule="auto"/>
+        <w:t xml:space="preserve">2.2.9. Notasi Perancangan Sistem</w:t>
+      </w:r>
+    </w:p>
+    <w:p>
+      <w:pPr>
+        <w:jc w:val="both"/>
+        <w:spacing w:before="0" w:after="0" w:line="360" w:lineRule="auto"/>
+        <w:ind w:firstLine="567"/>
+      </w:pPr>
+      <w:r>
+        <w:rPr>
+          <w:rFonts w:ascii="Times New Roman" w:hAnsi="Times New Roman" w:cs="Times New Roman"/>
+          <w:sz w:val="24"/>
+          <w:szCs w:val="24"/>
+        </w:rPr>
+        <w:t xml:space="preserve">Perancangan sistem pada penelitian ini menggunakan notasi </w:t>
+      </w:r>
+      <w:r>
+        <w:rPr>
+          <w:rFonts w:ascii="Times New Roman" w:hAnsi="Times New Roman" w:cs="Times New Roman"/>
+          <w:i/>
+          <w:sz w:val="24"/>
+          <w:szCs w:val="24"/>
+        </w:rPr>
+        <w:t xml:space="preserve">Unified Modeling Language</w:t>
+      </w:r>
+      <w:r>
+        <w:rPr>
+          <w:rFonts w:ascii="Times New Roman" w:hAnsi="Times New Roman" w:cs="Times New Roman"/>
+          <w:sz w:val="24"/>
+          <w:szCs w:val="24"/>
+        </w:rPr>
+        <w:t xml:space="preserve"> dan </w:t>
+      </w:r>
+      <w:r>
+        <w:rPr>
+          <w:rFonts w:ascii="Times New Roman" w:hAnsi="Times New Roman" w:cs="Times New Roman"/>
+          <w:i/>
+          <w:sz w:val="24"/>
+          <w:szCs w:val="24"/>
+        </w:rPr>
+        <w:t xml:space="preserve">Entity Relationship Diagram</w:t>
+      </w:r>
+      <w:r>
+        <w:rPr>
+          <w:rFonts w:ascii="Times New Roman" w:hAnsi="Times New Roman" w:cs="Times New Roman"/>
+          <w:sz w:val="24"/>
+          <w:szCs w:val="24"/>
+        </w:rPr>
+        <w:t xml:space="preserve">. Rospricilia dan Ma'ady (2024) menegaskan pentingnya penerapan notasi UML yang tepat ketika menggambarkan </w:t>
+      </w:r>
+      <w:r>
+        <w:rPr>
+          <w:rFonts w:ascii="Times New Roman" w:hAnsi="Times New Roman" w:cs="Times New Roman"/>
+          <w:i/>
+          <w:sz w:val="24"/>
+          <w:szCs w:val="24"/>
+        </w:rPr>
+        <w:t xml:space="preserve">use case diagram</w:t>
+      </w:r>
+      <w:r>
+        <w:rPr>
+          <w:rFonts w:ascii="Times New Roman" w:hAnsi="Times New Roman" w:cs="Times New Roman"/>
+          <w:sz w:val="24"/>
+          <w:szCs w:val="24"/>
+        </w:rPr>
+        <w:t xml:space="preserve">, terlebih pada sistem yang harus berinteraksi dengan aplikasi lain yang sudah berjalan.</w:t>
+      </w:r>
+    </w:p>
+    <w:p>
+      <w:pPr>
+        <w:jc w:val="both"/>
+        <w:spacing w:before="0" w:after="0" w:line="360" w:lineRule="auto"/>
+        <w:ind w:firstLine="567"/>
+      </w:pPr>
+      <w:r>
+        <w:rPr>
+          <w:rFonts w:ascii="Times New Roman" w:hAnsi="Times New Roman" w:cs="Times New Roman"/>
+          <w:sz w:val="24"/>
+          <w:szCs w:val="24"/>
+        </w:rPr>
+        <w:t xml:space="preserve">Pada sisi basis data, Renanti dkk. (2025) menerapkan pendekatan </w:t>
+      </w:r>
+      <w:r>
+        <w:rPr>
+          <w:rFonts w:ascii="Times New Roman" w:hAnsi="Times New Roman" w:cs="Times New Roman"/>
+          <w:i/>
+          <w:sz w:val="24"/>
+          <w:szCs w:val="24"/>
+        </w:rPr>
+        <w:t xml:space="preserve">Database Life Cycle</w:t>
+      </w:r>
+      <w:r>
+        <w:rPr>
+          <w:rFonts w:ascii="Times New Roman" w:hAnsi="Times New Roman" w:cs="Times New Roman"/>
+          <w:sz w:val="24"/>
+          <w:szCs w:val="24"/>
+        </w:rPr>
+        <w:t xml:space="preserve"> dengan penekanan pada perancangan logis serta normalisasi bertahap dari UNF sampai 3NF untuk menghilangkan kerangkapan dan anomali data.</w:t>
+      </w:r>
+    </w:p>
+    <w:p>
+      <w:pPr>
+        <w:jc w:val="both"/>
+        <w:spacing w:before="0" w:after="0" w:line="360" w:lineRule="auto"/>
+        <w:ind w:firstLine="567"/>
       </w:pPr>
       <w:r>
         <w:rPr>
@@ -2164,320 +2685,7 @@
           <w:sz w:val="24"/>
           <w:szCs w:val="24"/>
         </w:rPr>
-        <w:t xml:space="preserve">2.2.7. Metode Pengembangan Sistem Rapid Application Development</w:t>
-      </w:r>
-    </w:p>
-    <w:p>
-      <w:pPr>
-        <w:jc w:val="both"/>
-        <w:spacing w:before="0" w:after="0" w:line="360" w:lineRule="auto"/>
-        <w:ind w:firstLine="567"/>
-      </w:pPr>
-      <w:r>
-        <w:rPr>
-          <w:rFonts w:ascii="Times New Roman" w:hAnsi="Times New Roman" w:cs="Times New Roman"/>
-          <w:i/>
-          <w:sz w:val="24"/>
-          <w:szCs w:val="24"/>
-        </w:rPr>
-        <w:t xml:space="preserve">Rapid Application Development</w:t>
-      </w:r>
-      <w:r>
-        <w:rPr>
-          <w:rFonts w:ascii="Times New Roman" w:hAnsi="Times New Roman" w:cs="Times New Roman"/>
-          <w:sz w:val="24"/>
-          <w:szCs w:val="24"/>
-        </w:rPr>
-        <w:t xml:space="preserve"> atau RAD adalah metode pengembangan sistem yang bersifat iteratif dan melibatkan pengguna pada setiap tahapannya (Yunus dkk., 2025). Berbeda dari metode sekuensial yang menuntut setiap tahap diselesaikan sepenuhnya sebelum tahap berikutnya dimulai, RAD memungkinkan hasil pada suatu tahap dievaluasi dan diperbaiki sebelum sistem dinyatakan selesai. Ciri lain yang melekat pada metode ini adalah siklus pengembangan yang pendek serta ukuran tim yang kecil.</w:t>
-      </w:r>
-    </w:p>
-    <w:p>
-      <w:pPr>
-        <w:jc w:val="both"/>
-        <w:spacing w:before="0" w:after="0" w:line="360" w:lineRule="auto"/>
-        <w:ind w:firstLine="567"/>
-      </w:pPr>
-      <w:r>
-        <w:rPr>
-          <w:rFonts w:ascii="Times New Roman" w:hAnsi="Times New Roman" w:cs="Times New Roman"/>
-          <w:sz w:val="24"/>
-          <w:szCs w:val="24"/>
-        </w:rPr>
-        <w:t xml:space="preserve">Tahapan RAD terdiri atas empat fase. </w:t>
-      </w:r>
-      <w:r>
-        <w:rPr>
-          <w:rFonts w:ascii="Times New Roman" w:hAnsi="Times New Roman" w:cs="Times New Roman"/>
-          <w:i/>
-          <w:sz w:val="24"/>
-          <w:szCs w:val="24"/>
-        </w:rPr>
-        <w:t xml:space="preserve">Requirements Planning</w:t>
-      </w:r>
-      <w:r>
-        <w:rPr>
-          <w:rFonts w:ascii="Times New Roman" w:hAnsi="Times New Roman" w:cs="Times New Roman"/>
-          <w:sz w:val="24"/>
-          <w:szCs w:val="24"/>
-        </w:rPr>
-        <w:t xml:space="preserve"> merupakan fase penetapan kebutuhan dan ruang lingkup sistem. </w:t>
-      </w:r>
-      <w:r>
-        <w:rPr>
-          <w:rFonts w:ascii="Times New Roman" w:hAnsi="Times New Roman" w:cs="Times New Roman"/>
-          <w:i/>
-          <w:sz w:val="24"/>
-          <w:szCs w:val="24"/>
-        </w:rPr>
-        <w:t xml:space="preserve">User Design</w:t>
-      </w:r>
-      <w:r>
-        <w:rPr>
-          <w:rFonts w:ascii="Times New Roman" w:hAnsi="Times New Roman" w:cs="Times New Roman"/>
-          <w:sz w:val="24"/>
-          <w:szCs w:val="24"/>
-        </w:rPr>
-        <w:t xml:space="preserve"> atau </w:t>
-      </w:r>
-      <w:r>
-        <w:rPr>
-          <w:rFonts w:ascii="Times New Roman" w:hAnsi="Times New Roman" w:cs="Times New Roman"/>
-          <w:i/>
-          <w:sz w:val="24"/>
-          <w:szCs w:val="24"/>
-        </w:rPr>
-        <w:t xml:space="preserve">Design Workshop</w:t>
-      </w:r>
-      <w:r>
-        <w:rPr>
-          <w:rFonts w:ascii="Times New Roman" w:hAnsi="Times New Roman" w:cs="Times New Roman"/>
-          <w:sz w:val="24"/>
-          <w:szCs w:val="24"/>
-        </w:rPr>
-        <w:t xml:space="preserve"> merupakan fase perancangan yang dijalankan bersama pengguna secara berulang. </w:t>
-      </w:r>
-      <w:r>
-        <w:rPr>
-          <w:rFonts w:ascii="Times New Roman" w:hAnsi="Times New Roman" w:cs="Times New Roman"/>
-          <w:i/>
-          <w:sz w:val="24"/>
-          <w:szCs w:val="24"/>
-        </w:rPr>
-        <w:t xml:space="preserve">Construction</w:t>
-      </w:r>
-      <w:r>
-        <w:rPr>
-          <w:rFonts w:ascii="Times New Roman" w:hAnsi="Times New Roman" w:cs="Times New Roman"/>
-          <w:sz w:val="24"/>
-          <w:szCs w:val="24"/>
-        </w:rPr>
-        <w:t xml:space="preserve"> merupakan fase pembangunan sistem berdasarkan rancangan yang telah disepakati. </w:t>
-      </w:r>
-      <w:r>
-        <w:rPr>
-          <w:rFonts w:ascii="Times New Roman" w:hAnsi="Times New Roman" w:cs="Times New Roman"/>
-          <w:i/>
-          <w:sz w:val="24"/>
-          <w:szCs w:val="24"/>
-        </w:rPr>
-        <w:t xml:space="preserve">Cutover</w:t>
-      </w:r>
-      <w:r>
-        <w:rPr>
-          <w:rFonts w:ascii="Times New Roman" w:hAnsi="Times New Roman" w:cs="Times New Roman"/>
-          <w:sz w:val="24"/>
-          <w:szCs w:val="24"/>
-        </w:rPr>
-        <w:t xml:space="preserve"> merupakan fase peralihan sistem ke lingkungan operasional.</w:t>
-      </w:r>
-    </w:p>
-    <w:p>
-      <w:pPr>
-        <w:jc w:val="both"/>
-        <w:spacing w:before="0" w:after="0" w:line="360" w:lineRule="auto"/>
-        <w:ind w:firstLine="567"/>
-      </w:pPr>
-      <w:r>
-        <w:rPr>
-          <w:rFonts w:ascii="Times New Roman" w:hAnsi="Times New Roman" w:cs="Times New Roman"/>
-          <w:sz w:val="24"/>
-          <w:szCs w:val="24"/>
-        </w:rPr>
-        <w:t xml:space="preserve">Penerapan RAD pada pengembangan sistem informasi berbasis web telah banyak dilakukan di Indonesia. Rasim dkk. (2025) menerapkan RAD pada pembangunan sistem informasi monitoring dan analisis kinerja penjualan dengan menitikberatkan fase </w:t>
-      </w:r>
-      <w:r>
-        <w:rPr>
-          <w:rFonts w:ascii="Times New Roman" w:hAnsi="Times New Roman" w:cs="Times New Roman"/>
-          <w:i/>
-          <w:sz w:val="24"/>
-          <w:szCs w:val="24"/>
-        </w:rPr>
-        <w:t xml:space="preserve">Requirements Planning</w:t>
-      </w:r>
-      <w:r>
-        <w:rPr>
-          <w:rFonts w:ascii="Times New Roman" w:hAnsi="Times New Roman" w:cs="Times New Roman"/>
-          <w:sz w:val="24"/>
-          <w:szCs w:val="24"/>
-        </w:rPr>
-        <w:t xml:space="preserve"> dan </w:t>
-      </w:r>
-      <w:r>
-        <w:rPr>
-          <w:rFonts w:ascii="Times New Roman" w:hAnsi="Times New Roman" w:cs="Times New Roman"/>
-          <w:i/>
-          <w:sz w:val="24"/>
-          <w:szCs w:val="24"/>
-        </w:rPr>
-        <w:t xml:space="preserve">Design Workshop</w:t>
-      </w:r>
-      <w:r>
-        <w:rPr>
-          <w:rFonts w:ascii="Times New Roman" w:hAnsi="Times New Roman" w:cs="Times New Roman"/>
-          <w:sz w:val="24"/>
-          <w:szCs w:val="24"/>
-        </w:rPr>
-        <w:t xml:space="preserve">, dan menghasilkan sistem yang mengotomasi perhitungan serta pelaporan capaian penjualan sekaligus menghapus duplikasi data. Yunus dkk. (2025) menerapkan RAD pada sistem informasi barang hilang dan temuan berbasis web, dengan pengujian </w:t>
-      </w:r>
-      <w:r>
-        <w:rPr>
-          <w:rFonts w:ascii="Times New Roman" w:hAnsi="Times New Roman" w:cs="Times New Roman"/>
-          <w:i/>
-          <w:sz w:val="24"/>
-          <w:szCs w:val="24"/>
-        </w:rPr>
-        <w:t xml:space="preserve">black box</w:t>
-      </w:r>
-      <w:r>
-        <w:rPr>
-          <w:rFonts w:ascii="Times New Roman" w:hAnsi="Times New Roman" w:cs="Times New Roman"/>
-          <w:sz w:val="24"/>
-          <w:szCs w:val="24"/>
-        </w:rPr>
-        <w:t xml:space="preserve"> yang dilengkapi pengukuran </w:t>
-      </w:r>
-      <w:r>
-        <w:rPr>
-          <w:rFonts w:ascii="Times New Roman" w:hAnsi="Times New Roman" w:cs="Times New Roman"/>
-          <w:i/>
-          <w:sz w:val="24"/>
-          <w:szCs w:val="24"/>
-        </w:rPr>
-        <w:t xml:space="preserve">System Usability Scale</w:t>
-      </w:r>
-      <w:r>
-        <w:rPr>
-          <w:rFonts w:ascii="Times New Roman" w:hAnsi="Times New Roman" w:cs="Times New Roman"/>
-          <w:sz w:val="24"/>
-          <w:szCs w:val="24"/>
-        </w:rPr>
-        <w:t xml:space="preserve">.</w:t>
-      </w:r>
-    </w:p>
-    <w:p>
-      <w:pPr>
-        <w:jc w:val="both"/>
-        <w:spacing w:before="0" w:after="0" w:line="360" w:lineRule="auto"/>
-        <w:ind w:firstLine="567"/>
-      </w:pPr>
-      <w:r>
-        <w:rPr>
-          <w:rFonts w:ascii="Times New Roman" w:hAnsi="Times New Roman" w:cs="Times New Roman"/>
-          <w:sz w:val="24"/>
-          <w:szCs w:val="24"/>
-        </w:rPr>
-        <w:t xml:space="preserve">Metode RAD dipilih pada penelitian ini karena sesuai dengan sifat pengembangan yang benar-benar berlangsung. Rancangan kemampuan agen dan penyusunan konteks merek beberapa kali disempurnakan setelah sistem berjalan, berdasarkan penilaian terhadap mutu materi yang dihasilkan. Sebagai pembanding, Yusna dkk. (2025) mengembangkan sistem sejenis menggunakan metode Waterfall yang bersifat sekuensial. Metode sekuensial tersebut tidak dipilih karena tidak menggambarkan adanya putaran umpan balik yang terjadi pada penelitian ini.</w:t>
-      </w:r>
-    </w:p>
-    <w:p>
-      <w:pPr>
-        <w:jc w:val="both"/>
-        <w:spacing w:before="0" w:after="0" w:line="360" w:lineRule="auto"/>
-      </w:pPr>
-    </w:p>
-    <w:p>
-      <w:pPr>
-        <w:jc w:val="left"/>
-        <w:spacing w:before="0" w:after="0" w:line="360" w:lineRule="auto"/>
-      </w:pPr>
-      <w:r>
-        <w:rPr>
-          <w:rFonts w:ascii="Times New Roman" w:hAnsi="Times New Roman" w:cs="Times New Roman"/>
-          <w:b/>
-          <w:sz w:val="24"/>
-          <w:szCs w:val="24"/>
-        </w:rPr>
-        <w:t xml:space="preserve">2.2.8. Rubrik Penilaian dan Kesepakatan Antar-Penilai</w:t>
-      </w:r>
-    </w:p>
-    <w:p>
-      <w:pPr>
-        <w:jc w:val="both"/>
-        <w:spacing w:before="0" w:after="0" w:line="360" w:lineRule="auto"/>
-        <w:ind w:firstLine="567"/>
-      </w:pPr>
-      <w:r>
-        <w:rPr>
-          <w:rFonts w:ascii="Times New Roman" w:hAnsi="Times New Roman" w:cs="Times New Roman"/>
-          <w:b/>
-          <w:sz w:val="24"/>
-          <w:szCs w:val="24"/>
-        </w:rPr>
-        <w:t xml:space="preserve">[SITASI DIBUTUHKAN: penyusunan rubrik penilaian dan pengukuran kesepakatan antar-penilai, misalnya koefisien Kappa]</w:t>
-      </w:r>
-    </w:p>
-    <w:p>
-      <w:pPr>
-        <w:jc w:val="both"/>
-        <w:spacing w:before="0" w:after="0" w:line="360" w:lineRule="auto"/>
-      </w:pPr>
-    </w:p>
-    <w:p>
-      <w:pPr>
-        <w:jc w:val="left"/>
-        <w:spacing w:before="0" w:after="0" w:line="360" w:lineRule="auto"/>
-      </w:pPr>
-      <w:r>
-        <w:rPr>
-          <w:rFonts w:ascii="Times New Roman" w:hAnsi="Times New Roman" w:cs="Times New Roman"/>
-          <w:b/>
-          <w:sz w:val="24"/>
-          <w:szCs w:val="24"/>
-        </w:rPr>
-        <w:t xml:space="preserve">2.2.9. Notasi Perancangan Sistem</w:t>
-      </w:r>
-    </w:p>
-    <w:p>
-      <w:pPr>
-        <w:jc w:val="both"/>
-        <w:spacing w:before="0" w:after="0" w:line="360" w:lineRule="auto"/>
-        <w:ind w:firstLine="567"/>
-      </w:pPr>
-      <w:r>
-        <w:rPr>
-          <w:rFonts w:ascii="Times New Roman" w:hAnsi="Times New Roman" w:cs="Times New Roman"/>
-          <w:b/>
-          <w:sz w:val="24"/>
-          <w:szCs w:val="24"/>
-        </w:rPr>
-        <w:t xml:space="preserve">[SITASI DIBUTUHKAN: notasi </w:t>
-      </w:r>
-      <w:r>
-        <w:rPr>
-          <w:rFonts w:ascii="Times New Roman" w:hAnsi="Times New Roman" w:cs="Times New Roman"/>
-          <w:i/>
-          <w:sz w:val="24"/>
-          <w:szCs w:val="24"/>
-        </w:rPr>
-        <w:t xml:space="preserve">Unified Modeling Language</w:t>
-      </w:r>
-      <w:r>
-        <w:rPr>
-          <w:rFonts w:ascii="Times New Roman" w:hAnsi="Times New Roman" w:cs="Times New Roman"/>
-          <w:sz w:val="24"/>
-          <w:szCs w:val="24"/>
-        </w:rPr>
-        <w:t xml:space="preserve"> dan </w:t>
+        <w:t xml:space="preserve">[SITASI DIBUTUHKAN: satu rujukan yang menguraikan komponen dasar </w:t>
       </w:r>
       <w:r>
         <w:rPr>
@@ -2494,7 +2702,7 @@
           <w:sz w:val="24"/>
           <w:szCs w:val="24"/>
         </w:rPr>
-        <w:t xml:space="preserve">]</w:t>
+        <w:t xml:space="preserve">, yaitu entitas, atribut, relasi, dan kardinalitas. Beberapa kandidat sudah ditelusuri namun tidak lolos verifikasi: satu berkas menolak diakses, dan satu lagi ternyata membahas normalisasi basis data, bukan komponen ERD, meskipun judulnya menyiratkan sebaliknya.]</w:t>
       </w:r>
     </w:p>
     <w:p>

--- a/skripsi/bab-2-tinjauan-pustaka.docx
+++ b/skripsi/bab-2-tinjauan-pustaka.docx
@@ -2116,79 +2116,93 @@
       <w:r>
         <w:rPr>
           <w:rFonts w:ascii="Times New Roman" w:hAnsi="Times New Roman" w:cs="Times New Roman"/>
+          <w:sz w:val="24"/>
+          <w:szCs w:val="24"/>
+        </w:rPr>
+        <w:t xml:space="preserve">Otomasi alur kerja pada aplikasi web menuntut pemisahan antara permintaan pengguna dan proses yang memakan waktu lama. Gutiérrez-Leal dkk. (2026) menerapkan arsitektur yang memadukan layanan web, pekerja latar belakang asinkron, basis data relasional, dan penyimpanan kunci-nilai untuk mengolah 22.286 respons teks menggunakan model bahasa besar. Mekanisme asinkron tersebut dipicu saat permintaan dikirim agar siklus permintaan dan tanggapan tidak terkunci menunggu proses inferensi yang berlatensi tinggi.</w:t>
+      </w:r>
+    </w:p>
+    <w:p>
+      <w:pPr>
+        <w:jc w:val="both"/>
+        <w:spacing w:before="0" w:after="0" w:line="360" w:lineRule="auto"/>
+        <w:ind w:firstLine="567"/>
+      </w:pPr>
+      <w:r>
+        <w:rPr>
+          <w:rFonts w:ascii="Times New Roman" w:hAnsi="Times New Roman" w:cs="Times New Roman"/>
+          <w:sz w:val="24"/>
+          <w:szCs w:val="24"/>
+        </w:rPr>
+        <w:t xml:space="preserve">Pada arsitektur tersebut, setiap permintaan mendaftarkan tugas baru dengan pengenal unik yang kemudian dimasukkan ke antrian untuk dijalankan di latar belakang, sementara layanan web langsung mengembalikan tanda terima berisi pengenal tugas. Konfigurasi produksinya menggunakan empat pekerja, dan ketika seluruh pekerja sibuk maka permintaan berikutnya menunggu dalam antrian sampai kapasitas tersedia. Pola inilah yang dipakai pada penelitian ini untuk menjalankan proses gabungan penghasilan materi konten.</w:t>
+      </w:r>
+    </w:p>
+    <w:p>
+      <w:pPr>
+        <w:jc w:val="both"/>
+        <w:spacing w:before="0" w:after="0" w:line="360" w:lineRule="auto"/>
+      </w:pPr>
+    </w:p>
+    <w:p>
+      <w:pPr>
+        <w:jc w:val="left"/>
+        <w:spacing w:before="0" w:after="0" w:line="360" w:lineRule="auto"/>
+      </w:pPr>
+      <w:r>
+        <w:rPr>
+          <w:rFonts w:ascii="Times New Roman" w:hAnsi="Times New Roman" w:cs="Times New Roman"/>
           <w:b/>
           <w:sz w:val="24"/>
           <w:szCs w:val="24"/>
         </w:rPr>
-        <w:t xml:space="preserve">[SITASI DIBUTUHKAN: konsep </w:t>
-      </w:r>
-      <w:r>
-        <w:rPr>
-          <w:rFonts w:ascii="Times New Roman" w:hAnsi="Times New Roman" w:cs="Times New Roman"/>
-          <w:i/>
-          <w:sz w:val="24"/>
-          <w:szCs w:val="24"/>
-        </w:rPr>
-        <w:t xml:space="preserve">workflow automation</w:t>
-      </w:r>
-      <w:r>
-        <w:rPr>
-          <w:rFonts w:ascii="Times New Roman" w:hAnsi="Times New Roman" w:cs="Times New Roman"/>
-          <w:sz w:val="24"/>
-          <w:szCs w:val="24"/>
-        </w:rPr>
-        <w:t xml:space="preserve"> dan antrian tugas asinkron. Penelusuran belum menemukan sumber akademik yang dapat diverifikasi; kandidat yang muncul berupa tulisan teknis tanpa telaah sejawat dan satu jurnal yang menolak diakses. Coba istilah </w:t>
-      </w:r>
-      <w:r>
-        <w:rPr>
-          <w:rFonts w:ascii="Times New Roman" w:hAnsi="Times New Roman" w:cs="Times New Roman"/>
-          <w:i/>
-          <w:sz w:val="24"/>
-          <w:szCs w:val="24"/>
-        </w:rPr>
-        <w:t xml:space="preserve">message queue</w:t>
-      </w:r>
-      <w:r>
-        <w:rPr>
-          <w:rFonts w:ascii="Times New Roman" w:hAnsi="Times New Roman" w:cs="Times New Roman"/>
-          <w:sz w:val="24"/>
-          <w:szCs w:val="24"/>
-        </w:rPr>
-        <w:t xml:space="preserve">, </w:t>
-      </w:r>
-      <w:r>
-        <w:rPr>
-          <w:rFonts w:ascii="Times New Roman" w:hAnsi="Times New Roman" w:cs="Times New Roman"/>
-          <w:i/>
-          <w:sz w:val="24"/>
-          <w:szCs w:val="24"/>
-        </w:rPr>
-        <w:t xml:space="preserve">asynchronous task processing</w:t>
-      </w:r>
-      <w:r>
-        <w:rPr>
-          <w:rFonts w:ascii="Times New Roman" w:hAnsi="Times New Roman" w:cs="Times New Roman"/>
-          <w:sz w:val="24"/>
-          <w:szCs w:val="24"/>
-        </w:rPr>
-        <w:t xml:space="preserve">, atau </w:t>
-      </w:r>
-      <w:r>
-        <w:rPr>
-          <w:rFonts w:ascii="Times New Roman" w:hAnsi="Times New Roman" w:cs="Times New Roman"/>
-          <w:i/>
-          <w:sz w:val="24"/>
-          <w:szCs w:val="24"/>
-        </w:rPr>
-        <w:t xml:space="preserve">background job</w:t>
-      </w:r>
-      <w:r>
-        <w:rPr>
-          <w:rFonts w:ascii="Times New Roman" w:hAnsi="Times New Roman" w:cs="Times New Roman"/>
-          <w:sz w:val="24"/>
-          <w:szCs w:val="24"/>
-        </w:rPr>
-        <w:t xml:space="preserve"> pada jurnal rekayasa perangkat lunak.]</w:t>
+        <w:t xml:space="preserve">2.2.6. Arsitektur Aplikasi Web dan REST API</w:t>
+      </w:r>
+    </w:p>
+    <w:p>
+      <w:pPr>
+        <w:jc w:val="both"/>
+        <w:spacing w:before="0" w:after="0" w:line="360" w:lineRule="auto"/>
+        <w:ind w:firstLine="567"/>
+      </w:pPr>
+      <w:r>
+        <w:rPr>
+          <w:rFonts w:ascii="Times New Roman" w:hAnsi="Times New Roman" w:cs="Times New Roman"/>
+          <w:sz w:val="24"/>
+          <w:szCs w:val="24"/>
+        </w:rPr>
+        <w:t xml:space="preserve">Aplikasi web modern umumnya disusun dengan memisahkan antarmuka pengguna dari layanan yang mengolah data, dan keduanya berkomunikasi melalui antarmuka pemrograman aplikasi. Bramantyo dkk. (2025) menerapkan arsitektur REST API untuk memvalidasi, memproses, dan memformat data yang kemudian dikirimkan ke pusat basis data melalui protokol HTTP standar seperti GET dan POST.</w:t>
+      </w:r>
+    </w:p>
+    <w:p>
+      <w:pPr>
+        <w:jc w:val="both"/>
+        <w:spacing w:before="0" w:after="0" w:line="360" w:lineRule="auto"/>
+        <w:ind w:firstLine="567"/>
+      </w:pPr>
+      <w:r>
+        <w:rPr>
+          <w:rFonts w:ascii="Times New Roman" w:hAnsi="Times New Roman" w:cs="Times New Roman"/>
+          <w:sz w:val="24"/>
+          <w:szCs w:val="24"/>
+        </w:rPr>
+        <w:t xml:space="preserve">Pola tersebut dipakai pada penelitian ini. Antarmuka pengguna hanya berhubungan dengan layanan </w:t>
+      </w:r>
+      <w:r>
+        <w:rPr>
+          <w:rFonts w:ascii="Times New Roman" w:hAnsi="Times New Roman" w:cs="Times New Roman"/>
+          <w:i/>
+          <w:sz w:val="24"/>
+          <w:szCs w:val="24"/>
+        </w:rPr>
+        <w:t xml:space="preserve">backend</w:t>
+      </w:r>
+      <w:r>
+        <w:rPr>
+          <w:rFonts w:ascii="Times New Roman" w:hAnsi="Times New Roman" w:cs="Times New Roman"/>
+          <w:sz w:val="24"/>
+          <w:szCs w:val="24"/>
+        </w:rPr>
+        <w:t xml:space="preserve"> melalui REST API, dan tidak pernah mengakses basis data maupun gerbang agen secara langsung.</w:t>
       </w:r>
     </w:p>
     <w:p>
@@ -2209,54 +2223,229 @@
           <w:sz w:val="24"/>
           <w:szCs w:val="24"/>
         </w:rPr>
-        <w:t xml:space="preserve">2.2.6. Arsitektur Aplikasi Web dan REST API</w:t>
-      </w:r>
-    </w:p>
-    <w:p>
-      <w:pPr>
-        <w:jc w:val="both"/>
-        <w:spacing w:before="0" w:after="0" w:line="360" w:lineRule="auto"/>
-        <w:ind w:firstLine="567"/>
-      </w:pPr>
-      <w:r>
-        <w:rPr>
-          <w:rFonts w:ascii="Times New Roman" w:hAnsi="Times New Roman" w:cs="Times New Roman"/>
-          <w:sz w:val="24"/>
-          <w:szCs w:val="24"/>
-        </w:rPr>
-        <w:t xml:space="preserve">Aplikasi web modern umumnya disusun dengan memisahkan antarmuka pengguna dari layanan yang mengolah data, dan keduanya berkomunikasi melalui antarmuka pemrograman aplikasi. Bramantyo dkk. (2025) menerapkan arsitektur REST API untuk memvalidasi, memproses, dan memformat data yang kemudian dikirimkan ke pusat basis data melalui protokol HTTP standar seperti GET dan POST.</w:t>
-      </w:r>
-    </w:p>
-    <w:p>
-      <w:pPr>
-        <w:jc w:val="both"/>
-        <w:spacing w:before="0" w:after="0" w:line="360" w:lineRule="auto"/>
-        <w:ind w:firstLine="567"/>
-      </w:pPr>
-      <w:r>
-        <w:rPr>
-          <w:rFonts w:ascii="Times New Roman" w:hAnsi="Times New Roman" w:cs="Times New Roman"/>
-          <w:sz w:val="24"/>
-          <w:szCs w:val="24"/>
-        </w:rPr>
-        <w:t xml:space="preserve">Pola tersebut dipakai pada penelitian ini. Antarmuka pengguna hanya berhubungan dengan layanan </w:t>
-      </w:r>
-      <w:r>
-        <w:rPr>
-          <w:rFonts w:ascii="Times New Roman" w:hAnsi="Times New Roman" w:cs="Times New Roman"/>
-          <w:i/>
-          <w:sz w:val="24"/>
-          <w:szCs w:val="24"/>
-        </w:rPr>
-        <w:t xml:space="preserve">backend</w:t>
-      </w:r>
-      <w:r>
-        <w:rPr>
-          <w:rFonts w:ascii="Times New Roman" w:hAnsi="Times New Roman" w:cs="Times New Roman"/>
-          <w:sz w:val="24"/>
-          <w:szCs w:val="24"/>
-        </w:rPr>
-        <w:t xml:space="preserve"> melalui REST API, dan tidak pernah mengakses basis data maupun gerbang agen secara langsung.</w:t>
+        <w:t xml:space="preserve">2.2.7. Metode Pengembangan Sistem Rapid Application Development</w:t>
+      </w:r>
+    </w:p>
+    <w:p>
+      <w:pPr>
+        <w:jc w:val="both"/>
+        <w:spacing w:before="0" w:after="0" w:line="360" w:lineRule="auto"/>
+        <w:ind w:firstLine="567"/>
+      </w:pPr>
+      <w:r>
+        <w:rPr>
+          <w:rFonts w:ascii="Times New Roman" w:hAnsi="Times New Roman" w:cs="Times New Roman"/>
+          <w:i/>
+          <w:sz w:val="24"/>
+          <w:szCs w:val="24"/>
+        </w:rPr>
+        <w:t xml:space="preserve">Rapid Application Development</w:t>
+      </w:r>
+      <w:r>
+        <w:rPr>
+          <w:rFonts w:ascii="Times New Roman" w:hAnsi="Times New Roman" w:cs="Times New Roman"/>
+          <w:sz w:val="24"/>
+          <w:szCs w:val="24"/>
+        </w:rPr>
+        <w:t xml:space="preserve"> atau RAD adalah metode pengembangan sistem yang bersifat iteratif dan melibatkan pengguna pada setiap tahapannya (Yunus dkk., 2025). Berbeda dari metode sekuensial yang menuntut setiap tahap diselesaikan sepenuhnya sebelum tahap berikutnya dimulai, RAD memungkinkan hasil pada suatu tahap dievaluasi dan diperbaiki sebelum sistem dinyatakan selesai. Ciri lain yang melekat pada metode ini adalah siklus pengembangan yang pendek serta ukuran tim yang kecil.</w:t>
+      </w:r>
+    </w:p>
+    <w:p>
+      <w:pPr>
+        <w:jc w:val="both"/>
+        <w:spacing w:before="0" w:after="0" w:line="360" w:lineRule="auto"/>
+        <w:ind w:firstLine="567"/>
+      </w:pPr>
+      <w:r>
+        <w:rPr>
+          <w:rFonts w:ascii="Times New Roman" w:hAnsi="Times New Roman" w:cs="Times New Roman"/>
+          <w:sz w:val="24"/>
+          <w:szCs w:val="24"/>
+        </w:rPr>
+        <w:t xml:space="preserve">Tahapan RAD terdiri atas empat fase. </w:t>
+      </w:r>
+      <w:r>
+        <w:rPr>
+          <w:rFonts w:ascii="Times New Roman" w:hAnsi="Times New Roman" w:cs="Times New Roman"/>
+          <w:i/>
+          <w:sz w:val="24"/>
+          <w:szCs w:val="24"/>
+        </w:rPr>
+        <w:t xml:space="preserve">Requirements Planning</w:t>
+      </w:r>
+      <w:r>
+        <w:rPr>
+          <w:rFonts w:ascii="Times New Roman" w:hAnsi="Times New Roman" w:cs="Times New Roman"/>
+          <w:sz w:val="24"/>
+          <w:szCs w:val="24"/>
+        </w:rPr>
+        <w:t xml:space="preserve"> merupakan fase penetapan kebutuhan dan ruang lingkup sistem. </w:t>
+      </w:r>
+      <w:r>
+        <w:rPr>
+          <w:rFonts w:ascii="Times New Roman" w:hAnsi="Times New Roman" w:cs="Times New Roman"/>
+          <w:i/>
+          <w:sz w:val="24"/>
+          <w:szCs w:val="24"/>
+        </w:rPr>
+        <w:t xml:space="preserve">User Design</w:t>
+      </w:r>
+      <w:r>
+        <w:rPr>
+          <w:rFonts w:ascii="Times New Roman" w:hAnsi="Times New Roman" w:cs="Times New Roman"/>
+          <w:sz w:val="24"/>
+          <w:szCs w:val="24"/>
+        </w:rPr>
+        <w:t xml:space="preserve"> atau </w:t>
+      </w:r>
+      <w:r>
+        <w:rPr>
+          <w:rFonts w:ascii="Times New Roman" w:hAnsi="Times New Roman" w:cs="Times New Roman"/>
+          <w:i/>
+          <w:sz w:val="24"/>
+          <w:szCs w:val="24"/>
+        </w:rPr>
+        <w:t xml:space="preserve">Design Workshop</w:t>
+      </w:r>
+      <w:r>
+        <w:rPr>
+          <w:rFonts w:ascii="Times New Roman" w:hAnsi="Times New Roman" w:cs="Times New Roman"/>
+          <w:sz w:val="24"/>
+          <w:szCs w:val="24"/>
+        </w:rPr>
+        <w:t xml:space="preserve"> merupakan fase perancangan yang dijalankan bersama pengguna secara berulang. </w:t>
+      </w:r>
+      <w:r>
+        <w:rPr>
+          <w:rFonts w:ascii="Times New Roman" w:hAnsi="Times New Roman" w:cs="Times New Roman"/>
+          <w:i/>
+          <w:sz w:val="24"/>
+          <w:szCs w:val="24"/>
+        </w:rPr>
+        <w:t xml:space="preserve">Construction</w:t>
+      </w:r>
+      <w:r>
+        <w:rPr>
+          <w:rFonts w:ascii="Times New Roman" w:hAnsi="Times New Roman" w:cs="Times New Roman"/>
+          <w:sz w:val="24"/>
+          <w:szCs w:val="24"/>
+        </w:rPr>
+        <w:t xml:space="preserve"> merupakan fase pembangunan sistem berdasarkan rancangan yang telah disepakati. </w:t>
+      </w:r>
+      <w:r>
+        <w:rPr>
+          <w:rFonts w:ascii="Times New Roman" w:hAnsi="Times New Roman" w:cs="Times New Roman"/>
+          <w:i/>
+          <w:sz w:val="24"/>
+          <w:szCs w:val="24"/>
+        </w:rPr>
+        <w:t xml:space="preserve">Cutover</w:t>
+      </w:r>
+      <w:r>
+        <w:rPr>
+          <w:rFonts w:ascii="Times New Roman" w:hAnsi="Times New Roman" w:cs="Times New Roman"/>
+          <w:sz w:val="24"/>
+          <w:szCs w:val="24"/>
+        </w:rPr>
+        <w:t xml:space="preserve"> merupakan fase peralihan sistem ke lingkungan operasional.</w:t>
+      </w:r>
+    </w:p>
+    <w:p>
+      <w:pPr>
+        <w:jc w:val="both"/>
+        <w:spacing w:before="0" w:after="0" w:line="360" w:lineRule="auto"/>
+        <w:ind w:firstLine="567"/>
+      </w:pPr>
+      <w:r>
+        <w:rPr>
+          <w:rFonts w:ascii="Times New Roman" w:hAnsi="Times New Roman" w:cs="Times New Roman"/>
+          <w:sz w:val="24"/>
+          <w:szCs w:val="24"/>
+        </w:rPr>
+        <w:t xml:space="preserve">Penerapan RAD pada pengembangan sistem informasi berbasis web telah banyak dilakukan di Indonesia. Rasim dkk. (2025) menerapkan RAD pada pembangunan sistem informasi monitoring dan analisis kinerja penjualan dengan menitikberatkan fase </w:t>
+      </w:r>
+      <w:r>
+        <w:rPr>
+          <w:rFonts w:ascii="Times New Roman" w:hAnsi="Times New Roman" w:cs="Times New Roman"/>
+          <w:i/>
+          <w:sz w:val="24"/>
+          <w:szCs w:val="24"/>
+        </w:rPr>
+        <w:t xml:space="preserve">Requirements Planning</w:t>
+      </w:r>
+      <w:r>
+        <w:rPr>
+          <w:rFonts w:ascii="Times New Roman" w:hAnsi="Times New Roman" w:cs="Times New Roman"/>
+          <w:sz w:val="24"/>
+          <w:szCs w:val="24"/>
+        </w:rPr>
+        <w:t xml:space="preserve"> dan </w:t>
+      </w:r>
+      <w:r>
+        <w:rPr>
+          <w:rFonts w:ascii="Times New Roman" w:hAnsi="Times New Roman" w:cs="Times New Roman"/>
+          <w:i/>
+          <w:sz w:val="24"/>
+          <w:szCs w:val="24"/>
+        </w:rPr>
+        <w:t xml:space="preserve">Design Workshop</w:t>
+      </w:r>
+      <w:r>
+        <w:rPr>
+          <w:rFonts w:ascii="Times New Roman" w:hAnsi="Times New Roman" w:cs="Times New Roman"/>
+          <w:sz w:val="24"/>
+          <w:szCs w:val="24"/>
+        </w:rPr>
+        <w:t xml:space="preserve">, dan menghasilkan sistem yang mengotomasi perhitungan serta pelaporan capaian penjualan sekaligus menghapus duplikasi data. Yunus dkk. (2025) menerapkan RAD pada sistem informasi barang hilang dan temuan berbasis web, dengan pengujian </w:t>
+      </w:r>
+      <w:r>
+        <w:rPr>
+          <w:rFonts w:ascii="Times New Roman" w:hAnsi="Times New Roman" w:cs="Times New Roman"/>
+          <w:i/>
+          <w:sz w:val="24"/>
+          <w:szCs w:val="24"/>
+        </w:rPr>
+        <w:t xml:space="preserve">black box</w:t>
+      </w:r>
+      <w:r>
+        <w:rPr>
+          <w:rFonts w:ascii="Times New Roman" w:hAnsi="Times New Roman" w:cs="Times New Roman"/>
+          <w:sz w:val="24"/>
+          <w:szCs w:val="24"/>
+        </w:rPr>
+        <w:t xml:space="preserve"> yang dilengkapi pengukuran </w:t>
+      </w:r>
+      <w:r>
+        <w:rPr>
+          <w:rFonts w:ascii="Times New Roman" w:hAnsi="Times New Roman" w:cs="Times New Roman"/>
+          <w:i/>
+          <w:sz w:val="24"/>
+          <w:szCs w:val="24"/>
+        </w:rPr>
+        <w:t xml:space="preserve">System Usability Scale</w:t>
+      </w:r>
+      <w:r>
+        <w:rPr>
+          <w:rFonts w:ascii="Times New Roman" w:hAnsi="Times New Roman" w:cs="Times New Roman"/>
+          <w:sz w:val="24"/>
+          <w:szCs w:val="24"/>
+        </w:rPr>
+        <w:t xml:space="preserve">.</w:t>
+      </w:r>
+    </w:p>
+    <w:p>
+      <w:pPr>
+        <w:jc w:val="both"/>
+        <w:spacing w:before="0" w:after="0" w:line="360" w:lineRule="auto"/>
+        <w:ind w:firstLine="567"/>
+      </w:pPr>
+      <w:r>
+        <w:rPr>
+          <w:rFonts w:ascii="Times New Roman" w:hAnsi="Times New Roman" w:cs="Times New Roman"/>
+          <w:sz w:val="24"/>
+          <w:szCs w:val="24"/>
+        </w:rPr>
+        <w:t xml:space="preserve">Metode RAD dipilih pada penelitian ini karena sesuai dengan sifat pengembangan yang benar-benar berlangsung. Rancangan kemampuan agen dan penyusunan konteks merek beberapa kali disempurnakan setelah sistem berjalan, berdasarkan penilaian terhadap mutu materi yang dihasilkan. Sebagai pembanding, Yusna dkk. (2025) mengembangkan sistem sejenis menggunakan metode Waterfall yang bersifat sekuensial. Metode sekuensial tersebut tidak dipilih karena tidak menggambarkan adanya putaran umpan balik yang terjadi pada penelitian ini.</w:t>
       </w:r>
     </w:p>
     <w:p>
@@ -2277,155 +2466,82 @@
           <w:sz w:val="24"/>
           <w:szCs w:val="24"/>
         </w:rPr>
-        <w:t xml:space="preserve">2.2.7. Metode Pengembangan Sistem Rapid Application Development</w:t>
-      </w:r>
-    </w:p>
-    <w:p>
-      <w:pPr>
-        <w:jc w:val="both"/>
-        <w:spacing w:before="0" w:after="0" w:line="360" w:lineRule="auto"/>
-        <w:ind w:firstLine="567"/>
-      </w:pPr>
-      <w:r>
-        <w:rPr>
-          <w:rFonts w:ascii="Times New Roman" w:hAnsi="Times New Roman" w:cs="Times New Roman"/>
-          <w:i/>
-          <w:sz w:val="24"/>
-          <w:szCs w:val="24"/>
-        </w:rPr>
-        <w:t xml:space="preserve">Rapid Application Development</w:t>
-      </w:r>
-      <w:r>
-        <w:rPr>
-          <w:rFonts w:ascii="Times New Roman" w:hAnsi="Times New Roman" w:cs="Times New Roman"/>
-          <w:sz w:val="24"/>
-          <w:szCs w:val="24"/>
-        </w:rPr>
-        <w:t xml:space="preserve"> atau RAD adalah metode pengembangan sistem yang bersifat iteratif dan melibatkan pengguna pada setiap tahapannya (Yunus dkk., 2025). Berbeda dari metode sekuensial yang menuntut setiap tahap diselesaikan sepenuhnya sebelum tahap berikutnya dimulai, RAD memungkinkan hasil pada suatu tahap dievaluasi dan diperbaiki sebelum sistem dinyatakan selesai. Ciri lain yang melekat pada metode ini adalah siklus pengembangan yang pendek serta ukuran tim yang kecil.</w:t>
-      </w:r>
-    </w:p>
-    <w:p>
-      <w:pPr>
-        <w:jc w:val="both"/>
-        <w:spacing w:before="0" w:after="0" w:line="360" w:lineRule="auto"/>
-        <w:ind w:firstLine="567"/>
-      </w:pPr>
-      <w:r>
-        <w:rPr>
-          <w:rFonts w:ascii="Times New Roman" w:hAnsi="Times New Roman" w:cs="Times New Roman"/>
-          <w:sz w:val="24"/>
-          <w:szCs w:val="24"/>
-        </w:rPr>
-        <w:t xml:space="preserve">Tahapan RAD terdiri atas empat fase. </w:t>
-      </w:r>
-      <w:r>
-        <w:rPr>
-          <w:rFonts w:ascii="Times New Roman" w:hAnsi="Times New Roman" w:cs="Times New Roman"/>
-          <w:i/>
-          <w:sz w:val="24"/>
-          <w:szCs w:val="24"/>
-        </w:rPr>
-        <w:t xml:space="preserve">Requirements Planning</w:t>
-      </w:r>
-      <w:r>
-        <w:rPr>
-          <w:rFonts w:ascii="Times New Roman" w:hAnsi="Times New Roman" w:cs="Times New Roman"/>
-          <w:sz w:val="24"/>
-          <w:szCs w:val="24"/>
-        </w:rPr>
-        <w:t xml:space="preserve"> merupakan fase penetapan kebutuhan dan ruang lingkup sistem. </w:t>
-      </w:r>
-      <w:r>
-        <w:rPr>
-          <w:rFonts w:ascii="Times New Roman" w:hAnsi="Times New Roman" w:cs="Times New Roman"/>
-          <w:i/>
-          <w:sz w:val="24"/>
-          <w:szCs w:val="24"/>
-        </w:rPr>
-        <w:t xml:space="preserve">User Design</w:t>
-      </w:r>
-      <w:r>
-        <w:rPr>
-          <w:rFonts w:ascii="Times New Roman" w:hAnsi="Times New Roman" w:cs="Times New Roman"/>
-          <w:sz w:val="24"/>
-          <w:szCs w:val="24"/>
-        </w:rPr>
-        <w:t xml:space="preserve"> atau </w:t>
-      </w:r>
-      <w:r>
-        <w:rPr>
-          <w:rFonts w:ascii="Times New Roman" w:hAnsi="Times New Roman" w:cs="Times New Roman"/>
-          <w:i/>
-          <w:sz w:val="24"/>
-          <w:szCs w:val="24"/>
-        </w:rPr>
-        <w:t xml:space="preserve">Design Workshop</w:t>
-      </w:r>
-      <w:r>
-        <w:rPr>
-          <w:rFonts w:ascii="Times New Roman" w:hAnsi="Times New Roman" w:cs="Times New Roman"/>
-          <w:sz w:val="24"/>
-          <w:szCs w:val="24"/>
-        </w:rPr>
-        <w:t xml:space="preserve"> merupakan fase perancangan yang dijalankan bersama pengguna secara berulang. </w:t>
-      </w:r>
-      <w:r>
-        <w:rPr>
-          <w:rFonts w:ascii="Times New Roman" w:hAnsi="Times New Roman" w:cs="Times New Roman"/>
-          <w:i/>
-          <w:sz w:val="24"/>
-          <w:szCs w:val="24"/>
-        </w:rPr>
-        <w:t xml:space="preserve">Construction</w:t>
-      </w:r>
-      <w:r>
-        <w:rPr>
-          <w:rFonts w:ascii="Times New Roman" w:hAnsi="Times New Roman" w:cs="Times New Roman"/>
-          <w:sz w:val="24"/>
-          <w:szCs w:val="24"/>
-        </w:rPr>
-        <w:t xml:space="preserve"> merupakan fase pembangunan sistem berdasarkan rancangan yang telah disepakati. </w:t>
-      </w:r>
-      <w:r>
-        <w:rPr>
-          <w:rFonts w:ascii="Times New Roman" w:hAnsi="Times New Roman" w:cs="Times New Roman"/>
-          <w:i/>
-          <w:sz w:val="24"/>
-          <w:szCs w:val="24"/>
-        </w:rPr>
-        <w:t xml:space="preserve">Cutover</w:t>
-      </w:r>
-      <w:r>
-        <w:rPr>
-          <w:rFonts w:ascii="Times New Roman" w:hAnsi="Times New Roman" w:cs="Times New Roman"/>
-          <w:sz w:val="24"/>
-          <w:szCs w:val="24"/>
-        </w:rPr>
-        <w:t xml:space="preserve"> merupakan fase peralihan sistem ke lingkungan operasional.</w:t>
-      </w:r>
-    </w:p>
-    <w:p>
-      <w:pPr>
-        <w:jc w:val="both"/>
-        <w:spacing w:before="0" w:after="0" w:line="360" w:lineRule="auto"/>
-        <w:ind w:firstLine="567"/>
-      </w:pPr>
-      <w:r>
-        <w:rPr>
-          <w:rFonts w:ascii="Times New Roman" w:hAnsi="Times New Roman" w:cs="Times New Roman"/>
-          <w:sz w:val="24"/>
-          <w:szCs w:val="24"/>
-        </w:rPr>
-        <w:t xml:space="preserve">Penerapan RAD pada pengembangan sistem informasi berbasis web telah banyak dilakukan di Indonesia. Rasim dkk. (2025) menerapkan RAD pada pembangunan sistem informasi monitoring dan analisis kinerja penjualan dengan menitikberatkan fase </w:t>
-      </w:r>
-      <w:r>
-        <w:rPr>
-          <w:rFonts w:ascii="Times New Roman" w:hAnsi="Times New Roman" w:cs="Times New Roman"/>
-          <w:i/>
-          <w:sz w:val="24"/>
-          <w:szCs w:val="24"/>
-        </w:rPr>
-        <w:t xml:space="preserve">Requirements Planning</w:t>
+        <w:t xml:space="preserve">2.2.8. Rubrik Penilaian dan Kesepakatan Antar-Penilai</w:t>
+      </w:r>
+    </w:p>
+    <w:p>
+      <w:pPr>
+        <w:jc w:val="both"/>
+        <w:spacing w:before="0" w:after="0" w:line="360" w:lineRule="auto"/>
+        <w:ind w:firstLine="567"/>
+      </w:pPr>
+      <w:r>
+        <w:rPr>
+          <w:rFonts w:ascii="Times New Roman" w:hAnsi="Times New Roman" w:cs="Times New Roman"/>
+          <w:sz w:val="24"/>
+          <w:szCs w:val="24"/>
+        </w:rPr>
+        <w:t xml:space="preserve">Rubrik penilaian adalah instrumen yang menguraikan dimensi penilaian beserta ukuran pada setiap tingkat skor. Hashemi dkk. (2024) menunjukkan bahwa mutu teks dapat dinilai secara terstruktur melalui rubrik berdimensi banyak yang dirumuskan terlebih dahulu, dan pendekatan itulah yang diadopsi pada penyusunan matriks penilaian di penelitian ini.</w:t>
+      </w:r>
+    </w:p>
+    <w:p>
+      <w:pPr>
+        <w:jc w:val="both"/>
+        <w:spacing w:before="0" w:after="0" w:line="360" w:lineRule="auto"/>
+        <w:ind w:firstLine="567"/>
+      </w:pPr>
+      <w:r>
+        <w:rPr>
+          <w:rFonts w:ascii="Times New Roman" w:hAnsi="Times New Roman" w:cs="Times New Roman"/>
+          <w:sz w:val="24"/>
+          <w:szCs w:val="24"/>
+        </w:rPr>
+        <w:t xml:space="preserve">Ketika penilaian dilakukan oleh lebih dari satu orang, tingkat kesepakatan antar-penilai perlu dilaporkan agar hasil penilaian dapat dipercaya. Borse dkk. (2025) mengukur kesepakatan tersebut menggunakan koefisien Kappa dan melaporkan kesepakatan substansial pada tiga tema serta moderat pada satu tema. Penelitian ini menempuh cara yang sama, yaitu melaporkan koefisien kesepakatan antar-penilai sebagai bagian dari hasil.</w:t>
+      </w:r>
+    </w:p>
+    <w:p>
+      <w:pPr>
+        <w:jc w:val="both"/>
+        <w:spacing w:before="0" w:after="0" w:line="360" w:lineRule="auto"/>
+      </w:pPr>
+    </w:p>
+    <w:p>
+      <w:pPr>
+        <w:jc w:val="left"/>
+        <w:spacing w:before="0" w:after="0" w:line="360" w:lineRule="auto"/>
+      </w:pPr>
+      <w:r>
+        <w:rPr>
+          <w:rFonts w:ascii="Times New Roman" w:hAnsi="Times New Roman" w:cs="Times New Roman"/>
+          <w:b/>
+          <w:sz w:val="24"/>
+          <w:szCs w:val="24"/>
+        </w:rPr>
+        <w:t xml:space="preserve">2.2.9. Notasi Perancangan Sistem</w:t>
+      </w:r>
+    </w:p>
+    <w:p>
+      <w:pPr>
+        <w:jc w:val="both"/>
+        <w:spacing w:before="0" w:after="0" w:line="360" w:lineRule="auto"/>
+        <w:ind w:firstLine="567"/>
+      </w:pPr>
+      <w:r>
+        <w:rPr>
+          <w:rFonts w:ascii="Times New Roman" w:hAnsi="Times New Roman" w:cs="Times New Roman"/>
+          <w:sz w:val="24"/>
+          <w:szCs w:val="24"/>
+        </w:rPr>
+        <w:t xml:space="preserve">Perancangan sistem pada penelitian ini menggunakan notasi </w:t>
+      </w:r>
+      <w:r>
+        <w:rPr>
+          <w:rFonts w:ascii="Times New Roman" w:hAnsi="Times New Roman" w:cs="Times New Roman"/>
+          <w:i/>
+          <w:sz w:val="24"/>
+          <w:szCs w:val="24"/>
+        </w:rPr>
+        <w:t xml:space="preserve">Unified Modeling Language</w:t>
       </w:r>
       <w:r>
         <w:rPr>
@@ -2442,176 +2558,6 @@
           <w:sz w:val="24"/>
           <w:szCs w:val="24"/>
         </w:rPr>
-        <w:t xml:space="preserve">Design Workshop</w:t>
-      </w:r>
-      <w:r>
-        <w:rPr>
-          <w:rFonts w:ascii="Times New Roman" w:hAnsi="Times New Roman" w:cs="Times New Roman"/>
-          <w:sz w:val="24"/>
-          <w:szCs w:val="24"/>
-        </w:rPr>
-        <w:t xml:space="preserve">, dan menghasilkan sistem yang mengotomasi perhitungan serta pelaporan capaian penjualan sekaligus menghapus duplikasi data. Yunus dkk. (2025) menerapkan RAD pada sistem informasi barang hilang dan temuan berbasis web, dengan pengujian </w:t>
-      </w:r>
-      <w:r>
-        <w:rPr>
-          <w:rFonts w:ascii="Times New Roman" w:hAnsi="Times New Roman" w:cs="Times New Roman"/>
-          <w:i/>
-          <w:sz w:val="24"/>
-          <w:szCs w:val="24"/>
-        </w:rPr>
-        <w:t xml:space="preserve">black box</w:t>
-      </w:r>
-      <w:r>
-        <w:rPr>
-          <w:rFonts w:ascii="Times New Roman" w:hAnsi="Times New Roman" w:cs="Times New Roman"/>
-          <w:sz w:val="24"/>
-          <w:szCs w:val="24"/>
-        </w:rPr>
-        <w:t xml:space="preserve"> yang dilengkapi pengukuran </w:t>
-      </w:r>
-      <w:r>
-        <w:rPr>
-          <w:rFonts w:ascii="Times New Roman" w:hAnsi="Times New Roman" w:cs="Times New Roman"/>
-          <w:i/>
-          <w:sz w:val="24"/>
-          <w:szCs w:val="24"/>
-        </w:rPr>
-        <w:t xml:space="preserve">System Usability Scale</w:t>
-      </w:r>
-      <w:r>
-        <w:rPr>
-          <w:rFonts w:ascii="Times New Roman" w:hAnsi="Times New Roman" w:cs="Times New Roman"/>
-          <w:sz w:val="24"/>
-          <w:szCs w:val="24"/>
-        </w:rPr>
-        <w:t xml:space="preserve">.</w:t>
-      </w:r>
-    </w:p>
-    <w:p>
-      <w:pPr>
-        <w:jc w:val="both"/>
-        <w:spacing w:before="0" w:after="0" w:line="360" w:lineRule="auto"/>
-        <w:ind w:firstLine="567"/>
-      </w:pPr>
-      <w:r>
-        <w:rPr>
-          <w:rFonts w:ascii="Times New Roman" w:hAnsi="Times New Roman" w:cs="Times New Roman"/>
-          <w:sz w:val="24"/>
-          <w:szCs w:val="24"/>
-        </w:rPr>
-        <w:t xml:space="preserve">Metode RAD dipilih pada penelitian ini karena sesuai dengan sifat pengembangan yang benar-benar berlangsung. Rancangan kemampuan agen dan penyusunan konteks merek beberapa kali disempurnakan setelah sistem berjalan, berdasarkan penilaian terhadap mutu materi yang dihasilkan. Sebagai pembanding, Yusna dkk. (2025) mengembangkan sistem sejenis menggunakan metode Waterfall yang bersifat sekuensial. Metode sekuensial tersebut tidak dipilih karena tidak menggambarkan adanya putaran umpan balik yang terjadi pada penelitian ini.</w:t>
-      </w:r>
-    </w:p>
-    <w:p>
-      <w:pPr>
-        <w:jc w:val="both"/>
-        <w:spacing w:before="0" w:after="0" w:line="360" w:lineRule="auto"/>
-      </w:pPr>
-    </w:p>
-    <w:p>
-      <w:pPr>
-        <w:jc w:val="left"/>
-        <w:spacing w:before="0" w:after="0" w:line="360" w:lineRule="auto"/>
-      </w:pPr>
-      <w:r>
-        <w:rPr>
-          <w:rFonts w:ascii="Times New Roman" w:hAnsi="Times New Roman" w:cs="Times New Roman"/>
-          <w:b/>
-          <w:sz w:val="24"/>
-          <w:szCs w:val="24"/>
-        </w:rPr>
-        <w:t xml:space="preserve">2.2.8. Rubrik Penilaian dan Kesepakatan Antar-Penilai</w:t>
-      </w:r>
-    </w:p>
-    <w:p>
-      <w:pPr>
-        <w:jc w:val="both"/>
-        <w:spacing w:before="0" w:after="0" w:line="360" w:lineRule="auto"/>
-        <w:ind w:firstLine="567"/>
-      </w:pPr>
-      <w:r>
-        <w:rPr>
-          <w:rFonts w:ascii="Times New Roman" w:hAnsi="Times New Roman" w:cs="Times New Roman"/>
-          <w:sz w:val="24"/>
-          <w:szCs w:val="24"/>
-        </w:rPr>
-        <w:t xml:space="preserve">Rubrik penilaian adalah instrumen yang menguraikan dimensi penilaian beserta ukuran pada setiap tingkat skor. Hashemi dkk. (2024) menunjukkan bahwa mutu teks dapat dinilai secara terstruktur melalui rubrik berdimensi banyak yang dirumuskan terlebih dahulu, dan pendekatan itulah yang diadopsi pada penyusunan matriks penilaian di penelitian ini.</w:t>
-      </w:r>
-    </w:p>
-    <w:p>
-      <w:pPr>
-        <w:jc w:val="both"/>
-        <w:spacing w:before="0" w:after="0" w:line="360" w:lineRule="auto"/>
-        <w:ind w:firstLine="567"/>
-      </w:pPr>
-      <w:r>
-        <w:rPr>
-          <w:rFonts w:ascii="Times New Roman" w:hAnsi="Times New Roman" w:cs="Times New Roman"/>
-          <w:sz w:val="24"/>
-          <w:szCs w:val="24"/>
-        </w:rPr>
-        <w:t xml:space="preserve">Ketika penilaian dilakukan oleh lebih dari satu orang, tingkat kesepakatan antar-penilai perlu dilaporkan agar hasil penilaian dapat dipercaya. Borse dkk. (2025) mengukur kesepakatan tersebut menggunakan koefisien Kappa dan melaporkan kesepakatan substansial pada tiga tema serta moderat pada satu tema. Penelitian ini menempuh cara yang sama, yaitu melaporkan koefisien kesepakatan antar-penilai sebagai bagian dari hasil.</w:t>
-      </w:r>
-    </w:p>
-    <w:p>
-      <w:pPr>
-        <w:jc w:val="both"/>
-        <w:spacing w:before="0" w:after="0" w:line="360" w:lineRule="auto"/>
-      </w:pPr>
-    </w:p>
-    <w:p>
-      <w:pPr>
-        <w:jc w:val="left"/>
-        <w:spacing w:before="0" w:after="0" w:line="360" w:lineRule="auto"/>
-      </w:pPr>
-      <w:r>
-        <w:rPr>
-          <w:rFonts w:ascii="Times New Roman" w:hAnsi="Times New Roman" w:cs="Times New Roman"/>
-          <w:b/>
-          <w:sz w:val="24"/>
-          <w:szCs w:val="24"/>
-        </w:rPr>
-        <w:t xml:space="preserve">2.2.9. Notasi Perancangan Sistem</w:t>
-      </w:r>
-    </w:p>
-    <w:p>
-      <w:pPr>
-        <w:jc w:val="both"/>
-        <w:spacing w:before="0" w:after="0" w:line="360" w:lineRule="auto"/>
-        <w:ind w:firstLine="567"/>
-      </w:pPr>
-      <w:r>
-        <w:rPr>
-          <w:rFonts w:ascii="Times New Roman" w:hAnsi="Times New Roman" w:cs="Times New Roman"/>
-          <w:sz w:val="24"/>
-          <w:szCs w:val="24"/>
-        </w:rPr>
-        <w:t xml:space="preserve">Perancangan sistem pada penelitian ini menggunakan notasi </w:t>
-      </w:r>
-      <w:r>
-        <w:rPr>
-          <w:rFonts w:ascii="Times New Roman" w:hAnsi="Times New Roman" w:cs="Times New Roman"/>
-          <w:i/>
-          <w:sz w:val="24"/>
-          <w:szCs w:val="24"/>
-        </w:rPr>
-        <w:t xml:space="preserve">Unified Modeling Language</w:t>
-      </w:r>
-      <w:r>
-        <w:rPr>
-          <w:rFonts w:ascii="Times New Roman" w:hAnsi="Times New Roman" w:cs="Times New Roman"/>
-          <w:sz w:val="24"/>
-          <w:szCs w:val="24"/>
-        </w:rPr>
-        <w:t xml:space="preserve"> dan </w:t>
-      </w:r>
-      <w:r>
-        <w:rPr>
-          <w:rFonts w:ascii="Times New Roman" w:hAnsi="Times New Roman" w:cs="Times New Roman"/>
-          <w:i/>
-          <w:sz w:val="24"/>
-          <w:szCs w:val="24"/>
-        </w:rPr>
         <w:t xml:space="preserve">Entity Relationship Diagram</w:t>
       </w:r>
       <w:r>
@@ -2681,15 +2627,6 @@
       <w:r>
         <w:rPr>
           <w:rFonts w:ascii="Times New Roman" w:hAnsi="Times New Roman" w:cs="Times New Roman"/>
-          <w:b/>
-          <w:sz w:val="24"/>
-          <w:szCs w:val="24"/>
-        </w:rPr>
-        <w:t xml:space="preserve">[SITASI DIBUTUHKAN: satu rujukan yang menguraikan komponen dasar </w:t>
-      </w:r>
-      <w:r>
-        <w:rPr>
-          <w:rFonts w:ascii="Times New Roman" w:hAnsi="Times New Roman" w:cs="Times New Roman"/>
           <w:i/>
           <w:sz w:val="24"/>
           <w:szCs w:val="24"/>
@@ -2702,7 +2639,22 @@
           <w:sz w:val="24"/>
           <w:szCs w:val="24"/>
         </w:rPr>
-        <w:t xml:space="preserve">, yaitu entitas, atribut, relasi, dan kardinalitas. Beberapa kandidat sudah ditelusuri namun tidak lolos verifikasi: satu berkas menolak diakses, dan satu lagi ternyata membahas normalisasi basis data, bukan komponen ERD, meskipun judulnya menyiratkan sebaliknya.]</w:t>
+        <w:t xml:space="preserve"> menggambarkan struktur data melalui empat komponen dasar. Kadir (2020) menjelaskan entitas sebagai sesuatu dalam dunia nyata yang keberadaannya tidak bergantung pada yang lain, sedangkan atribut merupakan properti atau karakteristik yang melekat pada setiap entitas. Hubungan menyatakan keterkaitan antara beberapa tipe entitas, dengan jenis satu ke satu, satu ke banyak, banyak ke satu, dan banyak ke banyak.</w:t>
+      </w:r>
+    </w:p>
+    <w:p>
+      <w:pPr>
+        <w:jc w:val="both"/>
+        <w:spacing w:before="0" w:after="0" w:line="360" w:lineRule="auto"/>
+        <w:ind w:firstLine="567"/>
+      </w:pPr>
+      <w:r>
+        <w:rPr>
+          <w:rFonts w:ascii="Times New Roman" w:hAnsi="Times New Roman" w:cs="Times New Roman"/>
+          <w:sz w:val="24"/>
+          <w:szCs w:val="24"/>
+        </w:rPr>
+        <w:t xml:space="preserve">Kekangan kardinalitas menyatakan jumlah instan entitas suatu tipe yang dikaitkan dengan setiap instan pada tipe entitas lain, dan dibedakan menjadi kardinalitas minimum serta kardinalitas maksimum (Kadir, 2020). Keempat komponen inilah yang dipakai pada perancangan basis data penelitian ini.</w:t>
       </w:r>
     </w:p>
     <w:p>

--- a/skripsi/bab-2-tinjauan-pustaka.docx
+++ b/skripsi/bab-2-tinjauan-pustaka.docx
@@ -1984,7 +1984,7 @@
           <w:sz w:val="24"/>
           <w:szCs w:val="24"/>
         </w:rPr>
-        <w:t xml:space="preserve"> adalah cara sebuah merek berbicara kepada audiensnya, yang tercermin pada nada, pilihan kata, dan tingkat formalitas yang digunakan secara konsisten di seluruh titik sentuh. Kirkby dkk. (2023) meneliti keaslian </w:t>
+        <w:t xml:space="preserve"> adalah apa yang diproyeksikan sebuah merek dan pada akhirnya dipersepsikan oleh penerima yang dituju, mencakup sikap, nada suara, pilihan bahasa, dan tipografi. Definisi tersebut dirujuk Kirkby dkk. (2023) dari Kohli dan Yen dalam kajian mereka mengenai keaslian </w:t>
       </w:r>
       <w:r>
         <w:rPr>
@@ -2001,6 +2001,55 @@
           <w:sz w:val="24"/>
           <w:szCs w:val="24"/>
         </w:rPr>
+        <w:t xml:space="preserve">. Dengan kata lain, </w:t>
+      </w:r>
+      <w:r>
+        <w:rPr>
+          <w:rFonts w:ascii="Times New Roman" w:hAnsi="Times New Roman" w:cs="Times New Roman"/>
+          <w:i/>
+          <w:sz w:val="24"/>
+          <w:szCs w:val="24"/>
+        </w:rPr>
+        <w:t xml:space="preserve">brand voice</w:t>
+      </w:r>
+      <w:r>
+        <w:rPr>
+          <w:rFonts w:ascii="Times New Roman" w:hAnsi="Times New Roman" w:cs="Times New Roman"/>
+          <w:sz w:val="24"/>
+          <w:szCs w:val="24"/>
+        </w:rPr>
+        <w:t xml:space="preserve"> bukan sekadar apa yang ditulis merek, melainkan kesan yang tertangkap audiens dari cara merek itu menulis.</w:t>
+      </w:r>
+    </w:p>
+    <w:p>
+      <w:pPr>
+        <w:jc w:val="both"/>
+        <w:spacing w:before="0" w:after="0" w:line="360" w:lineRule="auto"/>
+        <w:ind w:firstLine="567"/>
+      </w:pPr>
+      <w:r>
+        <w:rPr>
+          <w:rFonts w:ascii="Times New Roman" w:hAnsi="Times New Roman" w:cs="Times New Roman"/>
+          <w:sz w:val="24"/>
+          <w:szCs w:val="24"/>
+        </w:rPr>
+        <w:t xml:space="preserve">Kirkby dkk. (2023) meneliti keaslian </w:t>
+      </w:r>
+      <w:r>
+        <w:rPr>
+          <w:rFonts w:ascii="Times New Roman" w:hAnsi="Times New Roman" w:cs="Times New Roman"/>
+          <w:i/>
+          <w:sz w:val="24"/>
+          <w:szCs w:val="24"/>
+        </w:rPr>
+        <w:t xml:space="preserve">brand voice</w:t>
+      </w:r>
+      <w:r>
+        <w:rPr>
+          <w:rFonts w:ascii="Times New Roman" w:hAnsi="Times New Roman" w:cs="Times New Roman"/>
+          <w:sz w:val="24"/>
+          <w:szCs w:val="24"/>
+        </w:rPr>
         <w:t xml:space="preserve"> dalam kaitannya dengan keaslian merek dan sikap terhadap merek, dan menemukan melalui eksperimen 3x3 terhadap 624 responden bahwa teks yang dinyatakan dihasilkan kecerdasan buatan tidak dipersepsikan kurang autentik dibanding teks yang dinyatakan ditulis manusia. Temuan tersebut menunjukkan bahwa yang menentukan persepsi bukan sumber teksnya, melainkan kesesuaian teks dengan suara merek yang telah dikenal audiens.</w:t>
       </w:r>
     </w:p>
@@ -2045,11 +2094,10 @@
       <w:r>
         <w:rPr>
           <w:rFonts w:ascii="Times New Roman" w:hAnsi="Times New Roman" w:cs="Times New Roman"/>
-          <w:b/>
-          <w:sz w:val="24"/>
-          <w:szCs w:val="24"/>
-        </w:rPr>
-        <w:t xml:space="preserve">[SITASI DIBUTUHKAN: satu definisi baku </w:t>
+          <w:sz w:val="24"/>
+          <w:szCs w:val="24"/>
+        </w:rPr>
+        <w:t xml:space="preserve">Kirkby dkk. (2025) selanjutnya menyusun kerangka konseptual bagi ko-kreasi manusia dan kecerdasan buatan dalam menghasilkan </w:t>
       </w:r>
       <w:r>
         <w:rPr>
@@ -2066,24 +2114,7 @@
           <w:sz w:val="24"/>
           <w:szCs w:val="24"/>
         </w:rPr>
-        <w:t xml:space="preserve"> dari buku </w:t>
-      </w:r>
-      <w:r>
-        <w:rPr>
-          <w:rFonts w:ascii="Times New Roman" w:hAnsi="Times New Roman" w:cs="Times New Roman"/>
-          <w:i/>
-          <w:sz w:val="24"/>
-          <w:szCs w:val="24"/>
-        </w:rPr>
-        <w:t xml:space="preserve">branding</w:t>
-      </w:r>
-      <w:r>
-        <w:rPr>
-          <w:rFonts w:ascii="Times New Roman" w:hAnsi="Times New Roman" w:cs="Times New Roman"/>
-          <w:sz w:val="24"/>
-          <w:szCs w:val="24"/>
-        </w:rPr>
-        <w:t xml:space="preserve"> atau jurnal manajemen pemasaran untuk memperkuat kalimat pembuka. Sisi pengujiannya sudah ditopang Kirkby dkk. (2023); yang belum ada hanya definisi formalnya.]</w:t>
+        <w:t xml:space="preserve"> yang kreatif. Arah tersebut sejalan dengan rancangan penelitian ini, yang menempatkan agen kecerdasan buatan pada penyusunan awal materi sementara manusia tetap menjadi pemeriksa akhir sebelum materi diterbitkan.</w:t>
       </w:r>
     </w:p>
     <w:p>

--- a/skripsi/bab-2-tinjauan-pustaka.docx
+++ b/skripsi/bab-2-tinjauan-pustaka.docx
@@ -156,22 +156,22 @@
           <w:sz w:val="24"/>
           <w:szCs w:val="24"/>
         </w:rPr>
-        <w:t xml:space="preserve">, serta padanannya dalam bahasa Indonesia yaitu otomasi konten pemasaran, kecerdasan buatan generatif, dan rancang bangun sistem informasi. Kriteria inklusi yang ditetapkan adalah publikasi terbitan tahun 2021 sampai 2026, berbahasa Indonesia atau Inggris, dan membahas penerapan model bahasa besar pada produksi konten, evaluasi luaran teks, atau pengembangan sistem informasi. Penelusuran menghasilkan dua puluh penelitian yang relevan.</w:t>
-      </w:r>
-    </w:p>
-    <w:p>
-      <w:pPr>
-        <w:jc w:val="both"/>
-        <w:spacing w:before="0" w:after="0" w:line="360" w:lineRule="auto"/>
-        <w:ind w:firstLine="567"/>
-      </w:pPr>
-      <w:r>
-        <w:rPr>
-          <w:rFonts w:ascii="Times New Roman" w:hAnsi="Times New Roman" w:cs="Times New Roman"/>
-          <w:sz w:val="24"/>
-          <w:szCs w:val="24"/>
-        </w:rPr>
-        <w:t xml:space="preserve">Kedua puluh penelitian tersebut disajikan dalam dua bentuk yang saling melengkapi. Sepuluh penelitian pertama diuraikan secara naratif pada bagian ini karena masing-masing membentuk satu mata rantai argumen yang menuntun pada celah riset. Sepuluh penelitian berikutnya disajikan dalam bentuk tabel pada Tabel 2.1 karena kedudukannya sebagai pembanding metode pengembangan dan pembanding konteks lokal, sehingga cukup dibandingkan pada dimensi yang sama tanpa perlu diuraikan satu per satu.</w:t>
+        <w:t xml:space="preserve">, serta padanannya dalam bahasa Indonesia yaitu otomasi konten pemasaran, kecerdasan buatan generatif, dan perancangan sistem informasi. Kriteria inklusi yang ditetapkan adalah publikasi terbitan tahun 2021 sampai 2026, berbahasa Indonesia atau Inggris, dan membahas penerapan model bahasa besar pada produksi konten, evaluasi luaran teks, atau pengembangan sistem informasi. Penelusuran menghasilkan dua puluh penelitian yang relevan.</w:t>
+      </w:r>
+    </w:p>
+    <w:p>
+      <w:pPr>
+        <w:jc w:val="both"/>
+        <w:spacing w:before="0" w:after="0" w:line="360" w:lineRule="auto"/>
+        <w:ind w:firstLine="567"/>
+      </w:pPr>
+      <w:r>
+        <w:rPr>
+          <w:rFonts w:ascii="Times New Roman" w:hAnsi="Times New Roman" w:cs="Times New Roman"/>
+          <w:sz w:val="24"/>
+          <w:szCs w:val="24"/>
+        </w:rPr>
+        <w:t xml:space="preserve">Kedua puluh penelitian tersebut disajikan dalam dua bentuk yang saling melengkapi. Sepuluh penelitian pertama diuraikan secara naratif pada bagian ini karena masing-masing membentuk satu mata rantai argumen yang menuntun pada celah riset. Sepuluh penelitian berikutnya disajikan dalam bentuk tabel pada Tabel 2.1 karena kedudukannya sebagai pembanding metode perancangan dan pembanding konteks lokal, sehingga cukup dibandingkan pada dimensi yang sama tanpa perlu diuraikan satu per satu.</w:t>
       </w:r>
     </w:p>
     <w:p>
@@ -297,7 +297,7 @@
           <w:sz w:val="24"/>
           <w:szCs w:val="24"/>
         </w:rPr>
-        <w:t xml:space="preserve"> berbasis model bahasa besar berdasarkan aktor yang terlibat, jenis interaksi, struktur organisasi, strategi, dan protokol koordinasi. Kerangka tersebut menjadi acuan yang berguna dalam merancang pembagian tugas antar-agen. Kontribusinya bersifat menata bidang kajian agar dapat dikembangkan lebih lanjut. Perbedaannya dengan penelitian ini terletak pada tataran pembahasan, karena kerangka tersebut tidak diuji pada satu proses bisnis tertentu dan tidak disertai pengukuran dampak penerapannya.</w:t>
+        <w:t xml:space="preserve"> berbasis model bahasa besar berdasarkan aktor yang terlibat, jenis interaksi, struktur organisasi, strategi, dan protokol koordinasi. Kerangka tersebut menjadi acuan yang berguna dalam merancang pembagian tugas antar-agen. Kontribusinya bersifat menata bidang kajian agar dapat dilanjutkan penelitian berikutnya. Perbedaannya dengan penelitian ini terletak pada tataran pembahasan, karena kerangka tersebut tidak diuji pada satu proses bisnis tertentu dan tidak disertai pengukuran dampak penerapannya.</w:t>
       </w:r>
     </w:p>
     <w:p>
@@ -408,7 +408,7 @@
           <w:sz w:val="24"/>
           <w:szCs w:val="24"/>
         </w:rPr>
-        <w:t xml:space="preserve">Hashemi dkk. (2024) mengembangkan pendekatan penilaian teks secara otomatis dan terkalibrasi menggunakan rubrik berdimensi banyak, dengan melatih jaringan saraf yang menggabungkan parameter khusus penilai dan parameter umum untuk memperkirakan penilaian manusia. Penelitian tersebut menunjukkan bahwa mutu teks dapat dinilai secara terstruktur melalui dimensi yang dirumuskan terlebih dahulu, dan gagasan itulah yang diadopsi pada penyusunan rubrik penilaian di penelitian ini. Perbedaannya, penelitian tersebut berupaya menggantikan penilai manusia dengan model, sedangkan penelitian ini tetap menempatkan manusia sebagai penilai dan justru melaporkan kesepakatan antar-penilai sebagai bagian dari hasil.</w:t>
+        <w:t xml:space="preserve">Hashemi dkk. (2024) menyusun pendekatan penilaian teks secara otomatis dan terkalibrasi menggunakan rubrik berdimensi banyak, dengan melatih jaringan saraf yang menggabungkan parameter khusus penilai dan parameter umum untuk memperkirakan penilaian manusia. Penelitian tersebut menunjukkan bahwa mutu teks dapat dinilai secara terstruktur melalui dimensi yang dirumuskan terlebih dahulu, dan gagasan itulah yang diadopsi pada penyusunan rubrik penilaian di penelitian ini. Perbedaannya, penelitian tersebut berupaya menggantikan penilai manusia dengan model, sedangkan penelitian ini tetap menempatkan manusia sebagai penilai dan justru melaporkan kesepakatan antar-penilai sebagai bagian dari hasil.</w:t>
       </w:r>
     </w:p>
     <w:p>
@@ -455,7 +455,7 @@
           <w:sz w:val="24"/>
           <w:szCs w:val="24"/>
         </w:rPr>
-        <w:t xml:space="preserve">Sepuluh penelitian berikutnya berkedudukan sebagai pembanding metode pengembangan dan pembanding konteks lokal. Ringkasannya disajikan pada Tabel 2.1.</w:t>
+        <w:t xml:space="preserve">Sepuluh penelitian berikutnya berkedudukan sebagai pembanding metode perancangan sistem dan pembanding konteks lokal. Ringkasannya disajikan pada Tabel 2.1.</w:t>
       </w:r>
     </w:p>
     <w:tbl>
@@ -1648,7 +1648,7 @@
           <w:sz w:val="24"/>
           <w:szCs w:val="24"/>
         </w:rPr>
-        <w:t xml:space="preserve">Dengan demikian terdapat celah riset yang belum terisi. Belum ditemukan penelitian yang sekaligus membangun sistem produksi konten pemasaran yang benar-benar dioperasikan, menerapkan arsitektur </w:t>
+        <w:t xml:space="preserve">Dengan demikian terdapat celah riset yang belum terisi. Belum ditemukan penelitian yang sekaligus merancang sistem produksi konten pemasaran untuk proses kerja yang nyata, menerapkan arsitektur </w:t>
       </w:r>
       <w:r>
         <w:rPr>
@@ -2278,7 +2278,7 @@
           <w:sz w:val="24"/>
           <w:szCs w:val="24"/>
         </w:rPr>
-        <w:t xml:space="preserve"> atau RAD adalah metode pengembangan sistem yang bersifat iteratif dan melibatkan pengguna pada setiap tahapannya (Yunus dkk., 2025). Berbeda dari metode sekuensial yang menuntut setiap tahap diselesaikan sepenuhnya sebelum tahap berikutnya dimulai, RAD memungkinkan hasil pada suatu tahap dievaluasi dan diperbaiki sebelum sistem dinyatakan selesai. Ciri lain yang melekat pada metode ini adalah siklus pengembangan yang pendek serta ukuran tim yang kecil.</w:t>
+        <w:t xml:space="preserve"> atau RAD adalah metode pengembangan sistem yang bersifat iteratif dan melibatkan pengguna pada setiap tahapannya (Yunus dkk., 2025). Berbeda dari metode sekuensial yang menuntut setiap tahap diselesaikan sepenuhnya sebelum tahap berikutnya dimulai, RAD memungkinkan hasil pada suatu tahap dievaluasi dan diperbaiki sebelum sistem dinyatakan selesai. Ciri lain yang melekat pada metode ini adalah siklus kerja yang pendek serta ukuran tim yang kecil.</w:t>
       </w:r>
     </w:p>
     <w:p>
@@ -2393,7 +2393,7 @@
           <w:sz w:val="24"/>
           <w:szCs w:val="24"/>
         </w:rPr>
-        <w:t xml:space="preserve">Penerapan RAD pada pengembangan sistem informasi berbasis web telah banyak dilakukan di Indonesia. Rasim dkk. (2025) menerapkan RAD pada pembangunan sistem informasi monitoring dan analisis kinerja penjualan dengan menitikberatkan fase </w:t>
+        <w:t xml:space="preserve">Penerapan RAD pada perancangan sistem informasi berbasis web telah banyak dilakukan di Indonesia. Rasim dkk. (2025) menerapkan RAD pada pembangunan sistem informasi monitoring dan analisis kinerja penjualan dengan menitikberatkan fase </w:t>
       </w:r>
       <w:r>
         <w:rPr>
@@ -2476,7 +2476,7 @@
           <w:sz w:val="24"/>
           <w:szCs w:val="24"/>
         </w:rPr>
-        <w:t xml:space="preserve">Metode RAD dipilih pada penelitian ini karena sesuai dengan sifat pengembangan yang benar-benar berlangsung. Rancangan kemampuan agen dan penyusunan konteks merek beberapa kali disempurnakan setelah sistem berjalan, berdasarkan penilaian terhadap mutu materi yang dihasilkan. Sebagai pembanding, Yusna dkk. (2025) mengembangkan sistem sejenis menggunakan metode Waterfall yang bersifat sekuensial. Metode sekuensial tersebut tidak dipilih karena tidak menggambarkan adanya putaran umpan balik yang terjadi pada penelitian ini.</w:t>
+        <w:t xml:space="preserve">Metode RAD dipilih pada penelitian ini karena perancangan berlangsung berulang. Rancangan kemampuan agen dan penyusunan konteks merek beberapa kali diperbaiki selama prototipe diuji, berdasarkan penilaian terhadap mutu materi yang dihasilkan. Sebagai pembanding, Yusna dkk. (2025) membangun sistem sejenis menggunakan metode Waterfall yang bersifat sekuensial. Metode sekuensial tersebut tidak dipilih karena tidak menggambarkan adanya putaran umpan balik yang terjadi pada penelitian ini.</w:t>
       </w:r>
     </w:p>
     <w:p>

--- a/skripsi/bab-2-tinjauan-pustaka.docx
+++ b/skripsi/bab-2-tinjauan-pustaka.docx
@@ -156,7 +156,7 @@
           <w:sz w:val="24"/>
           <w:szCs w:val="24"/>
         </w:rPr>
-        <w:t xml:space="preserve">, serta padanannya dalam bahasa Indonesia yaitu otomasi konten pemasaran, kecerdasan buatan generatif, dan perancangan sistem informasi. Kriteria inklusi yang ditetapkan adalah publikasi terbitan tahun 2021 sampai 2026, berbahasa Indonesia atau Inggris, dan membahas penerapan model bahasa besar pada produksi konten, evaluasi luaran teks, atau pengembangan sistem informasi. Penelusuran menghasilkan dua puluh penelitian yang relevan.</w:t>
+        <w:t xml:space="preserve">, serta padanannya dalam bahasa Indonesia yaitu otomasi konten pemasaran, kecerdasan buatan generatif, dan perancangan sistem informasi. Kriteria inklusi yang ditetapkan adalah publikasi terbitan tahun 2021 sampai 2026, berbahasa Indonesia atau Inggris, dan membahas penerapan model bahasa besar pada produksi konten, evaluasi luaran teks, atau perancangan sistem informasi. Penelusuran menghasilkan dua puluh penelitian yang relevan.</w:t>
       </w:r>
     </w:p>
     <w:p>

--- a/skripsi/bab-2-tinjauan-pustaka.docx
+++ b/skripsi/bab-2-tinjauan-pustaka.docx
@@ -1,7 +1,8 @@
 
 <file path=word/document.xml><?xml version="1.0" encoding="utf-8"?>
-<w:document xmlns:w="http://schemas.openxmlformats.org/wordprocessingml/2006/main">
+<w:document xmlns:w="http://schemas.openxmlformats.org/wordprocessingml/2006/main" xmlns:r="http://schemas.openxmlformats.org/officeDocument/2006/relationships">
   <w:body>
+    <w:bookmarkStart w:id="1" w:name="Rdd220554f32b6921"/>
     <w:p>
       <w:pPr>
         <w:jc w:val="center"/>
@@ -32,18 +33,20 @@
         <w:t xml:space="preserve">TINJAUAN PUSTAKA</w:t>
       </w:r>
     </w:p>
-    <w:p>
-      <w:pPr>
-        <w:jc w:val="both"/>
-        <w:spacing w:before="0" w:after="0" w:line="360" w:lineRule="auto"/>
-      </w:pPr>
-    </w:p>
-    <w:p>
-      <w:pPr>
-        <w:jc w:val="both"/>
-        <w:spacing w:before="0" w:after="0" w:line="360" w:lineRule="auto"/>
-      </w:pPr>
-    </w:p>
+    <w:bookmarkEnd w:id="1"/>
+    <w:p>
+      <w:pPr>
+        <w:jc w:val="both"/>
+        <w:spacing w:before="0" w:after="0" w:line="360" w:lineRule="auto"/>
+      </w:pPr>
+    </w:p>
+    <w:p>
+      <w:pPr>
+        <w:jc w:val="both"/>
+        <w:spacing w:before="0" w:after="0" w:line="360" w:lineRule="auto"/>
+      </w:pPr>
+    </w:p>
+    <w:bookmarkStart w:id="2" w:name="R9b8dba5a4d1f90aa"/>
     <w:p>
       <w:pPr>
         <w:jc w:val="left"/>
@@ -59,6 +62,7 @@
         <w:t xml:space="preserve">2.1 Penelitian Terdahulu</w:t>
       </w:r>
     </w:p>
+    <w:bookmarkEnd w:id="2"/>
     <w:p>
       <w:pPr>
         <w:jc w:val="both"/>
@@ -159,6 +163,7 @@
         <w:t xml:space="preserve">, serta padanannya dalam bahasa Indonesia yaitu otomasi konten pemasaran, kecerdasan buatan generatif, dan perancangan sistem informasi. Kriteria inklusi yang ditetapkan adalah publikasi terbitan tahun 2021 sampai 2026, berbahasa Indonesia atau Inggris, dan membahas penerapan model bahasa besar pada produksi konten, evaluasi luaran teks, atau perancangan sistem informasi. Penelusuran menghasilkan dua puluh penelitian yang relevan.</w:t>
       </w:r>
     </w:p>
+    <w:bookmarkStart w:id="3" w:name="R09e8bfae7aa05b9e"/>
     <w:p>
       <w:pPr>
         <w:jc w:val="both"/>
@@ -174,6 +179,7 @@
         <w:t xml:space="preserve">Kedua puluh penelitian tersebut disajikan dalam dua bentuk yang saling melengkapi. Sepuluh penelitian pertama diuraikan secara naratif pada bagian ini karena masing-masing membentuk satu mata rantai argumen yang menuntun pada celah riset. Sepuluh penelitian berikutnya disajikan dalam bentuk tabel pada Tabel 2.1 karena kedudukannya sebagai pembanding metode perancangan dan pembanding konteks lokal, sehingga cukup dibandingkan pada dimensi yang sama tanpa perlu diuraikan satu per satu.</w:t>
       </w:r>
     </w:p>
+    <w:bookmarkEnd w:id="3"/>
     <w:p>
       <w:pPr>
         <w:jc w:val="both"/>
@@ -1691,6 +1697,7 @@
         <w:spacing w:before="0" w:after="0" w:line="360" w:lineRule="auto"/>
       </w:pPr>
     </w:p>
+    <w:bookmarkStart w:id="4" w:name="R56b8c0b394e9299a"/>
     <w:p>
       <w:pPr>
         <w:jc w:val="left"/>
@@ -1706,6 +1713,7 @@
         <w:t xml:space="preserve">2.2 Landasan Teori</w:t>
       </w:r>
     </w:p>
+    <w:bookmarkEnd w:id="4"/>
     <w:p>
       <w:pPr>
         <w:jc w:val="both"/>
@@ -2694,6 +2702,7 @@
         <w:spacing w:before="0" w:after="0" w:line="360" w:lineRule="auto"/>
       </w:pPr>
     </w:p>
+    <w:bookmarkStart w:id="5" w:name="R69d47ff006b5793d"/>
     <w:p>
       <w:pPr>
         <w:jc w:val="left"/>
@@ -2709,6 +2718,8 @@
         <w:t xml:space="preserve">2.3 Kerangka Berpikir</w:t>
       </w:r>
     </w:p>
+    <w:bookmarkEnd w:id="5"/>
+    <w:bookmarkStart w:id="6" w:name="R38776303d8402f4d"/>
     <w:p>
       <w:pPr>
         <w:jc w:val="both"/>
@@ -2724,6 +2735,7 @@
         <w:t xml:space="preserve">Kerangka berpikir penelitian ini disusun untuk menghubungkan permasalahan yang ditemukan di lapangan dengan hasil yang diharapkan melalui landasan teori dan penelitian terdahulu yang telah diuraikan. Alur kerangka berpikir tersebut disajikan pada Gambar 2.1.</w:t>
       </w:r>
     </w:p>
+    <w:bookmarkEnd w:id="6"/>
     <w:p>
       <w:pPr>
         <w:jc w:val="both"/>
@@ -2838,11 +2850,141 @@
       </w:r>
     </w:p>
     <w:sectPr>
+      <w:headerReference w:type="first" r:id="rId3"/>
+      <w:headerReference w:type="default" r:id="rId4"/>
+      <w:footerReference w:type="first" r:id="rId6"/>
+      <w:footerReference w:type="default" r:id="rId5"/>
       <w:pgSz w:w="11906" w:h="16838"/>
       <w:pgMar w:top="1701" w:right="1701" w:bottom="1701" w:left="2268" w:header="850" w:footer="850" w:gutter="0"/>
+      <w:pgNumType w:fmt="decimal" w:start="1"/>
+      <w:titlePg/>
     </w:sectPr>
   </w:body>
 </w:document>
+</file>
+
+<file path=word/footer1.xml><?xml version="1.0" encoding="utf-8"?>
+<w:ftr xmlns:w="http://schemas.openxmlformats.org/wordprocessingml/2006/main">
+  <w:p>
+    <w:pPr>
+      <w:jc w:val="left"/>
+      <w:spacing w:before="0" w:after="0" w:line="240" w:lineRule="auto"/>
+    </w:pPr>
+  </w:p>
+</w:ftr>
+</file>
+
+<file path=word/footer2.xml><?xml version="1.0" encoding="utf-8"?>
+<w:ftr xmlns:w="http://schemas.openxmlformats.org/wordprocessingml/2006/main">
+  <w:p>
+    <w:pPr>
+      <w:jc w:val="center"/>
+      <w:spacing w:before="0" w:after="0" w:line="240" w:lineRule="auto"/>
+    </w:pPr>
+    <w:r>
+      <w:rPr>
+        <w:rFonts w:ascii="Times New Roman" w:hAnsi="Times New Roman" w:cs="Times New Roman"/>
+        <w:sz w:val="24"/>
+        <w:szCs w:val="24"/>
+      </w:rPr>
+      <w:fldChar w:fldCharType="begin"/>
+    </w:r>
+    <w:r>
+      <w:rPr>
+        <w:rFonts w:ascii="Times New Roman" w:hAnsi="Times New Roman" w:cs="Times New Roman"/>
+        <w:sz w:val="24"/>
+        <w:szCs w:val="24"/>
+      </w:rPr>
+      <w:instrText xml:space="preserve"> PAGE </w:instrText>
+    </w:r>
+    <w:r>
+      <w:rPr>
+        <w:rFonts w:ascii="Times New Roman" w:hAnsi="Times New Roman" w:cs="Times New Roman"/>
+        <w:sz w:val="24"/>
+        <w:szCs w:val="24"/>
+      </w:rPr>
+      <w:fldChar w:fldCharType="separate"/>
+    </w:r>
+    <w:r>
+      <w:rPr>
+        <w:rFonts w:ascii="Times New Roman" w:hAnsi="Times New Roman" w:cs="Times New Roman"/>
+        <w:sz w:val="24"/>
+        <w:szCs w:val="24"/>
+      </w:rPr>
+      <w:t>1</w:t>
+    </w:r>
+    <w:r>
+      <w:rPr>
+        <w:rFonts w:ascii="Times New Roman" w:hAnsi="Times New Roman" w:cs="Times New Roman"/>
+        <w:sz w:val="24"/>
+        <w:szCs w:val="24"/>
+      </w:rPr>
+      <w:fldChar w:fldCharType="end"/>
+    </w:r>
+  </w:p>
+</w:ftr>
+</file>
+
+<file path=word/header1.xml><?xml version="1.0" encoding="utf-8"?>
+<w:hdr xmlns:w="http://schemas.openxmlformats.org/wordprocessingml/2006/main">
+  <w:p>
+    <w:pPr>
+      <w:jc w:val="left"/>
+      <w:spacing w:before="0" w:after="0" w:line="240" w:lineRule="auto"/>
+    </w:pPr>
+  </w:p>
+</w:hdr>
+</file>
+
+<file path=word/header2.xml><?xml version="1.0" encoding="utf-8"?>
+<w:hdr xmlns:w="http://schemas.openxmlformats.org/wordprocessingml/2006/main">
+  <w:p>
+    <w:pPr>
+      <w:jc w:val="right"/>
+      <w:spacing w:before="0" w:after="0" w:line="240" w:lineRule="auto"/>
+    </w:pPr>
+    <w:r>
+      <w:rPr>
+        <w:rFonts w:ascii="Times New Roman" w:hAnsi="Times New Roman" w:cs="Times New Roman"/>
+        <w:sz w:val="24"/>
+        <w:szCs w:val="24"/>
+      </w:rPr>
+      <w:fldChar w:fldCharType="begin"/>
+    </w:r>
+    <w:r>
+      <w:rPr>
+        <w:rFonts w:ascii="Times New Roman" w:hAnsi="Times New Roman" w:cs="Times New Roman"/>
+        <w:sz w:val="24"/>
+        <w:szCs w:val="24"/>
+      </w:rPr>
+      <w:instrText xml:space="preserve"> PAGE </w:instrText>
+    </w:r>
+    <w:r>
+      <w:rPr>
+        <w:rFonts w:ascii="Times New Roman" w:hAnsi="Times New Roman" w:cs="Times New Roman"/>
+        <w:sz w:val="24"/>
+        <w:szCs w:val="24"/>
+      </w:rPr>
+      <w:fldChar w:fldCharType="separate"/>
+    </w:r>
+    <w:r>
+      <w:rPr>
+        <w:rFonts w:ascii="Times New Roman" w:hAnsi="Times New Roman" w:cs="Times New Roman"/>
+        <w:sz w:val="24"/>
+        <w:szCs w:val="24"/>
+      </w:rPr>
+      <w:t>1</w:t>
+    </w:r>
+    <w:r>
+      <w:rPr>
+        <w:rFonts w:ascii="Times New Roman" w:hAnsi="Times New Roman" w:cs="Times New Roman"/>
+        <w:sz w:val="24"/>
+        <w:szCs w:val="24"/>
+      </w:rPr>
+      <w:fldChar w:fldCharType="end"/>
+    </w:r>
+  </w:p>
+</w:hdr>
 </file>
 
 <file path=word/styles.xml><?xml version="1.0" encoding="utf-8"?>
